--- a/24022956_NguyenHongDang_ReportMachineLearningforDesign.docx
+++ b/24022956_NguyenHongDang_ReportMachineLearningforDesign.docx
@@ -171,7 +171,7 @@
           <w:noProof/>
         </w:rPr>
         <w:drawing>
-          <wp:inline distT="0" distB="0" distL="0" distR="0" wp14:anchorId="39423D23" wp14:editId="06720033">
+          <wp:inline distT="0" distB="0" distL="0" distR="0" wp14:anchorId="39423D23" wp14:editId="04445AAC">
             <wp:extent cx="1201615" cy="1201615"/>
             <wp:effectExtent l="0" t="0" r="0" b="5715"/>
             <wp:docPr id="41098514" name="Picture 1"/>
@@ -22556,7 +22556,7 @@
                 <w:lang w:val="vi-VN"/>
               </w:rPr>
               <w:drawing>
-                <wp:inline distT="0" distB="0" distL="0" distR="0" wp14:anchorId="28301E4C" wp14:editId="61E417CD">
+                <wp:inline distT="0" distB="0" distL="0" distR="0" wp14:anchorId="28301E4C" wp14:editId="7BE11089">
                   <wp:extent cx="5645179" cy="1981200"/>
                   <wp:effectExtent l="0" t="0" r="0" b="0"/>
                   <wp:docPr id="4" name="Picture 4"/>
@@ -23530,7 +23530,7 @@
                 <w:lang w:val="en-US"/>
               </w:rPr>
               <w:drawing>
-                <wp:inline distT="0" distB="0" distL="0" distR="0" wp14:anchorId="5F0CF378" wp14:editId="69D66B6D">
+                <wp:inline distT="0" distB="0" distL="0" distR="0" wp14:anchorId="5F0CF378" wp14:editId="656557AA">
                   <wp:extent cx="5756910" cy="1579880"/>
                   <wp:effectExtent l="0" t="0" r="0" b="1270"/>
                   <wp:docPr id="16" name="Picture 16"/>
@@ -26314,7 +26314,7 @@
               </w:rPr>
               <w:lastRenderedPageBreak/>
               <w:drawing>
-                <wp:inline distT="0" distB="0" distL="0" distR="0" wp14:anchorId="68C71CC9" wp14:editId="24C30CFF">
+                <wp:inline distT="0" distB="0" distL="0" distR="0" wp14:anchorId="68C71CC9" wp14:editId="3CD57E91">
                   <wp:extent cx="2771145" cy="6946084"/>
                   <wp:effectExtent l="0" t="0" r="0" b="7620"/>
                   <wp:docPr id="20" name="Picture 20"/>
@@ -34023,7 +34023,7 @@
                 <w:lang w:val="en-US"/>
               </w:rPr>
               <w:drawing>
-                <wp:inline distT="0" distB="0" distL="0" distR="0" wp14:anchorId="06D7EAB3" wp14:editId="1040E5F8">
+                <wp:inline distT="0" distB="0" distL="0" distR="0" wp14:anchorId="06D7EAB3" wp14:editId="61560A49">
                   <wp:extent cx="5632397" cy="2563909"/>
                   <wp:effectExtent l="0" t="0" r="6985" b="8255"/>
                   <wp:docPr id="25" name="Picture 25"/>
@@ -34420,7 +34420,7 @@
                 <w:lang w:val="en-US"/>
               </w:rPr>
               <w:drawing>
-                <wp:inline distT="0" distB="0" distL="0" distR="0" wp14:anchorId="0C86B265" wp14:editId="2D000E03">
+                <wp:inline distT="0" distB="0" distL="0" distR="0" wp14:anchorId="0C86B265" wp14:editId="56BB0FB2">
                   <wp:extent cx="5761355" cy="2129790"/>
                   <wp:effectExtent l="0" t="0" r="0" b="3810"/>
                   <wp:docPr id="27" name="Picture 27"/>
@@ -34604,7 +34604,7 @@
               </w:rPr>
               <w:lastRenderedPageBreak/>
               <w:drawing>
-                <wp:inline distT="0" distB="0" distL="0" distR="0" wp14:anchorId="48D5DD7D" wp14:editId="0E069147">
+                <wp:inline distT="0" distB="0" distL="0" distR="0" wp14:anchorId="48D5DD7D" wp14:editId="16410074">
                   <wp:extent cx="5756275" cy="3716020"/>
                   <wp:effectExtent l="0" t="0" r="0" b="0"/>
                   <wp:docPr id="28" name="Picture 28"/>
@@ -35033,7 +35033,7 @@
                 <w:lang w:val="en-US"/>
               </w:rPr>
               <w:drawing>
-                <wp:inline distT="0" distB="0" distL="0" distR="0" wp14:anchorId="051A996C" wp14:editId="64231429">
+                <wp:inline distT="0" distB="0" distL="0" distR="0" wp14:anchorId="051A996C" wp14:editId="1043DB4E">
                   <wp:extent cx="2445006" cy="3058246"/>
                   <wp:effectExtent l="0" t="0" r="0" b="8890"/>
                   <wp:docPr id="23" name="Picture 23"/>
@@ -35105,7 +35105,7 @@
                 <w:lang w:val="en-US"/>
               </w:rPr>
               <w:drawing>
-                <wp:inline distT="0" distB="0" distL="0" distR="0" wp14:anchorId="46943466" wp14:editId="54448805">
+                <wp:inline distT="0" distB="0" distL="0" distR="0" wp14:anchorId="46943466" wp14:editId="2D4A2395">
                   <wp:extent cx="3152649" cy="1784668"/>
                   <wp:effectExtent l="0" t="0" r="0" b="6350"/>
                   <wp:docPr id="24" name="Picture 24"/>
@@ -36113,30 +36113,20 @@
     <w:p>
       <w:pPr>
         <w:spacing w:before="120" w:line="360" w:lineRule="auto"/>
-        <w:ind w:firstLine="720"/>
+        <w:ind w:firstLine="0"/>
         <w:rPr>
           <w:b/>
           <w:bCs/>
           <w:sz w:val="26"/>
           <w:szCs w:val="26"/>
-          <w:lang w:val="en-US"/>
-        </w:rPr>
-      </w:pPr>
-      <w:r>
-        <w:rPr>
-          <w:b/>
-          <w:bCs/>
-          <w:sz w:val="26"/>
-          <w:szCs w:val="26"/>
-          <w:lang w:val="en-US"/>
-        </w:rPr>
-        <w:t>Tiếng Việt</w:t>
-      </w:r>
+          <w:lang w:val="vi-VN"/>
+        </w:rPr>
+      </w:pPr>
     </w:p>
     <w:tbl>
       <w:tblPr>
         <w:tblStyle w:val="TableGrid"/>
-        <w:tblW w:w="9493" w:type="dxa"/>
+        <w:tblW w:w="9072" w:type="dxa"/>
         <w:tblBorders>
           <w:top w:val="none" w:sz="0" w:space="0" w:color="auto"/>
           <w:left w:val="none" w:sz="0" w:space="0" w:color="auto"/>
@@ -36149,7 +36139,7 @@
       </w:tblPr>
       <w:tblGrid>
         <w:gridCol w:w="1240"/>
-        <w:gridCol w:w="8253"/>
+        <w:gridCol w:w="7832"/>
       </w:tblGrid>
       <w:tr>
         <w:trPr>
@@ -36205,7 +36195,7 @@
         </w:tc>
         <w:tc>
           <w:tcPr>
-            <w:tcW w:w="8253" w:type="dxa"/>
+            <w:tcW w:w="7832" w:type="dxa"/>
           </w:tcPr>
           <w:p>
             <w:pPr>
@@ -36285,7 +36275,7 @@
         </w:tc>
         <w:tc>
           <w:tcPr>
-            <w:tcW w:w="8253" w:type="dxa"/>
+            <w:tcW w:w="7832" w:type="dxa"/>
           </w:tcPr>
           <w:p>
             <w:pPr>
@@ -36365,7 +36355,7 @@
         </w:tc>
         <w:tc>
           <w:tcPr>
-            <w:tcW w:w="8253" w:type="dxa"/>
+            <w:tcW w:w="7832" w:type="dxa"/>
           </w:tcPr>
           <w:p>
             <w:pPr>
@@ -36432,7 +36422,7 @@
         </w:tc>
         <w:tc>
           <w:tcPr>
-            <w:tcW w:w="8253" w:type="dxa"/>
+            <w:tcW w:w="7832" w:type="dxa"/>
           </w:tcPr>
           <w:p>
             <w:pPr>
@@ -36498,7 +36488,7 @@
         </w:tc>
         <w:tc>
           <w:tcPr>
-            <w:tcW w:w="8253" w:type="dxa"/>
+            <w:tcW w:w="7832" w:type="dxa"/>
           </w:tcPr>
           <w:p>
             <w:pPr>
@@ -36523,6 +36513,132 @@
           </w:p>
         </w:tc>
       </w:tr>
+      <w:tr>
+        <w:trPr>
+          <w:trHeight w:val="143"/>
+        </w:trPr>
+        <w:tc>
+          <w:tcPr>
+            <w:tcW w:w="1240" w:type="dxa"/>
+          </w:tcPr>
+          <w:p>
+            <w:pPr>
+              <w:spacing w:after="120" w:line="360" w:lineRule="auto"/>
+              <w:ind w:firstLine="720"/>
+              <w:rPr>
+                <w:sz w:val="26"/>
+                <w:szCs w:val="26"/>
+              </w:rPr>
+            </w:pPr>
+            <w:r>
+              <w:rPr>
+                <w:sz w:val="26"/>
+                <w:szCs w:val="26"/>
+              </w:rPr>
+              <w:t>[6]</w:t>
+            </w:r>
+          </w:p>
+          <w:p>
+            <w:pPr>
+              <w:spacing w:line="360" w:lineRule="auto"/>
+              <w:ind w:firstLine="0"/>
+              <w:jc w:val="right"/>
+              <w:rPr>
+                <w:sz w:val="26"/>
+                <w:szCs w:val="26"/>
+              </w:rPr>
+            </w:pPr>
+          </w:p>
+        </w:tc>
+        <w:tc>
+          <w:tcPr>
+            <w:tcW w:w="7832" w:type="dxa"/>
+          </w:tcPr>
+          <w:p>
+            <w:pPr>
+              <w:spacing w:after="120" w:line="360" w:lineRule="auto"/>
+              <w:ind w:firstLine="0"/>
+              <w:rPr>
+                <w:sz w:val="26"/>
+                <w:szCs w:val="26"/>
+                <w:lang w:val="vi-VN"/>
+              </w:rPr>
+            </w:pPr>
+            <w:r>
+              <w:rPr>
+                <w:sz w:val="26"/>
+                <w:szCs w:val="26"/>
+                <w:lang w:val="en-US"/>
+              </w:rPr>
+              <w:t>Applied Machine Learning and AI</w:t>
+            </w:r>
+            <w:r>
+              <w:rPr>
+                <w:sz w:val="26"/>
+                <w:szCs w:val="26"/>
+                <w:lang w:val="vi-VN"/>
+              </w:rPr>
+              <w:t xml:space="preserve"> </w:t>
+            </w:r>
+            <w:r>
+              <w:rPr>
+                <w:sz w:val="26"/>
+                <w:szCs w:val="26"/>
+                <w:lang w:val="en-US"/>
+              </w:rPr>
+              <w:t xml:space="preserve">for </w:t>
+            </w:r>
+            <w:r>
+              <w:rPr>
+                <w:sz w:val="26"/>
+                <w:szCs w:val="26"/>
+                <w:lang w:val="en-US"/>
+              </w:rPr>
+              <w:t>Engineers</w:t>
+            </w:r>
+            <w:r>
+              <w:rPr>
+                <w:sz w:val="26"/>
+                <w:szCs w:val="26"/>
+                <w:lang w:val="vi-VN"/>
+              </w:rPr>
+              <w:t xml:space="preserve">, </w:t>
+            </w:r>
+            <w:r>
+              <w:rPr>
+                <w:sz w:val="26"/>
+                <w:szCs w:val="26"/>
+                <w:lang w:val="en-US"/>
+              </w:rPr>
+              <w:t xml:space="preserve">Jeff </w:t>
+            </w:r>
+            <w:r>
+              <w:rPr>
+                <w:sz w:val="26"/>
+                <w:szCs w:val="26"/>
+                <w:lang w:val="en-US"/>
+              </w:rPr>
+              <w:t>Prosise</w:t>
+            </w:r>
+            <w:r>
+              <w:rPr>
+                <w:sz w:val="26"/>
+                <w:szCs w:val="26"/>
+                <w:lang w:val="vi-VN"/>
+              </w:rPr>
+              <w:t xml:space="preserve">, </w:t>
+            </w:r>
+            <w:r>
+              <w:rPr>
+                <w:sz w:val="26"/>
+                <w:szCs w:val="26"/>
+                <w:lang w:val="en-US"/>
+              </w:rPr>
+              <w:t>Foreword by Adam Prosise</w:t>
+            </w:r>
+          </w:p>
+        </w:tc>
+      </w:tr>
     </w:tbl>
     <w:p>
       <w:pPr>
@@ -36533,7 +36649,7 @@
           <w:bCs/>
           <w:sz w:val="26"/>
           <w:szCs w:val="26"/>
-          <w:lang w:val="en-US"/>
+          <w:lang w:val="vi-VN"/>
         </w:rPr>
       </w:pPr>
       <w:r>
@@ -36544,15 +36660,17 @@
           <w:szCs w:val="26"/>
           <w:lang w:val="en-US"/>
         </w:rPr>
-        <w:t>Tiếng Anh</w:t>
-      </w:r>
-      <w:r>
-        <w:rPr>
-          <w:sz w:val="26"/>
-          <w:szCs w:val="26"/>
-          <w:highlight w:val="yellow"/>
-        </w:rPr>
-        <w:t xml:space="preserve"> </w:t>
+        <w:t>Bộ</w:t>
+      </w:r>
+      <w:r>
+        <w:rPr>
+          <w:b/>
+          <w:bCs/>
+          <w:sz w:val="26"/>
+          <w:szCs w:val="26"/>
+          <w:lang w:val="vi-VN"/>
+        </w:rPr>
+        <w:t xml:space="preserve"> dữ liệu</w:t>
       </w:r>
     </w:p>
     <w:tbl>
@@ -36645,25 +36763,266 @@
               </w:r>
             </w:hyperlink>
           </w:p>
+        </w:tc>
+      </w:tr>
+    </w:tbl>
+    <w:bookmarkEnd w:id="216"/>
+    <w:p>
+      <w:pPr>
+        <w:spacing w:before="120" w:line="360" w:lineRule="auto"/>
+        <w:ind w:firstLine="720"/>
+        <w:rPr>
+          <w:b/>
+          <w:bCs/>
+          <w:sz w:val="26"/>
+          <w:szCs w:val="26"/>
+          <w:lang w:val="vi-VN"/>
+        </w:rPr>
+      </w:pPr>
+      <w:r>
+        <w:rPr>
+          <w:b/>
+          <w:bCs/>
+          <w:sz w:val="26"/>
+          <w:szCs w:val="26"/>
+          <w:lang w:val="vi-VN"/>
+        </w:rPr>
+        <w:t>Mô hình</w:t>
+      </w:r>
+      <w:r>
+        <w:rPr>
+          <w:b/>
+          <w:bCs/>
+          <w:sz w:val="26"/>
+          <w:szCs w:val="26"/>
+          <w:lang w:val="vi-VN"/>
+        </w:rPr>
+        <w:t xml:space="preserve"> </w:t>
+      </w:r>
+      <w:r>
+        <w:rPr>
+          <w:b/>
+          <w:bCs/>
+          <w:sz w:val="26"/>
+          <w:szCs w:val="26"/>
+          <w:lang w:val="vi-VN"/>
+        </w:rPr>
+        <w:t xml:space="preserve">Vision </w:t>
+      </w:r>
+      <w:r>
+        <w:rPr>
+          <w:b/>
+          <w:bCs/>
+          <w:sz w:val="26"/>
+          <w:szCs w:val="26"/>
+          <w:lang w:val="vi-VN"/>
+        </w:rPr>
+        <w:t>Transfomer</w:t>
+      </w:r>
+    </w:p>
+    <w:tbl>
+      <w:tblPr>
+        <w:tblStyle w:val="TableGrid"/>
+        <w:tblW w:w="0" w:type="auto"/>
+        <w:tblBorders>
+          <w:top w:val="none" w:sz="0" w:space="0" w:color="auto"/>
+          <w:left w:val="none" w:sz="0" w:space="0" w:color="auto"/>
+          <w:bottom w:val="none" w:sz="0" w:space="0" w:color="auto"/>
+          <w:right w:val="none" w:sz="0" w:space="0" w:color="auto"/>
+          <w:insideH w:val="none" w:sz="0" w:space="0" w:color="auto"/>
+          <w:insideV w:val="none" w:sz="0" w:space="0" w:color="auto"/>
+        </w:tblBorders>
+        <w:tblLook w:val="04A0" w:firstRow="1" w:lastRow="0" w:firstColumn="1" w:lastColumn="0" w:noHBand="0" w:noVBand="1"/>
+      </w:tblPr>
+      <w:tblGrid>
+        <w:gridCol w:w="1271"/>
+        <w:gridCol w:w="7791"/>
+      </w:tblGrid>
+      <w:tr>
+        <w:tc>
+          <w:tcPr>
+            <w:tcW w:w="1271" w:type="dxa"/>
+          </w:tcPr>
           <w:p>
             <w:pPr>
-              <w:spacing w:after="120" w:line="360" w:lineRule="auto"/>
-              <w:ind w:firstLine="0"/>
+              <w:spacing w:before="120" w:after="120" w:line="360" w:lineRule="auto"/>
+              <w:ind w:firstLine="720"/>
               <w:rPr>
                 <w:sz w:val="26"/>
                 <w:szCs w:val="26"/>
+                <w:lang w:val="vi-VN"/>
               </w:rPr>
             </w:pPr>
+            <w:r>
+              <w:rPr>
+                <w:sz w:val="26"/>
+                <w:szCs w:val="26"/>
+              </w:rPr>
+              <w:t>[7]</w:t>
+            </w:r>
+          </w:p>
+        </w:tc>
+        <w:tc>
+          <w:tcPr>
+            <w:tcW w:w="7791" w:type="dxa"/>
+          </w:tcPr>
+          <w:p>
+            <w:pPr>
+              <w:spacing w:before="120" w:after="120" w:line="360" w:lineRule="auto"/>
+              <w:ind w:firstLine="0"/>
+              <w:jc w:val="left"/>
+              <w:rPr>
+                <w:sz w:val="26"/>
+                <w:szCs w:val="26"/>
+                <w:lang w:val="vi-VN"/>
+              </w:rPr>
+            </w:pPr>
+            <w:r>
+              <w:rPr>
+                <w:sz w:val="26"/>
+                <w:szCs w:val="26"/>
+              </w:rPr>
+              <w:t>LayoutLMv3: Pre-training for Document AI with Unified Text and Image Masking, Microsoft Research, 2022.</w:t>
+            </w:r>
           </w:p>
         </w:tc>
       </w:tr>
-      <w:bookmarkEnd w:id="216"/>
+      <w:tr>
+        <w:tc>
+          <w:tcPr>
+            <w:tcW w:w="1271" w:type="dxa"/>
+          </w:tcPr>
+          <w:p>
+            <w:pPr>
+              <w:spacing w:before="120" w:line="360" w:lineRule="auto"/>
+              <w:ind w:firstLine="720"/>
+              <w:rPr>
+                <w:sz w:val="26"/>
+                <w:szCs w:val="26"/>
+              </w:rPr>
+            </w:pPr>
+            <w:r>
+              <w:rPr>
+                <w:sz w:val="26"/>
+                <w:szCs w:val="26"/>
+              </w:rPr>
+              <w:t>[8]</w:t>
+            </w:r>
+          </w:p>
+        </w:tc>
+        <w:tc>
+          <w:tcPr>
+            <w:tcW w:w="7791" w:type="dxa"/>
+          </w:tcPr>
+          <w:p>
+            <w:pPr>
+              <w:spacing w:before="120" w:line="360" w:lineRule="auto"/>
+              <w:ind w:firstLine="0"/>
+              <w:jc w:val="left"/>
+              <w:rPr>
+                <w:sz w:val="26"/>
+                <w:szCs w:val="26"/>
+              </w:rPr>
+            </w:pPr>
+            <w:r>
+              <w:rPr>
+                <w:sz w:val="26"/>
+                <w:szCs w:val="26"/>
+              </w:rPr>
+              <w:t>LayoutLMv3 GitHub Repository – Microsoft UniLM.</w:t>
+            </w:r>
+            <w:r>
+              <w:rPr>
+                <w:sz w:val="26"/>
+                <w:szCs w:val="26"/>
+              </w:rPr>
+              <w:br/>
+            </w:r>
+            <w:hyperlink r:id="rId40" w:tgtFrame="_new" w:history="1">
+              <w:r>
+                <w:rPr>
+                  <w:rStyle w:val="Hyperlink"/>
+                  <w:sz w:val="26"/>
+                  <w:szCs w:val="26"/>
+                </w:rPr>
+                <w:t>https://github.com/microsoft/unilm/tree/master/layoutlmv3</w:t>
+              </w:r>
+            </w:hyperlink>
+          </w:p>
+        </w:tc>
+      </w:tr>
+      <w:tr>
+        <w:tc>
+          <w:tcPr>
+            <w:tcW w:w="1271" w:type="dxa"/>
+          </w:tcPr>
+          <w:p>
+            <w:pPr>
+              <w:spacing w:before="120" w:line="360" w:lineRule="auto"/>
+              <w:ind w:firstLine="720"/>
+              <w:rPr>
+                <w:sz w:val="26"/>
+                <w:szCs w:val="26"/>
+              </w:rPr>
+            </w:pPr>
+            <w:r>
+              <w:rPr>
+                <w:sz w:val="26"/>
+                <w:szCs w:val="26"/>
+              </w:rPr>
+              <w:t>[9]</w:t>
+            </w:r>
+          </w:p>
+        </w:tc>
+        <w:tc>
+          <w:tcPr>
+            <w:tcW w:w="7791" w:type="dxa"/>
+          </w:tcPr>
+          <w:p>
+            <w:pPr>
+              <w:spacing w:before="120" w:line="360" w:lineRule="auto"/>
+              <w:ind w:firstLine="0"/>
+              <w:jc w:val="left"/>
+              <w:rPr>
+                <w:sz w:val="26"/>
+                <w:szCs w:val="26"/>
+              </w:rPr>
+            </w:pPr>
+            <w:r>
+              <w:rPr>
+                <w:sz w:val="26"/>
+                <w:szCs w:val="26"/>
+              </w:rPr>
+              <w:t>LayoutLMv3 Base – Hugging Face.</w:t>
+            </w:r>
+            <w:r>
+              <w:rPr>
+                <w:sz w:val="26"/>
+                <w:szCs w:val="26"/>
+              </w:rPr>
+              <w:br/>
+            </w:r>
+            <w:hyperlink r:id="rId41" w:tgtFrame="_new" w:history="1">
+              <w:r>
+                <w:rPr>
+                  <w:rStyle w:val="Hyperlink"/>
+                  <w:sz w:val="26"/>
+                  <w:szCs w:val="26"/>
+                </w:rPr>
+                <w:t>https://huggingface.co/microsoft/layoutlmv3-base</w:t>
+              </w:r>
+            </w:hyperlink>
+          </w:p>
+        </w:tc>
+      </w:tr>
     </w:tbl>
     <w:p>
       <w:pPr>
-        <w:spacing w:line="360" w:lineRule="auto"/>
+        <w:spacing w:before="120" w:line="360" w:lineRule="auto"/>
         <w:ind w:firstLine="720"/>
         <w:rPr>
+          <w:b/>
+          <w:bCs/>
           <w:sz w:val="26"/>
           <w:szCs w:val="26"/>
           <w:lang w:val="vi-VN"/>
@@ -36671,8 +37030,8 @@
       </w:pPr>
     </w:p>
     <w:sectPr>
-      <w:headerReference w:type="default" r:id="rId40"/>
-      <w:footerReference w:type="default" r:id="rId41"/>
+      <w:headerReference w:type="default" r:id="rId42"/>
+      <w:footerReference w:type="default" r:id="rId43"/>
       <w:pgSz w:w="11907" w:h="16840" w:code="9"/>
       <w:pgMar w:top="1418" w:right="1134" w:bottom="1701" w:left="1701" w:header="720" w:footer="720" w:gutter="0"/>
       <w:pgNumType w:start="12"/>
@@ -41195,7 +41554,6 @@
   <w:style w:type="character" w:default="1" w:styleId="DefaultParagraphFont">
     <w:name w:val="Default Paragraph Font"/>
     <w:uiPriority w:val="1"/>
-    <w:semiHidden/>
     <w:unhideWhenUsed/>
   </w:style>
   <w:style w:type="table" w:default="1" w:styleId="TableNormal">

--- a/24022956_NguyenHongDang_ReportMachineLearningforDesign.docx
+++ b/24022956_NguyenHongDang_ReportMachineLearningforDesign.docx
@@ -171,7 +171,7 @@
           <w:noProof/>
         </w:rPr>
         <w:drawing>
-          <wp:inline distT="0" distB="0" distL="0" distR="0" wp14:anchorId="39423D23" wp14:editId="04445AAC">
+          <wp:inline distT="0" distB="0" distL="0" distR="0" wp14:anchorId="39423D23" wp14:editId="7186E924">
             <wp:extent cx="1201615" cy="1201615"/>
             <wp:effectExtent l="0" t="0" r="0" b="5715"/>
             <wp:docPr id="41098514" name="Picture 1"/>
@@ -22556,7 +22556,7 @@
                 <w:lang w:val="vi-VN"/>
               </w:rPr>
               <w:drawing>
-                <wp:inline distT="0" distB="0" distL="0" distR="0" wp14:anchorId="28301E4C" wp14:editId="7BE11089">
+                <wp:inline distT="0" distB="0" distL="0" distR="0" wp14:anchorId="28301E4C" wp14:editId="055D90C1">
                   <wp:extent cx="5645179" cy="1981200"/>
                   <wp:effectExtent l="0" t="0" r="0" b="0"/>
                   <wp:docPr id="4" name="Picture 4"/>
@@ -23530,7 +23530,7 @@
                 <w:lang w:val="en-US"/>
               </w:rPr>
               <w:drawing>
-                <wp:inline distT="0" distB="0" distL="0" distR="0" wp14:anchorId="5F0CF378" wp14:editId="656557AA">
+                <wp:inline distT="0" distB="0" distL="0" distR="0" wp14:anchorId="5F0CF378" wp14:editId="63B3D775">
                   <wp:extent cx="5756910" cy="1579880"/>
                   <wp:effectExtent l="0" t="0" r="0" b="1270"/>
                   <wp:docPr id="16" name="Picture 16"/>
@@ -26314,7 +26314,7 @@
               </w:rPr>
               <w:lastRenderedPageBreak/>
               <w:drawing>
-                <wp:inline distT="0" distB="0" distL="0" distR="0" wp14:anchorId="68C71CC9" wp14:editId="3CD57E91">
+                <wp:inline distT="0" distB="0" distL="0" distR="0" wp14:anchorId="68C71CC9" wp14:editId="5EEA75BE">
                   <wp:extent cx="2771145" cy="6946084"/>
                   <wp:effectExtent l="0" t="0" r="0" b="7620"/>
                   <wp:docPr id="20" name="Picture 20"/>
@@ -34023,7 +34023,7 @@
                 <w:lang w:val="en-US"/>
               </w:rPr>
               <w:drawing>
-                <wp:inline distT="0" distB="0" distL="0" distR="0" wp14:anchorId="06D7EAB3" wp14:editId="61560A49">
+                <wp:inline distT="0" distB="0" distL="0" distR="0" wp14:anchorId="06D7EAB3" wp14:editId="78187FC4">
                   <wp:extent cx="5632397" cy="2563909"/>
                   <wp:effectExtent l="0" t="0" r="6985" b="8255"/>
                   <wp:docPr id="25" name="Picture 25"/>
@@ -34420,7 +34420,7 @@
                 <w:lang w:val="en-US"/>
               </w:rPr>
               <w:drawing>
-                <wp:inline distT="0" distB="0" distL="0" distR="0" wp14:anchorId="0C86B265" wp14:editId="56BB0FB2">
+                <wp:inline distT="0" distB="0" distL="0" distR="0" wp14:anchorId="0C86B265" wp14:editId="5CBDCAC3">
                   <wp:extent cx="5761355" cy="2129790"/>
                   <wp:effectExtent l="0" t="0" r="0" b="3810"/>
                   <wp:docPr id="27" name="Picture 27"/>
@@ -34604,7 +34604,7 @@
               </w:rPr>
               <w:lastRenderedPageBreak/>
               <w:drawing>
-                <wp:inline distT="0" distB="0" distL="0" distR="0" wp14:anchorId="48D5DD7D" wp14:editId="16410074">
+                <wp:inline distT="0" distB="0" distL="0" distR="0" wp14:anchorId="48D5DD7D" wp14:editId="2ED92DC6">
                   <wp:extent cx="5756275" cy="3716020"/>
                   <wp:effectExtent l="0" t="0" r="0" b="0"/>
                   <wp:docPr id="28" name="Picture 28"/>
@@ -35033,7 +35033,7 @@
                 <w:lang w:val="en-US"/>
               </w:rPr>
               <w:drawing>
-                <wp:inline distT="0" distB="0" distL="0" distR="0" wp14:anchorId="051A996C" wp14:editId="1043DB4E">
+                <wp:inline distT="0" distB="0" distL="0" distR="0" wp14:anchorId="051A996C" wp14:editId="652DF33C">
                   <wp:extent cx="2445006" cy="3058246"/>
                   <wp:effectExtent l="0" t="0" r="0" b="8890"/>
                   <wp:docPr id="23" name="Picture 23"/>
@@ -35105,7 +35105,7 @@
                 <w:lang w:val="en-US"/>
               </w:rPr>
               <w:drawing>
-                <wp:inline distT="0" distB="0" distL="0" distR="0" wp14:anchorId="46943466" wp14:editId="2D4A2395">
+                <wp:inline distT="0" distB="0" distL="0" distR="0" wp14:anchorId="46943466" wp14:editId="4D5230FB">
                   <wp:extent cx="3152649" cy="1784668"/>
                   <wp:effectExtent l="0" t="0" r="0" b="6350"/>
                   <wp:docPr id="24" name="Picture 24"/>
@@ -35939,7 +35939,7 @@
           <w:bCs/>
           <w:sz w:val="26"/>
           <w:szCs w:val="26"/>
-          <w:lang w:val="en-US"/>
+          <w:lang w:val="vi-VN"/>
         </w:rPr>
       </w:pPr>
       <w:r>
@@ -35962,17 +35962,5192 @@
         </w:rPr>
         <w:t>1</w:t>
       </w:r>
-    </w:p>
-    <w:p>
-      <w:pPr>
-        <w:spacing w:line="360" w:lineRule="auto"/>
+      <w:r>
+        <w:rPr>
+          <w:b/>
+          <w:bCs/>
+          <w:sz w:val="26"/>
+          <w:szCs w:val="26"/>
+          <w:lang w:val="vi-VN"/>
+        </w:rPr>
+        <w:t xml:space="preserve"> </w:t>
+      </w:r>
+      <w:r>
+        <w:rPr>
+          <w:b/>
+          <w:bCs/>
+          <w:sz w:val="26"/>
+          <w:szCs w:val="26"/>
+          <w:lang w:val="vi-VN"/>
+        </w:rPr>
+        <w:t>— Mã nguồn Notebook</w:t>
+      </w:r>
+    </w:p>
+    <w:p>
+      <w:pPr>
+        <w:spacing w:before="120" w:line="360" w:lineRule="auto"/>
+        <w:ind w:firstLine="0"/>
+        <w:rPr>
+          <w:sz w:val="26"/>
+          <w:szCs w:val="26"/>
+          <w:lang w:val="vi-VN"/>
+        </w:rPr>
+      </w:pPr>
+      <w:r>
+        <w:rPr>
+          <w:sz w:val="26"/>
+          <w:szCs w:val="26"/>
+          <w:lang w:val="vi-VN"/>
+        </w:rPr>
+        <w:t>Xem file đính kèm: 24022956_Nguyen_Hong_Dang.ipynb</w:t>
+      </w:r>
+    </w:p>
+    <w:p>
+      <w:pPr>
+        <w:tabs>
+          <w:tab w:val="left" w:pos="567"/>
+        </w:tabs>
+        <w:spacing w:before="120" w:line="360" w:lineRule="auto"/>
         <w:ind w:firstLine="720"/>
         <w:rPr>
-          <w:sz w:val="26"/>
-          <w:szCs w:val="26"/>
-          <w:lang w:val="en-US"/>
-        </w:rPr>
-      </w:pPr>
+          <w:b/>
+          <w:bCs/>
+          <w:sz w:val="26"/>
+          <w:szCs w:val="26"/>
+          <w:lang w:val="vi-VN"/>
+        </w:rPr>
+      </w:pPr>
+      <w:r>
+        <w:rPr>
+          <w:b/>
+          <w:bCs/>
+          <w:sz w:val="26"/>
+          <w:szCs w:val="26"/>
+          <w:lang w:val="en-US"/>
+        </w:rPr>
+        <w:t xml:space="preserve">Phụ lục </w:t>
+      </w:r>
+      <w:r>
+        <w:rPr>
+          <w:b/>
+          <w:bCs/>
+          <w:sz w:val="26"/>
+          <w:szCs w:val="26"/>
+          <w:lang w:val="en-US"/>
+        </w:rPr>
+        <w:t>2</w:t>
+      </w:r>
+      <w:r>
+        <w:rPr>
+          <w:b/>
+          <w:bCs/>
+          <w:sz w:val="26"/>
+          <w:szCs w:val="26"/>
+          <w:lang w:val="vi-VN"/>
+        </w:rPr>
+        <w:t xml:space="preserve"> </w:t>
+      </w:r>
+      <w:r>
+        <w:rPr>
+          <w:b/>
+          <w:bCs/>
+          <w:sz w:val="26"/>
+          <w:szCs w:val="26"/>
+          <w:lang w:val="vi-VN"/>
+        </w:rPr>
+        <w:t>— Kết Quả Huấn Luyện Chi Tiết Theo Từng Tiêu Chí</w:t>
+      </w:r>
+    </w:p>
+    <w:p>
+      <w:pPr>
+        <w:spacing w:before="120" w:line="360" w:lineRule="auto"/>
+        <w:ind w:firstLine="0"/>
+        <w:rPr>
+          <w:sz w:val="26"/>
+          <w:szCs w:val="26"/>
+          <w:lang w:val="vi-VN"/>
+        </w:rPr>
+      </w:pPr>
+      <w:r>
+        <w:rPr>
+          <w:sz w:val="26"/>
+          <w:szCs w:val="26"/>
+          <w:lang w:val="vi-VN"/>
+        </w:rPr>
+        <w:t>Bảng dưới đây trình bày đầy đủ số liệu đánh giá hiệu suất của 3 mô hình hồi quy trên cả tập Train và Test cho từng tiêu chí. Std_true: độ lệch chuẩn điểm thực tế; Std_pred: độ lệch chuẩn điểm dự đoán (kiểm tra Collapse-to-Mean).</w:t>
+      </w:r>
+    </w:p>
+    <w:p>
+      <w:pPr>
+        <w:pStyle w:val="Heading2"/>
+      </w:pPr>
+      <w:r>
+        <w:t>Bảng PL2.1 — Tiêu chí Alignment (Căn Chỉnh)</w:t>
+      </w:r>
+    </w:p>
+    <w:tbl>
+      <w:tblPr>
+        <w:tblW w:w="9072" w:type="dxa"/>
+        <w:tblBorders>
+          <w:insideH w:val="single" w:sz="4" w:space="0" w:color="AAAAAA"/>
+          <w:insideV w:val="single" w:sz="4" w:space="0" w:color="AAAAAA"/>
+        </w:tblBorders>
+        <w:tblLook w:val="04A0" w:firstRow="1" w:lastRow="0" w:firstColumn="1" w:lastColumn="0" w:noHBand="0" w:noVBand="1"/>
+      </w:tblPr>
+      <w:tblGrid>
+        <w:gridCol w:w="1134"/>
+        <w:gridCol w:w="1134"/>
+        <w:gridCol w:w="1134"/>
+        <w:gridCol w:w="1134"/>
+        <w:gridCol w:w="1134"/>
+        <w:gridCol w:w="1134"/>
+        <w:gridCol w:w="1134"/>
+        <w:gridCol w:w="1134"/>
+      </w:tblGrid>
+      <w:tr>
+        <w:trPr>
+          <w:trHeight w:val="57"/>
+        </w:trPr>
+        <w:tc>
+          <w:tcPr>
+            <w:tcW w:w="1134" w:type="dxa"/>
+            <w:tcBorders>
+              <w:top w:val="single" w:sz="4" w:space="0" w:color="AAAAAA"/>
+              <w:left w:val="single" w:sz="4" w:space="0" w:color="AAAAAA"/>
+              <w:bottom w:val="single" w:sz="4" w:space="0" w:color="AAAAAA"/>
+              <w:right w:val="single" w:sz="4" w:space="0" w:color="AAAAAA"/>
+            </w:tcBorders>
+            <w:shd w:val="clear" w:color="auto" w:fill="D9E1F2"/>
+            <w:tcMar>
+              <w:top w:w="80" w:type="dxa"/>
+              <w:left w:w="120" w:type="dxa"/>
+              <w:bottom w:w="80" w:type="dxa"/>
+              <w:right w:w="120" w:type="dxa"/>
+            </w:tcMar>
+          </w:tcPr>
+          <w:p>
+            <w:pPr>
+              <w:spacing w:line="240" w:lineRule="auto"/>
+              <w:ind w:firstLine="0"/>
+              <w:rPr>
+                <w:b/>
+                <w:bCs/>
+                <w:sz w:val="20"/>
+                <w:szCs w:val="20"/>
+              </w:rPr>
+            </w:pPr>
+            <w:r>
+              <w:rPr>
+                <w:b/>
+                <w:bCs/>
+                <w:sz w:val="20"/>
+                <w:szCs w:val="20"/>
+              </w:rPr>
+              <w:t>Mo hinh</w:t>
+            </w:r>
+          </w:p>
+        </w:tc>
+        <w:tc>
+          <w:tcPr>
+            <w:tcW w:w="1134" w:type="dxa"/>
+            <w:tcBorders>
+              <w:top w:val="single" w:sz="4" w:space="0" w:color="AAAAAA"/>
+              <w:left w:val="single" w:sz="4" w:space="0" w:color="AAAAAA"/>
+              <w:bottom w:val="single" w:sz="4" w:space="0" w:color="AAAAAA"/>
+              <w:right w:val="single" w:sz="4" w:space="0" w:color="AAAAAA"/>
+            </w:tcBorders>
+            <w:shd w:val="clear" w:color="auto" w:fill="D9E1F2"/>
+            <w:tcMar>
+              <w:top w:w="80" w:type="dxa"/>
+              <w:left w:w="120" w:type="dxa"/>
+              <w:bottom w:w="80" w:type="dxa"/>
+              <w:right w:w="120" w:type="dxa"/>
+            </w:tcMar>
+          </w:tcPr>
+          <w:p>
+            <w:pPr>
+              <w:spacing w:line="240" w:lineRule="auto"/>
+              <w:ind w:firstLine="0"/>
+              <w:rPr>
+                <w:b/>
+                <w:bCs/>
+                <w:sz w:val="20"/>
+                <w:szCs w:val="20"/>
+              </w:rPr>
+            </w:pPr>
+            <w:r>
+              <w:rPr>
+                <w:b/>
+                <w:bCs/>
+                <w:sz w:val="20"/>
+                <w:szCs w:val="20"/>
+              </w:rPr>
+              <w:t>Train R²</w:t>
+            </w:r>
+          </w:p>
+        </w:tc>
+        <w:tc>
+          <w:tcPr>
+            <w:tcW w:w="1134" w:type="dxa"/>
+            <w:tcBorders>
+              <w:top w:val="single" w:sz="4" w:space="0" w:color="AAAAAA"/>
+              <w:left w:val="single" w:sz="4" w:space="0" w:color="AAAAAA"/>
+              <w:bottom w:val="single" w:sz="4" w:space="0" w:color="AAAAAA"/>
+              <w:right w:val="single" w:sz="4" w:space="0" w:color="AAAAAA"/>
+            </w:tcBorders>
+            <w:shd w:val="clear" w:color="auto" w:fill="D9E1F2"/>
+            <w:tcMar>
+              <w:top w:w="80" w:type="dxa"/>
+              <w:left w:w="120" w:type="dxa"/>
+              <w:bottom w:w="80" w:type="dxa"/>
+              <w:right w:w="120" w:type="dxa"/>
+            </w:tcMar>
+          </w:tcPr>
+          <w:p>
+            <w:pPr>
+              <w:spacing w:line="240" w:lineRule="auto"/>
+              <w:ind w:firstLine="0"/>
+              <w:rPr>
+                <w:b/>
+                <w:bCs/>
+                <w:sz w:val="20"/>
+                <w:szCs w:val="20"/>
+              </w:rPr>
+            </w:pPr>
+            <w:r>
+              <w:rPr>
+                <w:b/>
+                <w:bCs/>
+                <w:sz w:val="20"/>
+                <w:szCs w:val="20"/>
+              </w:rPr>
+              <w:t>Test R²</w:t>
+            </w:r>
+          </w:p>
+        </w:tc>
+        <w:tc>
+          <w:tcPr>
+            <w:tcW w:w="1134" w:type="dxa"/>
+            <w:tcBorders>
+              <w:top w:val="single" w:sz="4" w:space="0" w:color="AAAAAA"/>
+              <w:left w:val="single" w:sz="4" w:space="0" w:color="AAAAAA"/>
+              <w:bottom w:val="single" w:sz="4" w:space="0" w:color="AAAAAA"/>
+              <w:right w:val="single" w:sz="4" w:space="0" w:color="AAAAAA"/>
+            </w:tcBorders>
+            <w:shd w:val="clear" w:color="auto" w:fill="D9E1F2"/>
+            <w:tcMar>
+              <w:top w:w="80" w:type="dxa"/>
+              <w:left w:w="120" w:type="dxa"/>
+              <w:bottom w:w="80" w:type="dxa"/>
+              <w:right w:w="120" w:type="dxa"/>
+            </w:tcMar>
+          </w:tcPr>
+          <w:p>
+            <w:pPr>
+              <w:spacing w:line="240" w:lineRule="auto"/>
+              <w:ind w:firstLine="0"/>
+              <w:rPr>
+                <w:b/>
+                <w:bCs/>
+                <w:sz w:val="20"/>
+                <w:szCs w:val="20"/>
+              </w:rPr>
+            </w:pPr>
+            <w:r>
+              <w:rPr>
+                <w:b/>
+                <w:bCs/>
+                <w:sz w:val="20"/>
+                <w:szCs w:val="20"/>
+              </w:rPr>
+              <w:t>MAE</w:t>
+            </w:r>
+          </w:p>
+        </w:tc>
+        <w:tc>
+          <w:tcPr>
+            <w:tcW w:w="1134" w:type="dxa"/>
+            <w:tcBorders>
+              <w:top w:val="single" w:sz="4" w:space="0" w:color="AAAAAA"/>
+              <w:left w:val="single" w:sz="4" w:space="0" w:color="AAAAAA"/>
+              <w:bottom w:val="single" w:sz="4" w:space="0" w:color="AAAAAA"/>
+              <w:right w:val="single" w:sz="4" w:space="0" w:color="AAAAAA"/>
+            </w:tcBorders>
+            <w:shd w:val="clear" w:color="auto" w:fill="D9E1F2"/>
+            <w:tcMar>
+              <w:top w:w="80" w:type="dxa"/>
+              <w:left w:w="120" w:type="dxa"/>
+              <w:bottom w:w="80" w:type="dxa"/>
+              <w:right w:w="120" w:type="dxa"/>
+            </w:tcMar>
+          </w:tcPr>
+          <w:p>
+            <w:pPr>
+              <w:spacing w:line="240" w:lineRule="auto"/>
+              <w:ind w:firstLine="0"/>
+              <w:rPr>
+                <w:b/>
+                <w:bCs/>
+                <w:sz w:val="20"/>
+                <w:szCs w:val="20"/>
+              </w:rPr>
+            </w:pPr>
+            <w:r>
+              <w:rPr>
+                <w:b/>
+                <w:bCs/>
+                <w:sz w:val="20"/>
+                <w:szCs w:val="20"/>
+              </w:rPr>
+              <w:t>Pearson r</w:t>
+            </w:r>
+          </w:p>
+        </w:tc>
+        <w:tc>
+          <w:tcPr>
+            <w:tcW w:w="1134" w:type="dxa"/>
+            <w:tcBorders>
+              <w:top w:val="single" w:sz="4" w:space="0" w:color="AAAAAA"/>
+              <w:left w:val="single" w:sz="4" w:space="0" w:color="AAAAAA"/>
+              <w:bottom w:val="single" w:sz="4" w:space="0" w:color="AAAAAA"/>
+              <w:right w:val="single" w:sz="4" w:space="0" w:color="AAAAAA"/>
+            </w:tcBorders>
+            <w:shd w:val="clear" w:color="auto" w:fill="D9E1F2"/>
+            <w:tcMar>
+              <w:top w:w="80" w:type="dxa"/>
+              <w:left w:w="120" w:type="dxa"/>
+              <w:bottom w:w="80" w:type="dxa"/>
+              <w:right w:w="120" w:type="dxa"/>
+            </w:tcMar>
+          </w:tcPr>
+          <w:p>
+            <w:pPr>
+              <w:spacing w:line="240" w:lineRule="auto"/>
+              <w:ind w:firstLine="0"/>
+              <w:rPr>
+                <w:b/>
+                <w:bCs/>
+                <w:sz w:val="20"/>
+                <w:szCs w:val="20"/>
+              </w:rPr>
+            </w:pPr>
+            <w:r>
+              <w:rPr>
+                <w:b/>
+                <w:bCs/>
+                <w:sz w:val="20"/>
+                <w:szCs w:val="20"/>
+              </w:rPr>
+              <w:t>Spearman ρ</w:t>
+            </w:r>
+          </w:p>
+        </w:tc>
+        <w:tc>
+          <w:tcPr>
+            <w:tcW w:w="1134" w:type="dxa"/>
+            <w:tcBorders>
+              <w:top w:val="single" w:sz="4" w:space="0" w:color="AAAAAA"/>
+              <w:left w:val="single" w:sz="4" w:space="0" w:color="AAAAAA"/>
+              <w:bottom w:val="single" w:sz="4" w:space="0" w:color="AAAAAA"/>
+              <w:right w:val="single" w:sz="4" w:space="0" w:color="AAAAAA"/>
+            </w:tcBorders>
+            <w:shd w:val="clear" w:color="auto" w:fill="D9E1F2"/>
+            <w:tcMar>
+              <w:top w:w="80" w:type="dxa"/>
+              <w:left w:w="120" w:type="dxa"/>
+              <w:bottom w:w="80" w:type="dxa"/>
+              <w:right w:w="120" w:type="dxa"/>
+            </w:tcMar>
+          </w:tcPr>
+          <w:p>
+            <w:pPr>
+              <w:spacing w:line="240" w:lineRule="auto"/>
+              <w:ind w:firstLine="0"/>
+              <w:rPr>
+                <w:b/>
+                <w:bCs/>
+                <w:sz w:val="20"/>
+                <w:szCs w:val="20"/>
+              </w:rPr>
+            </w:pPr>
+            <w:r>
+              <w:rPr>
+                <w:b/>
+                <w:bCs/>
+                <w:sz w:val="20"/>
+                <w:szCs w:val="20"/>
+              </w:rPr>
+              <w:t>Std_true</w:t>
+            </w:r>
+          </w:p>
+        </w:tc>
+        <w:tc>
+          <w:tcPr>
+            <w:tcW w:w="1134" w:type="dxa"/>
+            <w:tcBorders>
+              <w:top w:val="single" w:sz="4" w:space="0" w:color="AAAAAA"/>
+              <w:left w:val="single" w:sz="4" w:space="0" w:color="AAAAAA"/>
+              <w:bottom w:val="single" w:sz="4" w:space="0" w:color="AAAAAA"/>
+              <w:right w:val="single" w:sz="4" w:space="0" w:color="AAAAAA"/>
+            </w:tcBorders>
+            <w:shd w:val="clear" w:color="auto" w:fill="D9E1F2"/>
+            <w:tcMar>
+              <w:top w:w="80" w:type="dxa"/>
+              <w:left w:w="120" w:type="dxa"/>
+              <w:bottom w:w="80" w:type="dxa"/>
+              <w:right w:w="120" w:type="dxa"/>
+            </w:tcMar>
+          </w:tcPr>
+          <w:p>
+            <w:pPr>
+              <w:spacing w:line="240" w:lineRule="auto"/>
+              <w:ind w:firstLine="0"/>
+              <w:rPr>
+                <w:b/>
+                <w:bCs/>
+                <w:sz w:val="20"/>
+                <w:szCs w:val="20"/>
+              </w:rPr>
+            </w:pPr>
+            <w:r>
+              <w:rPr>
+                <w:b/>
+                <w:bCs/>
+                <w:sz w:val="20"/>
+                <w:szCs w:val="20"/>
+              </w:rPr>
+              <w:t>Std_pred</w:t>
+            </w:r>
+          </w:p>
+        </w:tc>
+      </w:tr>
+      <w:tr>
+        <w:trPr>
+          <w:trHeight w:val="57"/>
+        </w:trPr>
+        <w:tc>
+          <w:tcPr>
+            <w:tcW w:w="1134" w:type="dxa"/>
+            <w:tcBorders>
+              <w:top w:val="single" w:sz="4" w:space="0" w:color="AAAAAA"/>
+              <w:left w:val="single" w:sz="4" w:space="0" w:color="AAAAAA"/>
+              <w:bottom w:val="single" w:sz="4" w:space="0" w:color="AAAAAA"/>
+              <w:right w:val="single" w:sz="4" w:space="0" w:color="AAAAAA"/>
+            </w:tcBorders>
+            <w:tcMar>
+              <w:top w:w="80" w:type="dxa"/>
+              <w:left w:w="120" w:type="dxa"/>
+              <w:bottom w:w="80" w:type="dxa"/>
+              <w:right w:w="120" w:type="dxa"/>
+            </w:tcMar>
+          </w:tcPr>
+          <w:p>
+            <w:pPr>
+              <w:spacing w:line="240" w:lineRule="auto"/>
+              <w:ind w:firstLine="0"/>
+              <w:rPr>
+                <w:sz w:val="20"/>
+                <w:szCs w:val="20"/>
+              </w:rPr>
+            </w:pPr>
+            <w:r>
+              <w:rPr>
+                <w:sz w:val="20"/>
+                <w:szCs w:val="20"/>
+              </w:rPr>
+              <w:t>Gradient</w:t>
+            </w:r>
+            <w:r>
+              <w:rPr>
+                <w:sz w:val="20"/>
+                <w:szCs w:val="20"/>
+                <w:lang w:val="vi-VN"/>
+              </w:rPr>
+              <w:t xml:space="preserve"> </w:t>
+            </w:r>
+            <w:r>
+              <w:rPr>
+                <w:sz w:val="20"/>
+                <w:szCs w:val="20"/>
+              </w:rPr>
+              <w:t>Boosting</w:t>
+            </w:r>
+          </w:p>
+        </w:tc>
+        <w:tc>
+          <w:tcPr>
+            <w:tcW w:w="1134" w:type="dxa"/>
+            <w:tcBorders>
+              <w:top w:val="single" w:sz="4" w:space="0" w:color="AAAAAA"/>
+              <w:left w:val="single" w:sz="4" w:space="0" w:color="AAAAAA"/>
+              <w:bottom w:val="single" w:sz="4" w:space="0" w:color="AAAAAA"/>
+              <w:right w:val="single" w:sz="4" w:space="0" w:color="AAAAAA"/>
+            </w:tcBorders>
+            <w:tcMar>
+              <w:top w:w="80" w:type="dxa"/>
+              <w:left w:w="120" w:type="dxa"/>
+              <w:bottom w:w="80" w:type="dxa"/>
+              <w:right w:w="120" w:type="dxa"/>
+            </w:tcMar>
+          </w:tcPr>
+          <w:p>
+            <w:pPr>
+              <w:spacing w:line="240" w:lineRule="auto"/>
+              <w:ind w:firstLine="0"/>
+              <w:rPr>
+                <w:sz w:val="20"/>
+                <w:szCs w:val="20"/>
+                <w:lang w:val="vi-VN"/>
+              </w:rPr>
+            </w:pPr>
+            <w:r>
+              <w:rPr>
+                <w:sz w:val="20"/>
+                <w:szCs w:val="20"/>
+              </w:rPr>
+              <w:t>0.</w:t>
+            </w:r>
+            <w:r>
+              <w:rPr>
+                <w:sz w:val="20"/>
+                <w:szCs w:val="20"/>
+              </w:rPr>
+              <w:t>8836</w:t>
+            </w:r>
+          </w:p>
+        </w:tc>
+        <w:tc>
+          <w:tcPr>
+            <w:tcW w:w="1134" w:type="dxa"/>
+            <w:tcBorders>
+              <w:top w:val="single" w:sz="4" w:space="0" w:color="AAAAAA"/>
+              <w:left w:val="single" w:sz="4" w:space="0" w:color="AAAAAA"/>
+              <w:bottom w:val="single" w:sz="4" w:space="0" w:color="AAAAAA"/>
+              <w:right w:val="single" w:sz="4" w:space="0" w:color="AAAAAA"/>
+            </w:tcBorders>
+            <w:tcMar>
+              <w:top w:w="80" w:type="dxa"/>
+              <w:left w:w="120" w:type="dxa"/>
+              <w:bottom w:w="80" w:type="dxa"/>
+              <w:right w:w="120" w:type="dxa"/>
+            </w:tcMar>
+          </w:tcPr>
+          <w:p>
+            <w:pPr>
+              <w:spacing w:line="240" w:lineRule="auto"/>
+              <w:ind w:firstLine="0"/>
+              <w:rPr>
+                <w:sz w:val="20"/>
+                <w:szCs w:val="20"/>
+              </w:rPr>
+            </w:pPr>
+            <w:r>
+              <w:rPr>
+                <w:sz w:val="20"/>
+                <w:szCs w:val="20"/>
+              </w:rPr>
+              <w:t>0.</w:t>
+            </w:r>
+            <w:r>
+              <w:rPr>
+                <w:sz w:val="20"/>
+                <w:szCs w:val="20"/>
+              </w:rPr>
+              <w:t>341</w:t>
+            </w:r>
+            <w:r>
+              <w:rPr>
+                <w:sz w:val="20"/>
+                <w:szCs w:val="20"/>
+              </w:rPr>
+              <w:t>6</w:t>
+            </w:r>
+          </w:p>
+        </w:tc>
+        <w:tc>
+          <w:tcPr>
+            <w:tcW w:w="1134" w:type="dxa"/>
+            <w:tcBorders>
+              <w:top w:val="single" w:sz="4" w:space="0" w:color="AAAAAA"/>
+              <w:left w:val="single" w:sz="4" w:space="0" w:color="AAAAAA"/>
+              <w:bottom w:val="single" w:sz="4" w:space="0" w:color="AAAAAA"/>
+              <w:right w:val="single" w:sz="4" w:space="0" w:color="AAAAAA"/>
+            </w:tcBorders>
+            <w:tcMar>
+              <w:top w:w="80" w:type="dxa"/>
+              <w:left w:w="120" w:type="dxa"/>
+              <w:bottom w:w="80" w:type="dxa"/>
+              <w:right w:w="120" w:type="dxa"/>
+            </w:tcMar>
+          </w:tcPr>
+          <w:p>
+            <w:pPr>
+              <w:spacing w:line="240" w:lineRule="auto"/>
+              <w:ind w:firstLine="0"/>
+              <w:rPr>
+                <w:sz w:val="20"/>
+                <w:szCs w:val="20"/>
+                <w:lang w:val="vi-VN"/>
+              </w:rPr>
+            </w:pPr>
+            <w:r>
+              <w:rPr>
+                <w:sz w:val="20"/>
+                <w:szCs w:val="20"/>
+              </w:rPr>
+              <w:t>0.</w:t>
+            </w:r>
+            <w:r>
+              <w:rPr>
+                <w:sz w:val="20"/>
+                <w:szCs w:val="20"/>
+              </w:rPr>
+              <w:t>8446</w:t>
+            </w:r>
+          </w:p>
+        </w:tc>
+        <w:tc>
+          <w:tcPr>
+            <w:tcW w:w="1134" w:type="dxa"/>
+            <w:tcBorders>
+              <w:top w:val="single" w:sz="4" w:space="0" w:color="AAAAAA"/>
+              <w:left w:val="single" w:sz="4" w:space="0" w:color="AAAAAA"/>
+              <w:bottom w:val="single" w:sz="4" w:space="0" w:color="AAAAAA"/>
+              <w:right w:val="single" w:sz="4" w:space="0" w:color="AAAAAA"/>
+            </w:tcBorders>
+            <w:tcMar>
+              <w:top w:w="80" w:type="dxa"/>
+              <w:left w:w="120" w:type="dxa"/>
+              <w:bottom w:w="80" w:type="dxa"/>
+              <w:right w:w="120" w:type="dxa"/>
+            </w:tcMar>
+          </w:tcPr>
+          <w:p>
+            <w:pPr>
+              <w:spacing w:line="240" w:lineRule="auto"/>
+              <w:ind w:firstLine="0"/>
+              <w:rPr>
+                <w:sz w:val="20"/>
+                <w:szCs w:val="20"/>
+                <w:lang w:val="vi-VN"/>
+              </w:rPr>
+            </w:pPr>
+            <w:r>
+              <w:rPr>
+                <w:sz w:val="20"/>
+                <w:szCs w:val="20"/>
+              </w:rPr>
+              <w:t>0.</w:t>
+            </w:r>
+            <w:r>
+              <w:rPr>
+                <w:sz w:val="20"/>
+                <w:szCs w:val="20"/>
+              </w:rPr>
+              <w:t>6350</w:t>
+            </w:r>
+          </w:p>
+        </w:tc>
+        <w:tc>
+          <w:tcPr>
+            <w:tcW w:w="1134" w:type="dxa"/>
+            <w:tcBorders>
+              <w:top w:val="single" w:sz="4" w:space="0" w:color="AAAAAA"/>
+              <w:left w:val="single" w:sz="4" w:space="0" w:color="AAAAAA"/>
+              <w:bottom w:val="single" w:sz="4" w:space="0" w:color="AAAAAA"/>
+              <w:right w:val="single" w:sz="4" w:space="0" w:color="AAAAAA"/>
+            </w:tcBorders>
+            <w:tcMar>
+              <w:top w:w="80" w:type="dxa"/>
+              <w:left w:w="120" w:type="dxa"/>
+              <w:bottom w:w="80" w:type="dxa"/>
+              <w:right w:w="120" w:type="dxa"/>
+            </w:tcMar>
+          </w:tcPr>
+          <w:p>
+            <w:pPr>
+              <w:spacing w:line="240" w:lineRule="auto"/>
+              <w:ind w:firstLine="0"/>
+              <w:rPr>
+                <w:sz w:val="20"/>
+                <w:szCs w:val="20"/>
+                <w:lang w:val="vi-VN"/>
+              </w:rPr>
+            </w:pPr>
+            <w:r>
+              <w:rPr>
+                <w:sz w:val="20"/>
+                <w:szCs w:val="20"/>
+              </w:rPr>
+              <w:t>0.</w:t>
+            </w:r>
+            <w:r>
+              <w:rPr>
+                <w:sz w:val="20"/>
+                <w:szCs w:val="20"/>
+              </w:rPr>
+              <w:t>6338</w:t>
+            </w:r>
+          </w:p>
+        </w:tc>
+        <w:tc>
+          <w:tcPr>
+            <w:tcW w:w="1134" w:type="dxa"/>
+            <w:tcBorders>
+              <w:top w:val="single" w:sz="4" w:space="0" w:color="AAAAAA"/>
+              <w:left w:val="single" w:sz="4" w:space="0" w:color="AAAAAA"/>
+              <w:bottom w:val="single" w:sz="4" w:space="0" w:color="AAAAAA"/>
+              <w:right w:val="single" w:sz="4" w:space="0" w:color="AAAAAA"/>
+            </w:tcBorders>
+            <w:tcMar>
+              <w:top w:w="80" w:type="dxa"/>
+              <w:left w:w="120" w:type="dxa"/>
+              <w:bottom w:w="80" w:type="dxa"/>
+              <w:right w:w="120" w:type="dxa"/>
+            </w:tcMar>
+          </w:tcPr>
+          <w:p>
+            <w:pPr>
+              <w:spacing w:line="240" w:lineRule="auto"/>
+              <w:ind w:firstLine="0"/>
+              <w:rPr>
+                <w:sz w:val="20"/>
+                <w:szCs w:val="20"/>
+              </w:rPr>
+            </w:pPr>
+            <w:r>
+              <w:rPr>
+                <w:sz w:val="20"/>
+                <w:szCs w:val="20"/>
+              </w:rPr>
+              <w:t>1.</w:t>
+            </w:r>
+            <w:r>
+              <w:rPr>
+                <w:sz w:val="20"/>
+                <w:szCs w:val="20"/>
+              </w:rPr>
+              <w:t>2445</w:t>
+            </w:r>
+          </w:p>
+        </w:tc>
+        <w:tc>
+          <w:tcPr>
+            <w:tcW w:w="1134" w:type="dxa"/>
+            <w:tcBorders>
+              <w:top w:val="single" w:sz="4" w:space="0" w:color="AAAAAA"/>
+              <w:left w:val="single" w:sz="4" w:space="0" w:color="AAAAAA"/>
+              <w:bottom w:val="single" w:sz="4" w:space="0" w:color="AAAAAA"/>
+              <w:right w:val="single" w:sz="4" w:space="0" w:color="AAAAAA"/>
+            </w:tcBorders>
+            <w:tcMar>
+              <w:top w:w="80" w:type="dxa"/>
+              <w:left w:w="120" w:type="dxa"/>
+              <w:bottom w:w="80" w:type="dxa"/>
+              <w:right w:w="120" w:type="dxa"/>
+            </w:tcMar>
+          </w:tcPr>
+          <w:p>
+            <w:pPr>
+              <w:spacing w:line="240" w:lineRule="auto"/>
+              <w:ind w:firstLine="0"/>
+              <w:rPr>
+                <w:sz w:val="20"/>
+                <w:szCs w:val="20"/>
+                <w:lang w:val="vi-VN"/>
+              </w:rPr>
+            </w:pPr>
+            <w:r>
+              <w:rPr>
+                <w:sz w:val="20"/>
+                <w:szCs w:val="20"/>
+              </w:rPr>
+              <w:t>0.</w:t>
+            </w:r>
+            <w:r>
+              <w:rPr>
+                <w:sz w:val="20"/>
+                <w:szCs w:val="20"/>
+              </w:rPr>
+              <w:t>8076</w:t>
+            </w:r>
+          </w:p>
+        </w:tc>
+      </w:tr>
+      <w:tr>
+        <w:trPr>
+          <w:trHeight w:val="57"/>
+        </w:trPr>
+        <w:tc>
+          <w:tcPr>
+            <w:tcW w:w="1134" w:type="dxa"/>
+            <w:tcBorders>
+              <w:top w:val="single" w:sz="4" w:space="0" w:color="AAAAAA"/>
+              <w:left w:val="single" w:sz="4" w:space="0" w:color="AAAAAA"/>
+              <w:bottom w:val="single" w:sz="4" w:space="0" w:color="AAAAAA"/>
+              <w:right w:val="single" w:sz="4" w:space="0" w:color="AAAAAA"/>
+            </w:tcBorders>
+            <w:tcMar>
+              <w:top w:w="80" w:type="dxa"/>
+              <w:left w:w="120" w:type="dxa"/>
+              <w:bottom w:w="80" w:type="dxa"/>
+              <w:right w:w="120" w:type="dxa"/>
+            </w:tcMar>
+          </w:tcPr>
+          <w:p>
+            <w:pPr>
+              <w:spacing w:line="240" w:lineRule="auto"/>
+              <w:ind w:firstLine="0"/>
+              <w:rPr>
+                <w:sz w:val="20"/>
+                <w:szCs w:val="20"/>
+              </w:rPr>
+            </w:pPr>
+            <w:r>
+              <w:rPr>
+                <w:sz w:val="20"/>
+                <w:szCs w:val="20"/>
+              </w:rPr>
+              <w:t>Random Forest</w:t>
+            </w:r>
+          </w:p>
+        </w:tc>
+        <w:tc>
+          <w:tcPr>
+            <w:tcW w:w="1134" w:type="dxa"/>
+            <w:tcBorders>
+              <w:top w:val="single" w:sz="4" w:space="0" w:color="AAAAAA"/>
+              <w:left w:val="single" w:sz="4" w:space="0" w:color="AAAAAA"/>
+              <w:bottom w:val="single" w:sz="4" w:space="0" w:color="AAAAAA"/>
+              <w:right w:val="single" w:sz="4" w:space="0" w:color="AAAAAA"/>
+            </w:tcBorders>
+            <w:tcMar>
+              <w:top w:w="80" w:type="dxa"/>
+              <w:left w:w="120" w:type="dxa"/>
+              <w:bottom w:w="80" w:type="dxa"/>
+              <w:right w:w="120" w:type="dxa"/>
+            </w:tcMar>
+          </w:tcPr>
+          <w:p>
+            <w:pPr>
+              <w:spacing w:line="240" w:lineRule="auto"/>
+              <w:ind w:firstLine="0"/>
+              <w:rPr>
+                <w:sz w:val="20"/>
+                <w:szCs w:val="20"/>
+              </w:rPr>
+            </w:pPr>
+            <w:r>
+              <w:rPr>
+                <w:sz w:val="20"/>
+                <w:szCs w:val="20"/>
+              </w:rPr>
+              <w:t>0.8028</w:t>
+            </w:r>
+          </w:p>
+        </w:tc>
+        <w:tc>
+          <w:tcPr>
+            <w:tcW w:w="1134" w:type="dxa"/>
+            <w:tcBorders>
+              <w:top w:val="single" w:sz="4" w:space="0" w:color="AAAAAA"/>
+              <w:left w:val="single" w:sz="4" w:space="0" w:color="AAAAAA"/>
+              <w:bottom w:val="single" w:sz="4" w:space="0" w:color="AAAAAA"/>
+              <w:right w:val="single" w:sz="4" w:space="0" w:color="AAAAAA"/>
+            </w:tcBorders>
+            <w:tcMar>
+              <w:top w:w="80" w:type="dxa"/>
+              <w:left w:w="120" w:type="dxa"/>
+              <w:bottom w:w="80" w:type="dxa"/>
+              <w:right w:w="120" w:type="dxa"/>
+            </w:tcMar>
+          </w:tcPr>
+          <w:p>
+            <w:pPr>
+              <w:spacing w:line="240" w:lineRule="auto"/>
+              <w:ind w:firstLine="0"/>
+              <w:rPr>
+                <w:sz w:val="20"/>
+                <w:szCs w:val="20"/>
+              </w:rPr>
+            </w:pPr>
+            <w:r>
+              <w:rPr>
+                <w:sz w:val="20"/>
+                <w:szCs w:val="20"/>
+              </w:rPr>
+              <w:t>0.3222</w:t>
+            </w:r>
+          </w:p>
+        </w:tc>
+        <w:tc>
+          <w:tcPr>
+            <w:tcW w:w="1134" w:type="dxa"/>
+            <w:tcBorders>
+              <w:top w:val="single" w:sz="4" w:space="0" w:color="AAAAAA"/>
+              <w:left w:val="single" w:sz="4" w:space="0" w:color="AAAAAA"/>
+              <w:bottom w:val="single" w:sz="4" w:space="0" w:color="AAAAAA"/>
+              <w:right w:val="single" w:sz="4" w:space="0" w:color="AAAAAA"/>
+            </w:tcBorders>
+            <w:tcMar>
+              <w:top w:w="80" w:type="dxa"/>
+              <w:left w:w="120" w:type="dxa"/>
+              <w:bottom w:w="80" w:type="dxa"/>
+              <w:right w:w="120" w:type="dxa"/>
+            </w:tcMar>
+          </w:tcPr>
+          <w:p>
+            <w:pPr>
+              <w:spacing w:line="240" w:lineRule="auto"/>
+              <w:ind w:firstLine="0"/>
+              <w:rPr>
+                <w:sz w:val="20"/>
+                <w:szCs w:val="20"/>
+                <w:lang w:val="vi-VN"/>
+              </w:rPr>
+            </w:pPr>
+            <w:r>
+              <w:rPr>
+                <w:sz w:val="20"/>
+                <w:szCs w:val="20"/>
+              </w:rPr>
+              <w:t>0.</w:t>
+            </w:r>
+            <w:r>
+              <w:rPr>
+                <w:sz w:val="20"/>
+                <w:szCs w:val="20"/>
+              </w:rPr>
+              <w:t>8574</w:t>
+            </w:r>
+          </w:p>
+        </w:tc>
+        <w:tc>
+          <w:tcPr>
+            <w:tcW w:w="1134" w:type="dxa"/>
+            <w:tcBorders>
+              <w:top w:val="single" w:sz="4" w:space="0" w:color="AAAAAA"/>
+              <w:left w:val="single" w:sz="4" w:space="0" w:color="AAAAAA"/>
+              <w:bottom w:val="single" w:sz="4" w:space="0" w:color="AAAAAA"/>
+              <w:right w:val="single" w:sz="4" w:space="0" w:color="AAAAAA"/>
+            </w:tcBorders>
+            <w:tcMar>
+              <w:top w:w="80" w:type="dxa"/>
+              <w:left w:w="120" w:type="dxa"/>
+              <w:bottom w:w="80" w:type="dxa"/>
+              <w:right w:w="120" w:type="dxa"/>
+            </w:tcMar>
+          </w:tcPr>
+          <w:p>
+            <w:pPr>
+              <w:spacing w:line="240" w:lineRule="auto"/>
+              <w:ind w:firstLine="0"/>
+              <w:rPr>
+                <w:sz w:val="20"/>
+                <w:szCs w:val="20"/>
+              </w:rPr>
+            </w:pPr>
+            <w:r>
+              <w:rPr>
+                <w:sz w:val="20"/>
+                <w:szCs w:val="20"/>
+              </w:rPr>
+              <w:t>0.6508</w:t>
+            </w:r>
+          </w:p>
+        </w:tc>
+        <w:tc>
+          <w:tcPr>
+            <w:tcW w:w="1134" w:type="dxa"/>
+            <w:tcBorders>
+              <w:top w:val="single" w:sz="4" w:space="0" w:color="AAAAAA"/>
+              <w:left w:val="single" w:sz="4" w:space="0" w:color="AAAAAA"/>
+              <w:bottom w:val="single" w:sz="4" w:space="0" w:color="AAAAAA"/>
+              <w:right w:val="single" w:sz="4" w:space="0" w:color="AAAAAA"/>
+            </w:tcBorders>
+            <w:tcMar>
+              <w:top w:w="80" w:type="dxa"/>
+              <w:left w:w="120" w:type="dxa"/>
+              <w:bottom w:w="80" w:type="dxa"/>
+              <w:right w:w="120" w:type="dxa"/>
+            </w:tcMar>
+          </w:tcPr>
+          <w:p>
+            <w:pPr>
+              <w:spacing w:line="240" w:lineRule="auto"/>
+              <w:ind w:firstLine="0"/>
+              <w:rPr>
+                <w:sz w:val="20"/>
+                <w:szCs w:val="20"/>
+              </w:rPr>
+            </w:pPr>
+            <w:r>
+              <w:rPr>
+                <w:sz w:val="20"/>
+                <w:szCs w:val="20"/>
+              </w:rPr>
+              <w:t>0.</w:t>
+            </w:r>
+            <w:r>
+              <w:rPr>
+                <w:sz w:val="20"/>
+                <w:szCs w:val="20"/>
+              </w:rPr>
+              <w:t>667</w:t>
+            </w:r>
+            <w:r>
+              <w:rPr>
+                <w:sz w:val="20"/>
+                <w:szCs w:val="20"/>
+              </w:rPr>
+              <w:t>2</w:t>
+            </w:r>
+          </w:p>
+        </w:tc>
+        <w:tc>
+          <w:tcPr>
+            <w:tcW w:w="1134" w:type="dxa"/>
+            <w:tcBorders>
+              <w:top w:val="single" w:sz="4" w:space="0" w:color="AAAAAA"/>
+              <w:left w:val="single" w:sz="4" w:space="0" w:color="AAAAAA"/>
+              <w:bottom w:val="single" w:sz="4" w:space="0" w:color="AAAAAA"/>
+              <w:right w:val="single" w:sz="4" w:space="0" w:color="AAAAAA"/>
+            </w:tcBorders>
+            <w:tcMar>
+              <w:top w:w="80" w:type="dxa"/>
+              <w:left w:w="120" w:type="dxa"/>
+              <w:bottom w:w="80" w:type="dxa"/>
+              <w:right w:w="120" w:type="dxa"/>
+            </w:tcMar>
+          </w:tcPr>
+          <w:p>
+            <w:pPr>
+              <w:spacing w:line="240" w:lineRule="auto"/>
+              <w:ind w:firstLine="0"/>
+              <w:rPr>
+                <w:sz w:val="20"/>
+                <w:szCs w:val="20"/>
+              </w:rPr>
+            </w:pPr>
+            <w:r>
+              <w:rPr>
+                <w:sz w:val="20"/>
+                <w:szCs w:val="20"/>
+              </w:rPr>
+              <w:t>1.</w:t>
+            </w:r>
+            <w:r>
+              <w:rPr>
+                <w:sz w:val="20"/>
+                <w:szCs w:val="20"/>
+              </w:rPr>
+              <w:t>2445</w:t>
+            </w:r>
+          </w:p>
+        </w:tc>
+        <w:tc>
+          <w:tcPr>
+            <w:tcW w:w="1134" w:type="dxa"/>
+            <w:tcBorders>
+              <w:top w:val="single" w:sz="4" w:space="0" w:color="AAAAAA"/>
+              <w:left w:val="single" w:sz="4" w:space="0" w:color="AAAAAA"/>
+              <w:bottom w:val="single" w:sz="4" w:space="0" w:color="AAAAAA"/>
+              <w:right w:val="single" w:sz="4" w:space="0" w:color="AAAAAA"/>
+            </w:tcBorders>
+            <w:tcMar>
+              <w:top w:w="80" w:type="dxa"/>
+              <w:left w:w="120" w:type="dxa"/>
+              <w:bottom w:w="80" w:type="dxa"/>
+              <w:right w:w="120" w:type="dxa"/>
+            </w:tcMar>
+          </w:tcPr>
+          <w:p>
+            <w:pPr>
+              <w:spacing w:line="240" w:lineRule="auto"/>
+              <w:ind w:firstLine="0"/>
+              <w:rPr>
+                <w:sz w:val="20"/>
+                <w:szCs w:val="20"/>
+                <w:lang w:val="vi-VN"/>
+              </w:rPr>
+            </w:pPr>
+            <w:r>
+              <w:rPr>
+                <w:sz w:val="20"/>
+                <w:szCs w:val="20"/>
+              </w:rPr>
+              <w:t>0.</w:t>
+            </w:r>
+            <w:r>
+              <w:rPr>
+                <w:sz w:val="20"/>
+                <w:szCs w:val="20"/>
+              </w:rPr>
+              <w:t>6558</w:t>
+            </w:r>
+          </w:p>
+        </w:tc>
+      </w:tr>
+      <w:tr>
+        <w:trPr>
+          <w:trHeight w:val="57"/>
+        </w:trPr>
+        <w:tc>
+          <w:tcPr>
+            <w:tcW w:w="1134" w:type="dxa"/>
+            <w:tcBorders>
+              <w:top w:val="single" w:sz="4" w:space="0" w:color="AAAAAA"/>
+              <w:left w:val="single" w:sz="4" w:space="0" w:color="AAAAAA"/>
+              <w:bottom w:val="single" w:sz="4" w:space="0" w:color="AAAAAA"/>
+              <w:right w:val="single" w:sz="4" w:space="0" w:color="AAAAAA"/>
+            </w:tcBorders>
+            <w:tcMar>
+              <w:top w:w="80" w:type="dxa"/>
+              <w:left w:w="120" w:type="dxa"/>
+              <w:bottom w:w="80" w:type="dxa"/>
+              <w:right w:w="120" w:type="dxa"/>
+            </w:tcMar>
+          </w:tcPr>
+          <w:p>
+            <w:pPr>
+              <w:spacing w:line="240" w:lineRule="auto"/>
+              <w:ind w:firstLine="0"/>
+              <w:rPr>
+                <w:sz w:val="20"/>
+                <w:szCs w:val="20"/>
+              </w:rPr>
+            </w:pPr>
+            <w:r>
+              <w:rPr>
+                <w:sz w:val="20"/>
+                <w:szCs w:val="20"/>
+              </w:rPr>
+              <w:t>SVR</w:t>
+            </w:r>
+          </w:p>
+        </w:tc>
+        <w:tc>
+          <w:tcPr>
+            <w:tcW w:w="1134" w:type="dxa"/>
+            <w:tcBorders>
+              <w:top w:val="single" w:sz="4" w:space="0" w:color="AAAAAA"/>
+              <w:left w:val="single" w:sz="4" w:space="0" w:color="AAAAAA"/>
+              <w:bottom w:val="single" w:sz="4" w:space="0" w:color="AAAAAA"/>
+              <w:right w:val="single" w:sz="4" w:space="0" w:color="AAAAAA"/>
+            </w:tcBorders>
+            <w:tcMar>
+              <w:top w:w="80" w:type="dxa"/>
+              <w:left w:w="120" w:type="dxa"/>
+              <w:bottom w:w="80" w:type="dxa"/>
+              <w:right w:w="120" w:type="dxa"/>
+            </w:tcMar>
+          </w:tcPr>
+          <w:p>
+            <w:pPr>
+              <w:spacing w:line="240" w:lineRule="auto"/>
+              <w:ind w:firstLine="0"/>
+              <w:rPr>
+                <w:sz w:val="20"/>
+                <w:szCs w:val="20"/>
+              </w:rPr>
+            </w:pPr>
+            <w:r>
+              <w:rPr>
+                <w:sz w:val="20"/>
+                <w:szCs w:val="20"/>
+              </w:rPr>
+              <w:t>0.</w:t>
+            </w:r>
+            <w:r>
+              <w:rPr>
+                <w:sz w:val="20"/>
+                <w:szCs w:val="20"/>
+              </w:rPr>
+              <w:t>7</w:t>
+            </w:r>
+            <w:r>
+              <w:rPr>
+                <w:sz w:val="20"/>
+                <w:szCs w:val="20"/>
+              </w:rPr>
+              <w:t>641</w:t>
+            </w:r>
+          </w:p>
+        </w:tc>
+        <w:tc>
+          <w:tcPr>
+            <w:tcW w:w="1134" w:type="dxa"/>
+            <w:tcBorders>
+              <w:top w:val="single" w:sz="4" w:space="0" w:color="AAAAAA"/>
+              <w:left w:val="single" w:sz="4" w:space="0" w:color="AAAAAA"/>
+              <w:bottom w:val="single" w:sz="4" w:space="0" w:color="AAAAAA"/>
+              <w:right w:val="single" w:sz="4" w:space="0" w:color="AAAAAA"/>
+            </w:tcBorders>
+            <w:tcMar>
+              <w:top w:w="80" w:type="dxa"/>
+              <w:left w:w="120" w:type="dxa"/>
+              <w:bottom w:w="80" w:type="dxa"/>
+              <w:right w:w="120" w:type="dxa"/>
+            </w:tcMar>
+          </w:tcPr>
+          <w:p>
+            <w:pPr>
+              <w:spacing w:line="240" w:lineRule="auto"/>
+              <w:ind w:firstLine="0"/>
+              <w:rPr>
+                <w:sz w:val="20"/>
+                <w:szCs w:val="20"/>
+                <w:lang w:val="vi-VN"/>
+              </w:rPr>
+            </w:pPr>
+            <w:r>
+              <w:rPr>
+                <w:sz w:val="20"/>
+                <w:szCs w:val="20"/>
+              </w:rPr>
+              <w:t>0.</w:t>
+            </w:r>
+            <w:r>
+              <w:rPr>
+                <w:sz w:val="20"/>
+                <w:szCs w:val="20"/>
+              </w:rPr>
+              <w:t>3591</w:t>
+            </w:r>
+          </w:p>
+        </w:tc>
+        <w:tc>
+          <w:tcPr>
+            <w:tcW w:w="1134" w:type="dxa"/>
+            <w:tcBorders>
+              <w:top w:val="single" w:sz="4" w:space="0" w:color="AAAAAA"/>
+              <w:left w:val="single" w:sz="4" w:space="0" w:color="AAAAAA"/>
+              <w:bottom w:val="single" w:sz="4" w:space="0" w:color="AAAAAA"/>
+              <w:right w:val="single" w:sz="4" w:space="0" w:color="AAAAAA"/>
+            </w:tcBorders>
+            <w:tcMar>
+              <w:top w:w="80" w:type="dxa"/>
+              <w:left w:w="120" w:type="dxa"/>
+              <w:bottom w:w="80" w:type="dxa"/>
+              <w:right w:w="120" w:type="dxa"/>
+            </w:tcMar>
+          </w:tcPr>
+          <w:p>
+            <w:pPr>
+              <w:spacing w:line="240" w:lineRule="auto"/>
+              <w:ind w:firstLine="0"/>
+              <w:rPr>
+                <w:sz w:val="20"/>
+                <w:szCs w:val="20"/>
+                <w:lang w:val="vi-VN"/>
+              </w:rPr>
+            </w:pPr>
+            <w:r>
+              <w:rPr>
+                <w:sz w:val="20"/>
+                <w:szCs w:val="20"/>
+              </w:rPr>
+              <w:t>0.</w:t>
+            </w:r>
+            <w:r>
+              <w:rPr>
+                <w:sz w:val="20"/>
+                <w:szCs w:val="20"/>
+              </w:rPr>
+              <w:t>7514</w:t>
+            </w:r>
+          </w:p>
+        </w:tc>
+        <w:tc>
+          <w:tcPr>
+            <w:tcW w:w="1134" w:type="dxa"/>
+            <w:tcBorders>
+              <w:top w:val="single" w:sz="4" w:space="0" w:color="AAAAAA"/>
+              <w:left w:val="single" w:sz="4" w:space="0" w:color="AAAAAA"/>
+              <w:bottom w:val="single" w:sz="4" w:space="0" w:color="AAAAAA"/>
+              <w:right w:val="single" w:sz="4" w:space="0" w:color="AAAAAA"/>
+            </w:tcBorders>
+            <w:tcMar>
+              <w:top w:w="80" w:type="dxa"/>
+              <w:left w:w="120" w:type="dxa"/>
+              <w:bottom w:w="80" w:type="dxa"/>
+              <w:right w:w="120" w:type="dxa"/>
+            </w:tcMar>
+          </w:tcPr>
+          <w:p>
+            <w:pPr>
+              <w:spacing w:line="240" w:lineRule="auto"/>
+              <w:ind w:firstLine="0"/>
+              <w:rPr>
+                <w:sz w:val="20"/>
+                <w:szCs w:val="20"/>
+                <w:lang w:val="vi-VN"/>
+              </w:rPr>
+            </w:pPr>
+            <w:r>
+              <w:rPr>
+                <w:sz w:val="20"/>
+                <w:szCs w:val="20"/>
+              </w:rPr>
+              <w:t>0.</w:t>
+            </w:r>
+            <w:r>
+              <w:rPr>
+                <w:sz w:val="20"/>
+                <w:szCs w:val="20"/>
+              </w:rPr>
+              <w:t>6448</w:t>
+            </w:r>
+          </w:p>
+        </w:tc>
+        <w:tc>
+          <w:tcPr>
+            <w:tcW w:w="1134" w:type="dxa"/>
+            <w:tcBorders>
+              <w:top w:val="single" w:sz="4" w:space="0" w:color="AAAAAA"/>
+              <w:left w:val="single" w:sz="4" w:space="0" w:color="AAAAAA"/>
+              <w:bottom w:val="single" w:sz="4" w:space="0" w:color="AAAAAA"/>
+              <w:right w:val="single" w:sz="4" w:space="0" w:color="AAAAAA"/>
+            </w:tcBorders>
+            <w:tcMar>
+              <w:top w:w="80" w:type="dxa"/>
+              <w:left w:w="120" w:type="dxa"/>
+              <w:bottom w:w="80" w:type="dxa"/>
+              <w:right w:w="120" w:type="dxa"/>
+            </w:tcMar>
+          </w:tcPr>
+          <w:p>
+            <w:pPr>
+              <w:spacing w:line="240" w:lineRule="auto"/>
+              <w:ind w:firstLine="0"/>
+              <w:rPr>
+                <w:sz w:val="20"/>
+                <w:szCs w:val="20"/>
+                <w:lang w:val="vi-VN"/>
+              </w:rPr>
+            </w:pPr>
+            <w:r>
+              <w:rPr>
+                <w:sz w:val="20"/>
+                <w:szCs w:val="20"/>
+              </w:rPr>
+              <w:t>0.</w:t>
+            </w:r>
+            <w:r>
+              <w:rPr>
+                <w:sz w:val="20"/>
+                <w:szCs w:val="20"/>
+              </w:rPr>
+              <w:t>6584</w:t>
+            </w:r>
+          </w:p>
+        </w:tc>
+        <w:tc>
+          <w:tcPr>
+            <w:tcW w:w="1134" w:type="dxa"/>
+            <w:tcBorders>
+              <w:top w:val="single" w:sz="4" w:space="0" w:color="AAAAAA"/>
+              <w:left w:val="single" w:sz="4" w:space="0" w:color="AAAAAA"/>
+              <w:bottom w:val="single" w:sz="4" w:space="0" w:color="AAAAAA"/>
+              <w:right w:val="single" w:sz="4" w:space="0" w:color="AAAAAA"/>
+            </w:tcBorders>
+            <w:tcMar>
+              <w:top w:w="80" w:type="dxa"/>
+              <w:left w:w="120" w:type="dxa"/>
+              <w:bottom w:w="80" w:type="dxa"/>
+              <w:right w:w="120" w:type="dxa"/>
+            </w:tcMar>
+          </w:tcPr>
+          <w:p>
+            <w:pPr>
+              <w:spacing w:line="240" w:lineRule="auto"/>
+              <w:ind w:firstLine="0"/>
+              <w:rPr>
+                <w:sz w:val="20"/>
+                <w:szCs w:val="20"/>
+              </w:rPr>
+            </w:pPr>
+            <w:r>
+              <w:rPr>
+                <w:sz w:val="20"/>
+                <w:szCs w:val="20"/>
+              </w:rPr>
+              <w:t>1.</w:t>
+            </w:r>
+            <w:r>
+              <w:rPr>
+                <w:sz w:val="20"/>
+                <w:szCs w:val="20"/>
+              </w:rPr>
+              <w:t>2445</w:t>
+            </w:r>
+          </w:p>
+        </w:tc>
+        <w:tc>
+          <w:tcPr>
+            <w:tcW w:w="1134" w:type="dxa"/>
+            <w:tcBorders>
+              <w:top w:val="single" w:sz="4" w:space="0" w:color="AAAAAA"/>
+              <w:left w:val="single" w:sz="4" w:space="0" w:color="AAAAAA"/>
+              <w:bottom w:val="single" w:sz="4" w:space="0" w:color="AAAAAA"/>
+              <w:right w:val="single" w:sz="4" w:space="0" w:color="AAAAAA"/>
+            </w:tcBorders>
+            <w:tcMar>
+              <w:top w:w="80" w:type="dxa"/>
+              <w:left w:w="120" w:type="dxa"/>
+              <w:bottom w:w="80" w:type="dxa"/>
+              <w:right w:w="120" w:type="dxa"/>
+            </w:tcMar>
+          </w:tcPr>
+          <w:p>
+            <w:pPr>
+              <w:spacing w:line="240" w:lineRule="auto"/>
+              <w:ind w:firstLine="0"/>
+              <w:rPr>
+                <w:sz w:val="20"/>
+                <w:szCs w:val="20"/>
+              </w:rPr>
+            </w:pPr>
+            <w:r>
+              <w:rPr>
+                <w:sz w:val="20"/>
+                <w:szCs w:val="20"/>
+              </w:rPr>
+              <w:t>1.</w:t>
+            </w:r>
+            <w:r>
+              <w:rPr>
+                <w:sz w:val="20"/>
+                <w:szCs w:val="20"/>
+              </w:rPr>
+              <w:t>0451</w:t>
+            </w:r>
+          </w:p>
+        </w:tc>
+      </w:tr>
+    </w:tbl>
+    <w:p>
+      <w:pPr>
+        <w:spacing w:before="120" w:line="360" w:lineRule="auto"/>
+        <w:ind w:firstLine="0"/>
+        <w:rPr>
+          <w:sz w:val="26"/>
+          <w:szCs w:val="26"/>
+          <w:lang w:val="vi-VN"/>
+        </w:rPr>
+      </w:pPr>
+    </w:p>
+    <w:p>
+      <w:pPr>
+        <w:spacing w:before="120" w:line="360" w:lineRule="auto"/>
+        <w:ind w:firstLine="0"/>
+        <w:rPr>
+          <w:sz w:val="26"/>
+          <w:szCs w:val="26"/>
+          <w:lang w:val="vi-VN"/>
+        </w:rPr>
+      </w:pPr>
+    </w:p>
+    <w:p>
+      <w:pPr>
+        <w:spacing w:before="120" w:line="360" w:lineRule="auto"/>
+        <w:ind w:firstLine="0"/>
+        <w:rPr>
+          <w:sz w:val="26"/>
+          <w:szCs w:val="26"/>
+          <w:lang w:val="vi-VN"/>
+        </w:rPr>
+      </w:pPr>
+    </w:p>
+    <w:p>
+      <w:pPr>
+        <w:spacing w:before="120" w:line="360" w:lineRule="auto"/>
+        <w:ind w:firstLine="0"/>
+        <w:rPr>
+          <w:sz w:val="26"/>
+          <w:szCs w:val="26"/>
+          <w:lang w:val="vi-VN"/>
+        </w:rPr>
+      </w:pPr>
+    </w:p>
+    <w:p>
+      <w:pPr>
+        <w:spacing w:before="120" w:line="360" w:lineRule="auto"/>
+        <w:ind w:firstLine="0"/>
+        <w:rPr>
+          <w:sz w:val="26"/>
+          <w:szCs w:val="26"/>
+          <w:lang w:val="vi-VN"/>
+        </w:rPr>
+      </w:pPr>
+    </w:p>
+    <w:p>
+      <w:pPr>
+        <w:pStyle w:val="Heading2"/>
+      </w:pPr>
+      <w:r>
+        <w:lastRenderedPageBreak/>
+        <w:t>Bảng PL2.2 — Tiêu chí Whitespace (Khoảng Trắng)</w:t>
+      </w:r>
+    </w:p>
+    <w:tbl>
+      <w:tblPr>
+        <w:tblW w:w="9113" w:type="dxa"/>
+        <w:tblBorders>
+          <w:insideH w:val="single" w:sz="4" w:space="0" w:color="AAAAAA"/>
+          <w:insideV w:val="single" w:sz="4" w:space="0" w:color="AAAAAA"/>
+        </w:tblBorders>
+        <w:tblLayout w:type="fixed"/>
+        <w:tblLook w:val="04A0" w:firstRow="1" w:lastRow="0" w:firstColumn="1" w:lastColumn="0" w:noHBand="0" w:noVBand="1"/>
+      </w:tblPr>
+      <w:tblGrid>
+        <w:gridCol w:w="1973"/>
+        <w:gridCol w:w="1020"/>
+        <w:gridCol w:w="1020"/>
+        <w:gridCol w:w="1020"/>
+        <w:gridCol w:w="1020"/>
+        <w:gridCol w:w="1020"/>
+        <w:gridCol w:w="1020"/>
+        <w:gridCol w:w="1020"/>
+      </w:tblGrid>
+      <w:tr>
+        <w:trPr>
+          <w:trHeight w:val="20"/>
+        </w:trPr>
+        <w:tc>
+          <w:tcPr>
+            <w:tcW w:w="1973" w:type="dxa"/>
+            <w:tcBorders>
+              <w:top w:val="single" w:sz="4" w:space="0" w:color="AAAAAA"/>
+              <w:left w:val="single" w:sz="4" w:space="0" w:color="AAAAAA"/>
+              <w:bottom w:val="single" w:sz="4" w:space="0" w:color="AAAAAA"/>
+              <w:right w:val="single" w:sz="4" w:space="0" w:color="AAAAAA"/>
+            </w:tcBorders>
+            <w:shd w:val="clear" w:color="auto" w:fill="D9E1F2"/>
+            <w:tcMar>
+              <w:top w:w="80" w:type="dxa"/>
+              <w:left w:w="120" w:type="dxa"/>
+              <w:bottom w:w="80" w:type="dxa"/>
+              <w:right w:w="120" w:type="dxa"/>
+            </w:tcMar>
+          </w:tcPr>
+          <w:p>
+            <w:pPr>
+              <w:spacing w:line="240" w:lineRule="auto"/>
+              <w:ind w:firstLine="0"/>
+              <w:rPr>
+                <w:b/>
+                <w:bCs/>
+                <w:sz w:val="20"/>
+                <w:szCs w:val="20"/>
+              </w:rPr>
+            </w:pPr>
+            <w:r>
+              <w:rPr>
+                <w:b/>
+                <w:bCs/>
+                <w:sz w:val="20"/>
+                <w:szCs w:val="20"/>
+              </w:rPr>
+              <w:t>Mô</w:t>
+            </w:r>
+            <w:r>
+              <w:rPr>
+                <w:b/>
+                <w:bCs/>
+                <w:sz w:val="20"/>
+                <w:szCs w:val="20"/>
+              </w:rPr>
+              <w:t xml:space="preserve"> hinh</w:t>
+            </w:r>
+          </w:p>
+        </w:tc>
+        <w:tc>
+          <w:tcPr>
+            <w:tcW w:w="1020" w:type="dxa"/>
+            <w:tcBorders>
+              <w:top w:val="single" w:sz="4" w:space="0" w:color="AAAAAA"/>
+              <w:left w:val="single" w:sz="4" w:space="0" w:color="AAAAAA"/>
+              <w:bottom w:val="single" w:sz="4" w:space="0" w:color="AAAAAA"/>
+              <w:right w:val="single" w:sz="4" w:space="0" w:color="AAAAAA"/>
+            </w:tcBorders>
+            <w:shd w:val="clear" w:color="auto" w:fill="D9E1F2"/>
+            <w:tcMar>
+              <w:top w:w="80" w:type="dxa"/>
+              <w:left w:w="120" w:type="dxa"/>
+              <w:bottom w:w="80" w:type="dxa"/>
+              <w:right w:w="120" w:type="dxa"/>
+            </w:tcMar>
+          </w:tcPr>
+          <w:p>
+            <w:pPr>
+              <w:spacing w:line="240" w:lineRule="auto"/>
+              <w:ind w:firstLine="0"/>
+              <w:rPr>
+                <w:b/>
+                <w:bCs/>
+                <w:sz w:val="20"/>
+                <w:szCs w:val="20"/>
+              </w:rPr>
+            </w:pPr>
+            <w:r>
+              <w:rPr>
+                <w:b/>
+                <w:bCs/>
+                <w:sz w:val="20"/>
+                <w:szCs w:val="20"/>
+              </w:rPr>
+              <w:t>Train R²</w:t>
+            </w:r>
+          </w:p>
+        </w:tc>
+        <w:tc>
+          <w:tcPr>
+            <w:tcW w:w="1020" w:type="dxa"/>
+            <w:tcBorders>
+              <w:top w:val="single" w:sz="4" w:space="0" w:color="AAAAAA"/>
+              <w:left w:val="single" w:sz="4" w:space="0" w:color="AAAAAA"/>
+              <w:bottom w:val="single" w:sz="4" w:space="0" w:color="AAAAAA"/>
+              <w:right w:val="single" w:sz="4" w:space="0" w:color="AAAAAA"/>
+            </w:tcBorders>
+            <w:shd w:val="clear" w:color="auto" w:fill="D9E1F2"/>
+            <w:tcMar>
+              <w:top w:w="80" w:type="dxa"/>
+              <w:left w:w="120" w:type="dxa"/>
+              <w:bottom w:w="80" w:type="dxa"/>
+              <w:right w:w="120" w:type="dxa"/>
+            </w:tcMar>
+          </w:tcPr>
+          <w:p>
+            <w:pPr>
+              <w:spacing w:line="240" w:lineRule="auto"/>
+              <w:ind w:firstLine="0"/>
+              <w:rPr>
+                <w:b/>
+                <w:bCs/>
+                <w:sz w:val="20"/>
+                <w:szCs w:val="20"/>
+              </w:rPr>
+            </w:pPr>
+            <w:r>
+              <w:rPr>
+                <w:b/>
+                <w:bCs/>
+                <w:sz w:val="20"/>
+                <w:szCs w:val="20"/>
+              </w:rPr>
+              <w:t>Test R²</w:t>
+            </w:r>
+          </w:p>
+        </w:tc>
+        <w:tc>
+          <w:tcPr>
+            <w:tcW w:w="1020" w:type="dxa"/>
+            <w:tcBorders>
+              <w:top w:val="single" w:sz="4" w:space="0" w:color="AAAAAA"/>
+              <w:left w:val="single" w:sz="4" w:space="0" w:color="AAAAAA"/>
+              <w:bottom w:val="single" w:sz="4" w:space="0" w:color="AAAAAA"/>
+              <w:right w:val="single" w:sz="4" w:space="0" w:color="AAAAAA"/>
+            </w:tcBorders>
+            <w:shd w:val="clear" w:color="auto" w:fill="D9E1F2"/>
+            <w:tcMar>
+              <w:top w:w="80" w:type="dxa"/>
+              <w:left w:w="120" w:type="dxa"/>
+              <w:bottom w:w="80" w:type="dxa"/>
+              <w:right w:w="120" w:type="dxa"/>
+            </w:tcMar>
+          </w:tcPr>
+          <w:p>
+            <w:pPr>
+              <w:spacing w:line="240" w:lineRule="auto"/>
+              <w:ind w:firstLine="0"/>
+              <w:rPr>
+                <w:b/>
+                <w:bCs/>
+                <w:sz w:val="20"/>
+                <w:szCs w:val="20"/>
+              </w:rPr>
+            </w:pPr>
+            <w:r>
+              <w:rPr>
+                <w:b/>
+                <w:bCs/>
+                <w:sz w:val="20"/>
+                <w:szCs w:val="20"/>
+              </w:rPr>
+              <w:t>MAE</w:t>
+            </w:r>
+          </w:p>
+        </w:tc>
+        <w:tc>
+          <w:tcPr>
+            <w:tcW w:w="1020" w:type="dxa"/>
+            <w:tcBorders>
+              <w:top w:val="single" w:sz="4" w:space="0" w:color="AAAAAA"/>
+              <w:left w:val="single" w:sz="4" w:space="0" w:color="AAAAAA"/>
+              <w:bottom w:val="single" w:sz="4" w:space="0" w:color="AAAAAA"/>
+              <w:right w:val="single" w:sz="4" w:space="0" w:color="AAAAAA"/>
+            </w:tcBorders>
+            <w:shd w:val="clear" w:color="auto" w:fill="D9E1F2"/>
+            <w:tcMar>
+              <w:top w:w="80" w:type="dxa"/>
+              <w:left w:w="120" w:type="dxa"/>
+              <w:bottom w:w="80" w:type="dxa"/>
+              <w:right w:w="120" w:type="dxa"/>
+            </w:tcMar>
+          </w:tcPr>
+          <w:p>
+            <w:pPr>
+              <w:spacing w:line="240" w:lineRule="auto"/>
+              <w:ind w:firstLine="0"/>
+              <w:rPr>
+                <w:b/>
+                <w:bCs/>
+                <w:sz w:val="20"/>
+                <w:szCs w:val="20"/>
+              </w:rPr>
+            </w:pPr>
+            <w:r>
+              <w:rPr>
+                <w:b/>
+                <w:bCs/>
+                <w:sz w:val="20"/>
+                <w:szCs w:val="20"/>
+              </w:rPr>
+              <w:t>Pearson r</w:t>
+            </w:r>
+          </w:p>
+        </w:tc>
+        <w:tc>
+          <w:tcPr>
+            <w:tcW w:w="1020" w:type="dxa"/>
+            <w:tcBorders>
+              <w:top w:val="single" w:sz="4" w:space="0" w:color="AAAAAA"/>
+              <w:left w:val="single" w:sz="4" w:space="0" w:color="AAAAAA"/>
+              <w:bottom w:val="single" w:sz="4" w:space="0" w:color="AAAAAA"/>
+              <w:right w:val="single" w:sz="4" w:space="0" w:color="AAAAAA"/>
+            </w:tcBorders>
+            <w:shd w:val="clear" w:color="auto" w:fill="D9E1F2"/>
+            <w:tcMar>
+              <w:top w:w="80" w:type="dxa"/>
+              <w:left w:w="120" w:type="dxa"/>
+              <w:bottom w:w="80" w:type="dxa"/>
+              <w:right w:w="120" w:type="dxa"/>
+            </w:tcMar>
+          </w:tcPr>
+          <w:p>
+            <w:pPr>
+              <w:spacing w:line="240" w:lineRule="auto"/>
+              <w:ind w:firstLine="0"/>
+              <w:rPr>
+                <w:b/>
+                <w:bCs/>
+                <w:sz w:val="20"/>
+                <w:szCs w:val="20"/>
+              </w:rPr>
+            </w:pPr>
+            <w:r>
+              <w:rPr>
+                <w:b/>
+                <w:bCs/>
+                <w:sz w:val="20"/>
+                <w:szCs w:val="20"/>
+              </w:rPr>
+              <w:t>Spearman ρ</w:t>
+            </w:r>
+          </w:p>
+        </w:tc>
+        <w:tc>
+          <w:tcPr>
+            <w:tcW w:w="1020" w:type="dxa"/>
+            <w:tcBorders>
+              <w:top w:val="single" w:sz="4" w:space="0" w:color="AAAAAA"/>
+              <w:left w:val="single" w:sz="4" w:space="0" w:color="AAAAAA"/>
+              <w:bottom w:val="single" w:sz="4" w:space="0" w:color="AAAAAA"/>
+              <w:right w:val="single" w:sz="4" w:space="0" w:color="AAAAAA"/>
+            </w:tcBorders>
+            <w:shd w:val="clear" w:color="auto" w:fill="D9E1F2"/>
+            <w:tcMar>
+              <w:top w:w="80" w:type="dxa"/>
+              <w:left w:w="120" w:type="dxa"/>
+              <w:bottom w:w="80" w:type="dxa"/>
+              <w:right w:w="120" w:type="dxa"/>
+            </w:tcMar>
+          </w:tcPr>
+          <w:p>
+            <w:pPr>
+              <w:spacing w:line="240" w:lineRule="auto"/>
+              <w:ind w:firstLine="0"/>
+              <w:rPr>
+                <w:b/>
+                <w:bCs/>
+                <w:sz w:val="20"/>
+                <w:szCs w:val="20"/>
+              </w:rPr>
+            </w:pPr>
+            <w:r>
+              <w:rPr>
+                <w:b/>
+                <w:bCs/>
+                <w:sz w:val="20"/>
+                <w:szCs w:val="20"/>
+              </w:rPr>
+              <w:t>Std_true</w:t>
+            </w:r>
+          </w:p>
+        </w:tc>
+        <w:tc>
+          <w:tcPr>
+            <w:tcW w:w="1020" w:type="dxa"/>
+            <w:tcBorders>
+              <w:top w:val="single" w:sz="4" w:space="0" w:color="AAAAAA"/>
+              <w:left w:val="single" w:sz="4" w:space="0" w:color="AAAAAA"/>
+              <w:bottom w:val="single" w:sz="4" w:space="0" w:color="AAAAAA"/>
+              <w:right w:val="single" w:sz="4" w:space="0" w:color="AAAAAA"/>
+            </w:tcBorders>
+            <w:shd w:val="clear" w:color="auto" w:fill="D9E1F2"/>
+            <w:tcMar>
+              <w:top w:w="80" w:type="dxa"/>
+              <w:left w:w="120" w:type="dxa"/>
+              <w:bottom w:w="80" w:type="dxa"/>
+              <w:right w:w="120" w:type="dxa"/>
+            </w:tcMar>
+          </w:tcPr>
+          <w:p>
+            <w:pPr>
+              <w:spacing w:line="240" w:lineRule="auto"/>
+              <w:ind w:firstLine="0"/>
+              <w:rPr>
+                <w:b/>
+                <w:bCs/>
+                <w:sz w:val="20"/>
+                <w:szCs w:val="20"/>
+              </w:rPr>
+            </w:pPr>
+            <w:r>
+              <w:rPr>
+                <w:b/>
+                <w:bCs/>
+                <w:sz w:val="20"/>
+                <w:szCs w:val="20"/>
+              </w:rPr>
+              <w:t>Std_pred</w:t>
+            </w:r>
+          </w:p>
+        </w:tc>
+      </w:tr>
+      <w:tr>
+        <w:trPr>
+          <w:trHeight w:val="20"/>
+        </w:trPr>
+        <w:tc>
+          <w:tcPr>
+            <w:tcW w:w="1973" w:type="dxa"/>
+            <w:tcBorders>
+              <w:top w:val="single" w:sz="4" w:space="0" w:color="AAAAAA"/>
+              <w:left w:val="single" w:sz="4" w:space="0" w:color="AAAAAA"/>
+              <w:bottom w:val="single" w:sz="4" w:space="0" w:color="AAAAAA"/>
+              <w:right w:val="single" w:sz="4" w:space="0" w:color="AAAAAA"/>
+            </w:tcBorders>
+            <w:tcMar>
+              <w:top w:w="80" w:type="dxa"/>
+              <w:left w:w="120" w:type="dxa"/>
+              <w:bottom w:w="80" w:type="dxa"/>
+              <w:right w:w="120" w:type="dxa"/>
+            </w:tcMar>
+          </w:tcPr>
+          <w:p>
+            <w:pPr>
+              <w:spacing w:line="240" w:lineRule="auto"/>
+              <w:ind w:firstLine="0"/>
+              <w:rPr>
+                <w:sz w:val="20"/>
+                <w:szCs w:val="20"/>
+              </w:rPr>
+            </w:pPr>
+            <w:r>
+              <w:rPr>
+                <w:sz w:val="20"/>
+                <w:szCs w:val="20"/>
+              </w:rPr>
+              <w:t>Gradient Boosting</w:t>
+            </w:r>
+          </w:p>
+        </w:tc>
+        <w:tc>
+          <w:tcPr>
+            <w:tcW w:w="1020" w:type="dxa"/>
+            <w:tcBorders>
+              <w:top w:val="single" w:sz="4" w:space="0" w:color="AAAAAA"/>
+              <w:left w:val="single" w:sz="4" w:space="0" w:color="AAAAAA"/>
+              <w:bottom w:val="single" w:sz="4" w:space="0" w:color="AAAAAA"/>
+              <w:right w:val="single" w:sz="4" w:space="0" w:color="AAAAAA"/>
+            </w:tcBorders>
+            <w:tcMar>
+              <w:top w:w="80" w:type="dxa"/>
+              <w:left w:w="120" w:type="dxa"/>
+              <w:bottom w:w="80" w:type="dxa"/>
+              <w:right w:w="120" w:type="dxa"/>
+            </w:tcMar>
+          </w:tcPr>
+          <w:p>
+            <w:pPr>
+              <w:spacing w:line="240" w:lineRule="auto"/>
+              <w:ind w:firstLine="0"/>
+              <w:rPr>
+                <w:sz w:val="20"/>
+                <w:szCs w:val="20"/>
+              </w:rPr>
+            </w:pPr>
+            <w:r>
+              <w:rPr>
+                <w:sz w:val="20"/>
+                <w:szCs w:val="20"/>
+              </w:rPr>
+              <w:t>0.9198</w:t>
+            </w:r>
+          </w:p>
+        </w:tc>
+        <w:tc>
+          <w:tcPr>
+            <w:tcW w:w="1020" w:type="dxa"/>
+            <w:tcBorders>
+              <w:top w:val="single" w:sz="4" w:space="0" w:color="AAAAAA"/>
+              <w:left w:val="single" w:sz="4" w:space="0" w:color="AAAAAA"/>
+              <w:bottom w:val="single" w:sz="4" w:space="0" w:color="AAAAAA"/>
+              <w:right w:val="single" w:sz="4" w:space="0" w:color="AAAAAA"/>
+            </w:tcBorders>
+            <w:tcMar>
+              <w:top w:w="80" w:type="dxa"/>
+              <w:left w:w="120" w:type="dxa"/>
+              <w:bottom w:w="80" w:type="dxa"/>
+              <w:right w:w="120" w:type="dxa"/>
+            </w:tcMar>
+          </w:tcPr>
+          <w:p>
+            <w:pPr>
+              <w:spacing w:line="240" w:lineRule="auto"/>
+              <w:ind w:firstLine="0"/>
+              <w:rPr>
+                <w:sz w:val="20"/>
+                <w:szCs w:val="20"/>
+              </w:rPr>
+            </w:pPr>
+            <w:r>
+              <w:rPr>
+                <w:sz w:val="20"/>
+                <w:szCs w:val="20"/>
+              </w:rPr>
+              <w:t>0.3691</w:t>
+            </w:r>
+          </w:p>
+        </w:tc>
+        <w:tc>
+          <w:tcPr>
+            <w:tcW w:w="1020" w:type="dxa"/>
+            <w:tcBorders>
+              <w:top w:val="single" w:sz="4" w:space="0" w:color="AAAAAA"/>
+              <w:left w:val="single" w:sz="4" w:space="0" w:color="AAAAAA"/>
+              <w:bottom w:val="single" w:sz="4" w:space="0" w:color="AAAAAA"/>
+              <w:right w:val="single" w:sz="4" w:space="0" w:color="AAAAAA"/>
+            </w:tcBorders>
+            <w:tcMar>
+              <w:top w:w="80" w:type="dxa"/>
+              <w:left w:w="120" w:type="dxa"/>
+              <w:bottom w:w="80" w:type="dxa"/>
+              <w:right w:w="120" w:type="dxa"/>
+            </w:tcMar>
+          </w:tcPr>
+          <w:p>
+            <w:pPr>
+              <w:spacing w:line="240" w:lineRule="auto"/>
+              <w:ind w:firstLine="0"/>
+              <w:rPr>
+                <w:sz w:val="20"/>
+                <w:szCs w:val="20"/>
+                <w:lang w:val="vi-VN"/>
+              </w:rPr>
+            </w:pPr>
+            <w:r>
+              <w:rPr>
+                <w:sz w:val="20"/>
+                <w:szCs w:val="20"/>
+              </w:rPr>
+              <w:t>0.</w:t>
+            </w:r>
+            <w:r>
+              <w:rPr>
+                <w:sz w:val="20"/>
+                <w:szCs w:val="20"/>
+              </w:rPr>
+              <w:t>8577</w:t>
+            </w:r>
+          </w:p>
+        </w:tc>
+        <w:tc>
+          <w:tcPr>
+            <w:tcW w:w="1020" w:type="dxa"/>
+            <w:tcBorders>
+              <w:top w:val="single" w:sz="4" w:space="0" w:color="AAAAAA"/>
+              <w:left w:val="single" w:sz="4" w:space="0" w:color="AAAAAA"/>
+              <w:bottom w:val="single" w:sz="4" w:space="0" w:color="AAAAAA"/>
+              <w:right w:val="single" w:sz="4" w:space="0" w:color="AAAAAA"/>
+            </w:tcBorders>
+            <w:tcMar>
+              <w:top w:w="80" w:type="dxa"/>
+              <w:left w:w="120" w:type="dxa"/>
+              <w:bottom w:w="80" w:type="dxa"/>
+              <w:right w:w="120" w:type="dxa"/>
+            </w:tcMar>
+          </w:tcPr>
+          <w:p>
+            <w:pPr>
+              <w:spacing w:line="240" w:lineRule="auto"/>
+              <w:ind w:firstLine="0"/>
+              <w:rPr>
+                <w:sz w:val="20"/>
+                <w:szCs w:val="20"/>
+                <w:lang w:val="vi-VN"/>
+              </w:rPr>
+            </w:pPr>
+            <w:r>
+              <w:rPr>
+                <w:sz w:val="20"/>
+                <w:szCs w:val="20"/>
+              </w:rPr>
+              <w:t>0.</w:t>
+            </w:r>
+            <w:r>
+              <w:rPr>
+                <w:sz w:val="20"/>
+                <w:szCs w:val="20"/>
+              </w:rPr>
+              <w:t>6157</w:t>
+            </w:r>
+          </w:p>
+        </w:tc>
+        <w:tc>
+          <w:tcPr>
+            <w:tcW w:w="1020" w:type="dxa"/>
+            <w:tcBorders>
+              <w:top w:val="single" w:sz="4" w:space="0" w:color="AAAAAA"/>
+              <w:left w:val="single" w:sz="4" w:space="0" w:color="AAAAAA"/>
+              <w:bottom w:val="single" w:sz="4" w:space="0" w:color="AAAAAA"/>
+              <w:right w:val="single" w:sz="4" w:space="0" w:color="AAAAAA"/>
+            </w:tcBorders>
+            <w:tcMar>
+              <w:top w:w="80" w:type="dxa"/>
+              <w:left w:w="120" w:type="dxa"/>
+              <w:bottom w:w="80" w:type="dxa"/>
+              <w:right w:w="120" w:type="dxa"/>
+            </w:tcMar>
+          </w:tcPr>
+          <w:p>
+            <w:pPr>
+              <w:spacing w:line="240" w:lineRule="auto"/>
+              <w:ind w:firstLine="0"/>
+              <w:rPr>
+                <w:sz w:val="20"/>
+                <w:szCs w:val="20"/>
+                <w:lang w:val="vi-VN"/>
+              </w:rPr>
+            </w:pPr>
+            <w:r>
+              <w:rPr>
+                <w:sz w:val="20"/>
+                <w:szCs w:val="20"/>
+              </w:rPr>
+              <w:t>0.</w:t>
+            </w:r>
+            <w:r>
+              <w:rPr>
+                <w:sz w:val="20"/>
+                <w:szCs w:val="20"/>
+              </w:rPr>
+              <w:t>6199</w:t>
+            </w:r>
+          </w:p>
+        </w:tc>
+        <w:tc>
+          <w:tcPr>
+            <w:tcW w:w="1020" w:type="dxa"/>
+            <w:tcBorders>
+              <w:top w:val="single" w:sz="4" w:space="0" w:color="AAAAAA"/>
+              <w:left w:val="single" w:sz="4" w:space="0" w:color="AAAAAA"/>
+              <w:bottom w:val="single" w:sz="4" w:space="0" w:color="AAAAAA"/>
+              <w:right w:val="single" w:sz="4" w:space="0" w:color="AAAAAA"/>
+            </w:tcBorders>
+            <w:tcMar>
+              <w:top w:w="80" w:type="dxa"/>
+              <w:left w:w="120" w:type="dxa"/>
+              <w:bottom w:w="80" w:type="dxa"/>
+              <w:right w:w="120" w:type="dxa"/>
+            </w:tcMar>
+          </w:tcPr>
+          <w:p>
+            <w:pPr>
+              <w:spacing w:line="240" w:lineRule="auto"/>
+              <w:ind w:firstLine="0"/>
+              <w:rPr>
+                <w:sz w:val="20"/>
+                <w:szCs w:val="20"/>
+                <w:lang w:val="vi-VN"/>
+              </w:rPr>
+            </w:pPr>
+            <w:r>
+              <w:rPr>
+                <w:sz w:val="20"/>
+                <w:szCs w:val="20"/>
+              </w:rPr>
+              <w:t>1.</w:t>
+            </w:r>
+            <w:r>
+              <w:rPr>
+                <w:sz w:val="20"/>
+                <w:szCs w:val="20"/>
+              </w:rPr>
+              <w:t>4048</w:t>
+            </w:r>
+          </w:p>
+        </w:tc>
+        <w:tc>
+          <w:tcPr>
+            <w:tcW w:w="1020" w:type="dxa"/>
+            <w:tcBorders>
+              <w:top w:val="single" w:sz="4" w:space="0" w:color="AAAAAA"/>
+              <w:left w:val="single" w:sz="4" w:space="0" w:color="AAAAAA"/>
+              <w:bottom w:val="single" w:sz="4" w:space="0" w:color="AAAAAA"/>
+              <w:right w:val="single" w:sz="4" w:space="0" w:color="AAAAAA"/>
+            </w:tcBorders>
+            <w:tcMar>
+              <w:top w:w="80" w:type="dxa"/>
+              <w:left w:w="120" w:type="dxa"/>
+              <w:bottom w:w="80" w:type="dxa"/>
+              <w:right w:w="120" w:type="dxa"/>
+            </w:tcMar>
+          </w:tcPr>
+          <w:p>
+            <w:pPr>
+              <w:spacing w:line="240" w:lineRule="auto"/>
+              <w:ind w:firstLine="0"/>
+              <w:rPr>
+                <w:sz w:val="20"/>
+                <w:szCs w:val="20"/>
+                <w:lang w:val="vi-VN"/>
+              </w:rPr>
+            </w:pPr>
+            <w:r>
+              <w:rPr>
+                <w:sz w:val="20"/>
+                <w:szCs w:val="20"/>
+              </w:rPr>
+              <w:t>0.</w:t>
+            </w:r>
+            <w:r>
+              <w:rPr>
+                <w:sz w:val="20"/>
+                <w:szCs w:val="20"/>
+              </w:rPr>
+              <w:t>7702</w:t>
+            </w:r>
+          </w:p>
+        </w:tc>
+      </w:tr>
+      <w:tr>
+        <w:trPr>
+          <w:trHeight w:val="20"/>
+        </w:trPr>
+        <w:tc>
+          <w:tcPr>
+            <w:tcW w:w="1973" w:type="dxa"/>
+            <w:tcBorders>
+              <w:top w:val="single" w:sz="4" w:space="0" w:color="AAAAAA"/>
+              <w:left w:val="single" w:sz="4" w:space="0" w:color="AAAAAA"/>
+              <w:bottom w:val="single" w:sz="4" w:space="0" w:color="AAAAAA"/>
+              <w:right w:val="single" w:sz="4" w:space="0" w:color="AAAAAA"/>
+            </w:tcBorders>
+            <w:tcMar>
+              <w:top w:w="80" w:type="dxa"/>
+              <w:left w:w="120" w:type="dxa"/>
+              <w:bottom w:w="80" w:type="dxa"/>
+              <w:right w:w="120" w:type="dxa"/>
+            </w:tcMar>
+          </w:tcPr>
+          <w:p>
+            <w:pPr>
+              <w:spacing w:line="240" w:lineRule="auto"/>
+              <w:ind w:firstLine="0"/>
+              <w:rPr>
+                <w:sz w:val="20"/>
+                <w:szCs w:val="20"/>
+              </w:rPr>
+            </w:pPr>
+            <w:r>
+              <w:rPr>
+                <w:sz w:val="20"/>
+                <w:szCs w:val="20"/>
+              </w:rPr>
+              <w:t>Random Forest</w:t>
+            </w:r>
+          </w:p>
+        </w:tc>
+        <w:tc>
+          <w:tcPr>
+            <w:tcW w:w="1020" w:type="dxa"/>
+            <w:tcBorders>
+              <w:top w:val="single" w:sz="4" w:space="0" w:color="AAAAAA"/>
+              <w:left w:val="single" w:sz="4" w:space="0" w:color="AAAAAA"/>
+              <w:bottom w:val="single" w:sz="4" w:space="0" w:color="AAAAAA"/>
+              <w:right w:val="single" w:sz="4" w:space="0" w:color="AAAAAA"/>
+            </w:tcBorders>
+            <w:tcMar>
+              <w:top w:w="80" w:type="dxa"/>
+              <w:left w:w="120" w:type="dxa"/>
+              <w:bottom w:w="80" w:type="dxa"/>
+              <w:right w:w="120" w:type="dxa"/>
+            </w:tcMar>
+          </w:tcPr>
+          <w:p>
+            <w:pPr>
+              <w:spacing w:line="240" w:lineRule="auto"/>
+              <w:ind w:firstLine="0"/>
+              <w:rPr>
+                <w:sz w:val="20"/>
+                <w:szCs w:val="20"/>
+                <w:lang w:val="vi-VN"/>
+              </w:rPr>
+            </w:pPr>
+            <w:r>
+              <w:rPr>
+                <w:sz w:val="20"/>
+                <w:szCs w:val="20"/>
+              </w:rPr>
+              <w:t>0.</w:t>
+            </w:r>
+            <w:r>
+              <w:rPr>
+                <w:sz w:val="20"/>
+                <w:szCs w:val="20"/>
+              </w:rPr>
+              <w:t>8184</w:t>
+            </w:r>
+          </w:p>
+        </w:tc>
+        <w:tc>
+          <w:tcPr>
+            <w:tcW w:w="1020" w:type="dxa"/>
+            <w:tcBorders>
+              <w:top w:val="single" w:sz="4" w:space="0" w:color="AAAAAA"/>
+              <w:left w:val="single" w:sz="4" w:space="0" w:color="AAAAAA"/>
+              <w:bottom w:val="single" w:sz="4" w:space="0" w:color="AAAAAA"/>
+              <w:right w:val="single" w:sz="4" w:space="0" w:color="AAAAAA"/>
+            </w:tcBorders>
+            <w:tcMar>
+              <w:top w:w="80" w:type="dxa"/>
+              <w:left w:w="120" w:type="dxa"/>
+              <w:bottom w:w="80" w:type="dxa"/>
+              <w:right w:w="120" w:type="dxa"/>
+            </w:tcMar>
+          </w:tcPr>
+          <w:p>
+            <w:pPr>
+              <w:spacing w:line="240" w:lineRule="auto"/>
+              <w:ind w:firstLine="0"/>
+              <w:rPr>
+                <w:sz w:val="20"/>
+                <w:szCs w:val="20"/>
+                <w:lang w:val="vi-VN"/>
+              </w:rPr>
+            </w:pPr>
+            <w:r>
+              <w:rPr>
+                <w:sz w:val="20"/>
+                <w:szCs w:val="20"/>
+              </w:rPr>
+              <w:t>0.</w:t>
+            </w:r>
+            <w:r>
+              <w:rPr>
+                <w:sz w:val="20"/>
+                <w:szCs w:val="20"/>
+              </w:rPr>
+              <w:t>3002</w:t>
+            </w:r>
+          </w:p>
+        </w:tc>
+        <w:tc>
+          <w:tcPr>
+            <w:tcW w:w="1020" w:type="dxa"/>
+            <w:tcBorders>
+              <w:top w:val="single" w:sz="4" w:space="0" w:color="AAAAAA"/>
+              <w:left w:val="single" w:sz="4" w:space="0" w:color="AAAAAA"/>
+              <w:bottom w:val="single" w:sz="4" w:space="0" w:color="AAAAAA"/>
+              <w:right w:val="single" w:sz="4" w:space="0" w:color="AAAAAA"/>
+            </w:tcBorders>
+            <w:tcMar>
+              <w:top w:w="80" w:type="dxa"/>
+              <w:left w:w="120" w:type="dxa"/>
+              <w:bottom w:w="80" w:type="dxa"/>
+              <w:right w:w="120" w:type="dxa"/>
+            </w:tcMar>
+          </w:tcPr>
+          <w:p>
+            <w:pPr>
+              <w:spacing w:line="240" w:lineRule="auto"/>
+              <w:ind w:firstLine="0"/>
+              <w:rPr>
+                <w:sz w:val="20"/>
+                <w:szCs w:val="20"/>
+                <w:lang w:val="vi-VN"/>
+              </w:rPr>
+            </w:pPr>
+            <w:r>
+              <w:rPr>
+                <w:sz w:val="20"/>
+                <w:szCs w:val="20"/>
+              </w:rPr>
+              <w:t>0.</w:t>
+            </w:r>
+            <w:r>
+              <w:rPr>
+                <w:sz w:val="20"/>
+                <w:szCs w:val="20"/>
+              </w:rPr>
+              <w:t>9454</w:t>
+            </w:r>
+          </w:p>
+        </w:tc>
+        <w:tc>
+          <w:tcPr>
+            <w:tcW w:w="1020" w:type="dxa"/>
+            <w:tcBorders>
+              <w:top w:val="single" w:sz="4" w:space="0" w:color="AAAAAA"/>
+              <w:left w:val="single" w:sz="4" w:space="0" w:color="AAAAAA"/>
+              <w:bottom w:val="single" w:sz="4" w:space="0" w:color="AAAAAA"/>
+              <w:right w:val="single" w:sz="4" w:space="0" w:color="AAAAAA"/>
+            </w:tcBorders>
+            <w:tcMar>
+              <w:top w:w="80" w:type="dxa"/>
+              <w:left w:w="120" w:type="dxa"/>
+              <w:bottom w:w="80" w:type="dxa"/>
+              <w:right w:w="120" w:type="dxa"/>
+            </w:tcMar>
+          </w:tcPr>
+          <w:p>
+            <w:pPr>
+              <w:spacing w:line="240" w:lineRule="auto"/>
+              <w:ind w:firstLine="0"/>
+              <w:rPr>
+                <w:sz w:val="20"/>
+                <w:szCs w:val="20"/>
+                <w:lang w:val="vi-VN"/>
+              </w:rPr>
+            </w:pPr>
+            <w:r>
+              <w:rPr>
+                <w:sz w:val="20"/>
+                <w:szCs w:val="20"/>
+              </w:rPr>
+              <w:t>0.</w:t>
+            </w:r>
+            <w:r>
+              <w:rPr>
+                <w:sz w:val="20"/>
+                <w:szCs w:val="20"/>
+              </w:rPr>
+              <w:t>5696</w:t>
+            </w:r>
+          </w:p>
+        </w:tc>
+        <w:tc>
+          <w:tcPr>
+            <w:tcW w:w="1020" w:type="dxa"/>
+            <w:tcBorders>
+              <w:top w:val="single" w:sz="4" w:space="0" w:color="AAAAAA"/>
+              <w:left w:val="single" w:sz="4" w:space="0" w:color="AAAAAA"/>
+              <w:bottom w:val="single" w:sz="4" w:space="0" w:color="AAAAAA"/>
+              <w:right w:val="single" w:sz="4" w:space="0" w:color="AAAAAA"/>
+            </w:tcBorders>
+            <w:tcMar>
+              <w:top w:w="80" w:type="dxa"/>
+              <w:left w:w="120" w:type="dxa"/>
+              <w:bottom w:w="80" w:type="dxa"/>
+              <w:right w:w="120" w:type="dxa"/>
+            </w:tcMar>
+          </w:tcPr>
+          <w:p>
+            <w:pPr>
+              <w:spacing w:line="240" w:lineRule="auto"/>
+              <w:ind w:firstLine="0"/>
+              <w:rPr>
+                <w:sz w:val="20"/>
+                <w:szCs w:val="20"/>
+                <w:lang w:val="vi-VN"/>
+              </w:rPr>
+            </w:pPr>
+            <w:r>
+              <w:rPr>
+                <w:sz w:val="20"/>
+                <w:szCs w:val="20"/>
+              </w:rPr>
+              <w:t>0.</w:t>
+            </w:r>
+            <w:r>
+              <w:rPr>
+                <w:sz w:val="20"/>
+                <w:szCs w:val="20"/>
+              </w:rPr>
+              <w:t>5704</w:t>
+            </w:r>
+          </w:p>
+        </w:tc>
+        <w:tc>
+          <w:tcPr>
+            <w:tcW w:w="1020" w:type="dxa"/>
+            <w:tcBorders>
+              <w:top w:val="single" w:sz="4" w:space="0" w:color="AAAAAA"/>
+              <w:left w:val="single" w:sz="4" w:space="0" w:color="AAAAAA"/>
+              <w:bottom w:val="single" w:sz="4" w:space="0" w:color="AAAAAA"/>
+              <w:right w:val="single" w:sz="4" w:space="0" w:color="AAAAAA"/>
+            </w:tcBorders>
+            <w:tcMar>
+              <w:top w:w="80" w:type="dxa"/>
+              <w:left w:w="120" w:type="dxa"/>
+              <w:bottom w:w="80" w:type="dxa"/>
+              <w:right w:w="120" w:type="dxa"/>
+            </w:tcMar>
+          </w:tcPr>
+          <w:p>
+            <w:pPr>
+              <w:spacing w:line="240" w:lineRule="auto"/>
+              <w:ind w:firstLine="0"/>
+              <w:rPr>
+                <w:sz w:val="20"/>
+                <w:szCs w:val="20"/>
+              </w:rPr>
+            </w:pPr>
+            <w:r>
+              <w:rPr>
+                <w:sz w:val="20"/>
+                <w:szCs w:val="20"/>
+              </w:rPr>
+              <w:t>1.4048</w:t>
+            </w:r>
+          </w:p>
+        </w:tc>
+        <w:tc>
+          <w:tcPr>
+            <w:tcW w:w="1020" w:type="dxa"/>
+            <w:tcBorders>
+              <w:top w:val="single" w:sz="4" w:space="0" w:color="AAAAAA"/>
+              <w:left w:val="single" w:sz="4" w:space="0" w:color="AAAAAA"/>
+              <w:bottom w:val="single" w:sz="4" w:space="0" w:color="AAAAAA"/>
+              <w:right w:val="single" w:sz="4" w:space="0" w:color="AAAAAA"/>
+            </w:tcBorders>
+            <w:tcMar>
+              <w:top w:w="80" w:type="dxa"/>
+              <w:left w:w="120" w:type="dxa"/>
+              <w:bottom w:w="80" w:type="dxa"/>
+              <w:right w:w="120" w:type="dxa"/>
+            </w:tcMar>
+          </w:tcPr>
+          <w:p>
+            <w:pPr>
+              <w:spacing w:line="240" w:lineRule="auto"/>
+              <w:ind w:firstLine="0"/>
+              <w:rPr>
+                <w:sz w:val="20"/>
+                <w:szCs w:val="20"/>
+                <w:lang w:val="vi-VN"/>
+              </w:rPr>
+            </w:pPr>
+            <w:r>
+              <w:rPr>
+                <w:sz w:val="20"/>
+                <w:szCs w:val="20"/>
+              </w:rPr>
+              <w:t>0.</w:t>
+            </w:r>
+            <w:r>
+              <w:rPr>
+                <w:sz w:val="20"/>
+                <w:szCs w:val="20"/>
+              </w:rPr>
+              <w:t>5834</w:t>
+            </w:r>
+          </w:p>
+        </w:tc>
+      </w:tr>
+      <w:tr>
+        <w:trPr>
+          <w:trHeight w:val="20"/>
+        </w:trPr>
+        <w:tc>
+          <w:tcPr>
+            <w:tcW w:w="1973" w:type="dxa"/>
+            <w:tcBorders>
+              <w:top w:val="single" w:sz="4" w:space="0" w:color="AAAAAA"/>
+              <w:left w:val="single" w:sz="4" w:space="0" w:color="AAAAAA"/>
+              <w:bottom w:val="single" w:sz="4" w:space="0" w:color="AAAAAA"/>
+              <w:right w:val="single" w:sz="4" w:space="0" w:color="AAAAAA"/>
+            </w:tcBorders>
+            <w:tcMar>
+              <w:top w:w="80" w:type="dxa"/>
+              <w:left w:w="120" w:type="dxa"/>
+              <w:bottom w:w="80" w:type="dxa"/>
+              <w:right w:w="120" w:type="dxa"/>
+            </w:tcMar>
+          </w:tcPr>
+          <w:p>
+            <w:pPr>
+              <w:spacing w:line="240" w:lineRule="auto"/>
+              <w:ind w:firstLine="0"/>
+              <w:rPr>
+                <w:sz w:val="20"/>
+                <w:szCs w:val="20"/>
+              </w:rPr>
+            </w:pPr>
+            <w:r>
+              <w:rPr>
+                <w:sz w:val="20"/>
+                <w:szCs w:val="20"/>
+              </w:rPr>
+              <w:t>SVR</w:t>
+            </w:r>
+          </w:p>
+        </w:tc>
+        <w:tc>
+          <w:tcPr>
+            <w:tcW w:w="1020" w:type="dxa"/>
+            <w:tcBorders>
+              <w:top w:val="single" w:sz="4" w:space="0" w:color="AAAAAA"/>
+              <w:left w:val="single" w:sz="4" w:space="0" w:color="AAAAAA"/>
+              <w:bottom w:val="single" w:sz="4" w:space="0" w:color="AAAAAA"/>
+              <w:right w:val="single" w:sz="4" w:space="0" w:color="AAAAAA"/>
+            </w:tcBorders>
+            <w:tcMar>
+              <w:top w:w="80" w:type="dxa"/>
+              <w:left w:w="120" w:type="dxa"/>
+              <w:bottom w:w="80" w:type="dxa"/>
+              <w:right w:w="120" w:type="dxa"/>
+            </w:tcMar>
+          </w:tcPr>
+          <w:p>
+            <w:pPr>
+              <w:spacing w:line="240" w:lineRule="auto"/>
+              <w:ind w:firstLine="0"/>
+              <w:rPr>
+                <w:sz w:val="20"/>
+                <w:szCs w:val="20"/>
+                <w:lang w:val="vi-VN"/>
+              </w:rPr>
+            </w:pPr>
+            <w:r>
+              <w:rPr>
+                <w:sz w:val="20"/>
+                <w:szCs w:val="20"/>
+              </w:rPr>
+              <w:t>0.</w:t>
+            </w:r>
+            <w:r>
+              <w:rPr>
+                <w:sz w:val="20"/>
+                <w:szCs w:val="20"/>
+              </w:rPr>
+              <w:t>8799</w:t>
+            </w:r>
+          </w:p>
+        </w:tc>
+        <w:tc>
+          <w:tcPr>
+            <w:tcW w:w="1020" w:type="dxa"/>
+            <w:tcBorders>
+              <w:top w:val="single" w:sz="4" w:space="0" w:color="AAAAAA"/>
+              <w:left w:val="single" w:sz="4" w:space="0" w:color="AAAAAA"/>
+              <w:bottom w:val="single" w:sz="4" w:space="0" w:color="AAAAAA"/>
+              <w:right w:val="single" w:sz="4" w:space="0" w:color="AAAAAA"/>
+            </w:tcBorders>
+            <w:tcMar>
+              <w:top w:w="80" w:type="dxa"/>
+              <w:left w:w="120" w:type="dxa"/>
+              <w:bottom w:w="80" w:type="dxa"/>
+              <w:right w:w="120" w:type="dxa"/>
+            </w:tcMar>
+          </w:tcPr>
+          <w:p>
+            <w:pPr>
+              <w:spacing w:line="240" w:lineRule="auto"/>
+              <w:ind w:firstLine="0"/>
+              <w:rPr>
+                <w:sz w:val="20"/>
+                <w:szCs w:val="20"/>
+              </w:rPr>
+            </w:pPr>
+            <w:r>
+              <w:rPr>
+                <w:sz w:val="20"/>
+                <w:szCs w:val="20"/>
+              </w:rPr>
+              <w:t>0.4521</w:t>
+            </w:r>
+          </w:p>
+        </w:tc>
+        <w:tc>
+          <w:tcPr>
+            <w:tcW w:w="1020" w:type="dxa"/>
+            <w:tcBorders>
+              <w:top w:val="single" w:sz="4" w:space="0" w:color="AAAAAA"/>
+              <w:left w:val="single" w:sz="4" w:space="0" w:color="AAAAAA"/>
+              <w:bottom w:val="single" w:sz="4" w:space="0" w:color="AAAAAA"/>
+              <w:right w:val="single" w:sz="4" w:space="0" w:color="AAAAAA"/>
+            </w:tcBorders>
+            <w:tcMar>
+              <w:top w:w="80" w:type="dxa"/>
+              <w:left w:w="120" w:type="dxa"/>
+              <w:bottom w:w="80" w:type="dxa"/>
+              <w:right w:w="120" w:type="dxa"/>
+            </w:tcMar>
+          </w:tcPr>
+          <w:p>
+            <w:pPr>
+              <w:spacing w:line="240" w:lineRule="auto"/>
+              <w:ind w:firstLine="0"/>
+              <w:rPr>
+                <w:sz w:val="20"/>
+                <w:szCs w:val="20"/>
+              </w:rPr>
+            </w:pPr>
+            <w:r>
+              <w:rPr>
+                <w:sz w:val="20"/>
+                <w:szCs w:val="20"/>
+              </w:rPr>
+              <w:t>0.7750</w:t>
+            </w:r>
+          </w:p>
+        </w:tc>
+        <w:tc>
+          <w:tcPr>
+            <w:tcW w:w="1020" w:type="dxa"/>
+            <w:tcBorders>
+              <w:top w:val="single" w:sz="4" w:space="0" w:color="AAAAAA"/>
+              <w:left w:val="single" w:sz="4" w:space="0" w:color="AAAAAA"/>
+              <w:bottom w:val="single" w:sz="4" w:space="0" w:color="AAAAAA"/>
+              <w:right w:val="single" w:sz="4" w:space="0" w:color="AAAAAA"/>
+            </w:tcBorders>
+            <w:tcMar>
+              <w:top w:w="80" w:type="dxa"/>
+              <w:left w:w="120" w:type="dxa"/>
+              <w:bottom w:w="80" w:type="dxa"/>
+              <w:right w:w="120" w:type="dxa"/>
+            </w:tcMar>
+          </w:tcPr>
+          <w:p>
+            <w:pPr>
+              <w:spacing w:line="240" w:lineRule="auto"/>
+              <w:ind w:firstLine="0"/>
+              <w:rPr>
+                <w:sz w:val="20"/>
+                <w:szCs w:val="20"/>
+              </w:rPr>
+            </w:pPr>
+            <w:r>
+              <w:rPr>
+                <w:sz w:val="20"/>
+                <w:szCs w:val="20"/>
+              </w:rPr>
+              <w:t>0.6797</w:t>
+            </w:r>
+          </w:p>
+        </w:tc>
+        <w:tc>
+          <w:tcPr>
+            <w:tcW w:w="1020" w:type="dxa"/>
+            <w:tcBorders>
+              <w:top w:val="single" w:sz="4" w:space="0" w:color="AAAAAA"/>
+              <w:left w:val="single" w:sz="4" w:space="0" w:color="AAAAAA"/>
+              <w:bottom w:val="single" w:sz="4" w:space="0" w:color="AAAAAA"/>
+              <w:right w:val="single" w:sz="4" w:space="0" w:color="AAAAAA"/>
+            </w:tcBorders>
+            <w:tcMar>
+              <w:top w:w="80" w:type="dxa"/>
+              <w:left w:w="120" w:type="dxa"/>
+              <w:bottom w:w="80" w:type="dxa"/>
+              <w:right w:w="120" w:type="dxa"/>
+            </w:tcMar>
+          </w:tcPr>
+          <w:p>
+            <w:pPr>
+              <w:spacing w:line="240" w:lineRule="auto"/>
+              <w:ind w:firstLine="0"/>
+              <w:rPr>
+                <w:sz w:val="20"/>
+                <w:szCs w:val="20"/>
+                <w:lang w:val="vi-VN"/>
+              </w:rPr>
+            </w:pPr>
+            <w:r>
+              <w:rPr>
+                <w:sz w:val="20"/>
+                <w:szCs w:val="20"/>
+              </w:rPr>
+              <w:t>0.</w:t>
+            </w:r>
+            <w:r>
+              <w:rPr>
+                <w:sz w:val="20"/>
+                <w:szCs w:val="20"/>
+              </w:rPr>
+              <w:t>6906</w:t>
+            </w:r>
+          </w:p>
+        </w:tc>
+        <w:tc>
+          <w:tcPr>
+            <w:tcW w:w="1020" w:type="dxa"/>
+            <w:tcBorders>
+              <w:top w:val="single" w:sz="4" w:space="0" w:color="AAAAAA"/>
+              <w:left w:val="single" w:sz="4" w:space="0" w:color="AAAAAA"/>
+              <w:bottom w:val="single" w:sz="4" w:space="0" w:color="AAAAAA"/>
+              <w:right w:val="single" w:sz="4" w:space="0" w:color="AAAAAA"/>
+            </w:tcBorders>
+            <w:tcMar>
+              <w:top w:w="80" w:type="dxa"/>
+              <w:left w:w="120" w:type="dxa"/>
+              <w:bottom w:w="80" w:type="dxa"/>
+              <w:right w:w="120" w:type="dxa"/>
+            </w:tcMar>
+          </w:tcPr>
+          <w:p>
+            <w:pPr>
+              <w:spacing w:line="240" w:lineRule="auto"/>
+              <w:ind w:firstLine="0"/>
+              <w:rPr>
+                <w:sz w:val="20"/>
+                <w:szCs w:val="20"/>
+              </w:rPr>
+            </w:pPr>
+            <w:r>
+              <w:rPr>
+                <w:sz w:val="20"/>
+                <w:szCs w:val="20"/>
+              </w:rPr>
+              <w:t>1.4048</w:t>
+            </w:r>
+          </w:p>
+        </w:tc>
+        <w:tc>
+          <w:tcPr>
+            <w:tcW w:w="1020" w:type="dxa"/>
+            <w:tcBorders>
+              <w:top w:val="single" w:sz="4" w:space="0" w:color="AAAAAA"/>
+              <w:left w:val="single" w:sz="4" w:space="0" w:color="AAAAAA"/>
+              <w:bottom w:val="single" w:sz="4" w:space="0" w:color="AAAAAA"/>
+              <w:right w:val="single" w:sz="4" w:space="0" w:color="AAAAAA"/>
+            </w:tcBorders>
+            <w:tcMar>
+              <w:top w:w="80" w:type="dxa"/>
+              <w:left w:w="120" w:type="dxa"/>
+              <w:bottom w:w="80" w:type="dxa"/>
+              <w:right w:w="120" w:type="dxa"/>
+            </w:tcMar>
+          </w:tcPr>
+          <w:p>
+            <w:pPr>
+              <w:spacing w:line="240" w:lineRule="auto"/>
+              <w:ind w:firstLine="0"/>
+              <w:rPr>
+                <w:sz w:val="20"/>
+                <w:szCs w:val="20"/>
+                <w:lang w:val="vi-VN"/>
+              </w:rPr>
+            </w:pPr>
+            <w:r>
+              <w:rPr>
+                <w:sz w:val="20"/>
+                <w:szCs w:val="20"/>
+              </w:rPr>
+              <w:t>1.</w:t>
+            </w:r>
+            <w:r>
+              <w:rPr>
+                <w:sz w:val="20"/>
+                <w:szCs w:val="20"/>
+              </w:rPr>
+              <w:t>0439</w:t>
+            </w:r>
+          </w:p>
+        </w:tc>
+      </w:tr>
+    </w:tbl>
+    <w:p>
+      <w:pPr>
+        <w:spacing w:before="120" w:line="360" w:lineRule="auto"/>
+        <w:ind w:firstLine="0"/>
+        <w:rPr>
+          <w:sz w:val="26"/>
+          <w:szCs w:val="26"/>
+          <w:lang w:val="vi-VN"/>
+        </w:rPr>
+      </w:pPr>
+    </w:p>
+    <w:p>
+      <w:pPr>
+        <w:pStyle w:val="Heading2"/>
+      </w:pPr>
+      <w:r>
+        <w:t>Bảng PL2.3 — Tiêu chí Overlap (Chồng Lấp)</w:t>
+      </w:r>
+    </w:p>
+    <w:tbl>
+      <w:tblPr>
+        <w:tblW w:w="9139" w:type="dxa"/>
+        <w:tblBorders>
+          <w:insideH w:val="single" w:sz="4" w:space="0" w:color="AAAAAA"/>
+          <w:insideV w:val="single" w:sz="4" w:space="0" w:color="AAAAAA"/>
+        </w:tblBorders>
+        <w:tblLook w:val="04A0" w:firstRow="1" w:lastRow="0" w:firstColumn="1" w:lastColumn="0" w:noHBand="0" w:noVBand="1"/>
+      </w:tblPr>
+      <w:tblGrid>
+        <w:gridCol w:w="1910"/>
+        <w:gridCol w:w="1014"/>
+        <w:gridCol w:w="1014"/>
+        <w:gridCol w:w="1014"/>
+        <w:gridCol w:w="1017"/>
+        <w:gridCol w:w="1120"/>
+        <w:gridCol w:w="1020"/>
+        <w:gridCol w:w="1030"/>
+      </w:tblGrid>
+      <w:tr>
+        <w:tc>
+          <w:tcPr>
+            <w:tcW w:w="1916" w:type="dxa"/>
+            <w:tcBorders>
+              <w:top w:val="single" w:sz="4" w:space="0" w:color="AAAAAA"/>
+              <w:left w:val="single" w:sz="4" w:space="0" w:color="AAAAAA"/>
+              <w:bottom w:val="single" w:sz="4" w:space="0" w:color="AAAAAA"/>
+              <w:right w:val="single" w:sz="4" w:space="0" w:color="AAAAAA"/>
+            </w:tcBorders>
+            <w:shd w:val="clear" w:color="auto" w:fill="D9E1F2"/>
+            <w:tcMar>
+              <w:top w:w="80" w:type="dxa"/>
+              <w:left w:w="120" w:type="dxa"/>
+              <w:bottom w:w="80" w:type="dxa"/>
+              <w:right w:w="120" w:type="dxa"/>
+            </w:tcMar>
+          </w:tcPr>
+          <w:p>
+            <w:pPr>
+              <w:spacing w:line="240" w:lineRule="auto"/>
+              <w:ind w:firstLine="0"/>
+              <w:rPr>
+                <w:b/>
+                <w:bCs/>
+                <w:sz w:val="20"/>
+                <w:szCs w:val="20"/>
+              </w:rPr>
+            </w:pPr>
+            <w:r>
+              <w:rPr>
+                <w:b/>
+                <w:bCs/>
+                <w:sz w:val="20"/>
+                <w:szCs w:val="20"/>
+              </w:rPr>
+              <w:t>Mô</w:t>
+            </w:r>
+            <w:r>
+              <w:rPr>
+                <w:b/>
+                <w:bCs/>
+                <w:sz w:val="20"/>
+                <w:szCs w:val="20"/>
+              </w:rPr>
+              <w:t xml:space="preserve"> hinh</w:t>
+            </w:r>
+          </w:p>
+        </w:tc>
+        <w:tc>
+          <w:tcPr>
+            <w:tcW w:w="1015" w:type="dxa"/>
+            <w:tcBorders>
+              <w:top w:val="single" w:sz="4" w:space="0" w:color="AAAAAA"/>
+              <w:left w:val="single" w:sz="4" w:space="0" w:color="AAAAAA"/>
+              <w:bottom w:val="single" w:sz="4" w:space="0" w:color="AAAAAA"/>
+              <w:right w:val="single" w:sz="4" w:space="0" w:color="AAAAAA"/>
+            </w:tcBorders>
+            <w:shd w:val="clear" w:color="auto" w:fill="D9E1F2"/>
+            <w:tcMar>
+              <w:top w:w="80" w:type="dxa"/>
+              <w:left w:w="120" w:type="dxa"/>
+              <w:bottom w:w="80" w:type="dxa"/>
+              <w:right w:w="120" w:type="dxa"/>
+            </w:tcMar>
+          </w:tcPr>
+          <w:p>
+            <w:pPr>
+              <w:spacing w:line="240" w:lineRule="auto"/>
+              <w:ind w:firstLine="0"/>
+            </w:pPr>
+            <w:r>
+              <w:t>Train R²</w:t>
+            </w:r>
+          </w:p>
+        </w:tc>
+        <w:tc>
+          <w:tcPr>
+            <w:tcW w:w="1015" w:type="dxa"/>
+            <w:tcBorders>
+              <w:top w:val="single" w:sz="4" w:space="0" w:color="AAAAAA"/>
+              <w:left w:val="single" w:sz="4" w:space="0" w:color="AAAAAA"/>
+              <w:bottom w:val="single" w:sz="4" w:space="0" w:color="AAAAAA"/>
+              <w:right w:val="single" w:sz="4" w:space="0" w:color="AAAAAA"/>
+            </w:tcBorders>
+            <w:shd w:val="clear" w:color="auto" w:fill="D9E1F2"/>
+            <w:tcMar>
+              <w:top w:w="80" w:type="dxa"/>
+              <w:left w:w="120" w:type="dxa"/>
+              <w:bottom w:w="80" w:type="dxa"/>
+              <w:right w:w="120" w:type="dxa"/>
+            </w:tcMar>
+          </w:tcPr>
+          <w:p>
+            <w:pPr>
+              <w:spacing w:line="240" w:lineRule="auto"/>
+              <w:ind w:firstLine="0"/>
+            </w:pPr>
+            <w:r>
+              <w:t>Test R²</w:t>
+            </w:r>
+          </w:p>
+        </w:tc>
+        <w:tc>
+          <w:tcPr>
+            <w:tcW w:w="1015" w:type="dxa"/>
+            <w:tcBorders>
+              <w:top w:val="single" w:sz="4" w:space="0" w:color="AAAAAA"/>
+              <w:left w:val="single" w:sz="4" w:space="0" w:color="AAAAAA"/>
+              <w:bottom w:val="single" w:sz="4" w:space="0" w:color="AAAAAA"/>
+              <w:right w:val="single" w:sz="4" w:space="0" w:color="AAAAAA"/>
+            </w:tcBorders>
+            <w:shd w:val="clear" w:color="auto" w:fill="D9E1F2"/>
+            <w:tcMar>
+              <w:top w:w="80" w:type="dxa"/>
+              <w:left w:w="120" w:type="dxa"/>
+              <w:bottom w:w="80" w:type="dxa"/>
+              <w:right w:w="120" w:type="dxa"/>
+            </w:tcMar>
+          </w:tcPr>
+          <w:p>
+            <w:pPr>
+              <w:spacing w:line="240" w:lineRule="auto"/>
+              <w:ind w:firstLine="0"/>
+            </w:pPr>
+            <w:r>
+              <w:t>MAE</w:t>
+            </w:r>
+          </w:p>
+        </w:tc>
+        <w:tc>
+          <w:tcPr>
+            <w:tcW w:w="1018" w:type="dxa"/>
+            <w:tcBorders>
+              <w:top w:val="single" w:sz="4" w:space="0" w:color="AAAAAA"/>
+              <w:left w:val="single" w:sz="4" w:space="0" w:color="AAAAAA"/>
+              <w:bottom w:val="single" w:sz="4" w:space="0" w:color="AAAAAA"/>
+              <w:right w:val="single" w:sz="4" w:space="0" w:color="AAAAAA"/>
+            </w:tcBorders>
+            <w:shd w:val="clear" w:color="auto" w:fill="D9E1F2"/>
+            <w:tcMar>
+              <w:top w:w="80" w:type="dxa"/>
+              <w:left w:w="120" w:type="dxa"/>
+              <w:bottom w:w="80" w:type="dxa"/>
+              <w:right w:w="120" w:type="dxa"/>
+            </w:tcMar>
+          </w:tcPr>
+          <w:p>
+            <w:pPr>
+              <w:spacing w:line="240" w:lineRule="auto"/>
+              <w:ind w:firstLine="0"/>
+            </w:pPr>
+            <w:r>
+              <w:t>Pearson r</w:t>
+            </w:r>
+          </w:p>
+        </w:tc>
+        <w:tc>
+          <w:tcPr>
+            <w:tcW w:w="1120" w:type="dxa"/>
+            <w:tcBorders>
+              <w:top w:val="single" w:sz="4" w:space="0" w:color="AAAAAA"/>
+              <w:left w:val="single" w:sz="4" w:space="0" w:color="AAAAAA"/>
+              <w:bottom w:val="single" w:sz="4" w:space="0" w:color="AAAAAA"/>
+              <w:right w:val="single" w:sz="4" w:space="0" w:color="AAAAAA"/>
+            </w:tcBorders>
+            <w:shd w:val="clear" w:color="auto" w:fill="D9E1F2"/>
+            <w:tcMar>
+              <w:top w:w="80" w:type="dxa"/>
+              <w:left w:w="120" w:type="dxa"/>
+              <w:bottom w:w="80" w:type="dxa"/>
+              <w:right w:w="120" w:type="dxa"/>
+            </w:tcMar>
+          </w:tcPr>
+          <w:p>
+            <w:pPr>
+              <w:spacing w:line="240" w:lineRule="auto"/>
+              <w:ind w:firstLine="0"/>
+            </w:pPr>
+            <w:r>
+              <w:t>Spearman ρ</w:t>
+            </w:r>
+          </w:p>
+        </w:tc>
+        <w:tc>
+          <w:tcPr>
+            <w:tcW w:w="1020" w:type="dxa"/>
+            <w:tcBorders>
+              <w:top w:val="single" w:sz="4" w:space="0" w:color="AAAAAA"/>
+              <w:left w:val="single" w:sz="4" w:space="0" w:color="AAAAAA"/>
+              <w:bottom w:val="single" w:sz="4" w:space="0" w:color="AAAAAA"/>
+              <w:right w:val="single" w:sz="4" w:space="0" w:color="AAAAAA"/>
+            </w:tcBorders>
+            <w:shd w:val="clear" w:color="auto" w:fill="D9E1F2"/>
+            <w:tcMar>
+              <w:top w:w="80" w:type="dxa"/>
+              <w:left w:w="120" w:type="dxa"/>
+              <w:bottom w:w="80" w:type="dxa"/>
+              <w:right w:w="120" w:type="dxa"/>
+            </w:tcMar>
+          </w:tcPr>
+          <w:p>
+            <w:pPr>
+              <w:spacing w:line="240" w:lineRule="auto"/>
+              <w:ind w:firstLine="0"/>
+              <w:rPr>
+                <w:b/>
+                <w:bCs/>
+                <w:sz w:val="20"/>
+                <w:szCs w:val="20"/>
+              </w:rPr>
+            </w:pPr>
+            <w:r>
+              <w:rPr>
+                <w:b/>
+                <w:bCs/>
+                <w:sz w:val="20"/>
+                <w:szCs w:val="20"/>
+              </w:rPr>
+              <w:t>Std_true</w:t>
+            </w:r>
+          </w:p>
+        </w:tc>
+        <w:tc>
+          <w:tcPr>
+            <w:tcW w:w="1020" w:type="dxa"/>
+            <w:tcBorders>
+              <w:top w:val="single" w:sz="4" w:space="0" w:color="AAAAAA"/>
+              <w:left w:val="single" w:sz="4" w:space="0" w:color="AAAAAA"/>
+              <w:bottom w:val="single" w:sz="4" w:space="0" w:color="AAAAAA"/>
+              <w:right w:val="single" w:sz="4" w:space="0" w:color="AAAAAA"/>
+            </w:tcBorders>
+            <w:shd w:val="clear" w:color="auto" w:fill="D9E1F2"/>
+            <w:tcMar>
+              <w:top w:w="80" w:type="dxa"/>
+              <w:left w:w="120" w:type="dxa"/>
+              <w:bottom w:w="80" w:type="dxa"/>
+              <w:right w:w="120" w:type="dxa"/>
+            </w:tcMar>
+          </w:tcPr>
+          <w:p>
+            <w:pPr>
+              <w:spacing w:line="240" w:lineRule="auto"/>
+              <w:ind w:firstLine="0"/>
+              <w:rPr>
+                <w:b/>
+                <w:bCs/>
+                <w:sz w:val="20"/>
+                <w:szCs w:val="20"/>
+              </w:rPr>
+            </w:pPr>
+            <w:r>
+              <w:rPr>
+                <w:b/>
+                <w:bCs/>
+                <w:sz w:val="20"/>
+                <w:szCs w:val="20"/>
+              </w:rPr>
+              <w:t>Std_pred</w:t>
+            </w:r>
+          </w:p>
+        </w:tc>
+      </w:tr>
+      <w:tr>
+        <w:tc>
+          <w:tcPr>
+            <w:tcW w:w="1916" w:type="dxa"/>
+            <w:tcBorders>
+              <w:top w:val="single" w:sz="4" w:space="0" w:color="AAAAAA"/>
+              <w:left w:val="single" w:sz="4" w:space="0" w:color="AAAAAA"/>
+              <w:bottom w:val="single" w:sz="4" w:space="0" w:color="AAAAAA"/>
+              <w:right w:val="single" w:sz="4" w:space="0" w:color="AAAAAA"/>
+            </w:tcBorders>
+            <w:tcMar>
+              <w:top w:w="80" w:type="dxa"/>
+              <w:left w:w="120" w:type="dxa"/>
+              <w:bottom w:w="80" w:type="dxa"/>
+              <w:right w:w="120" w:type="dxa"/>
+            </w:tcMar>
+          </w:tcPr>
+          <w:p>
+            <w:pPr>
+              <w:spacing w:line="240" w:lineRule="auto"/>
+              <w:ind w:firstLine="0"/>
+              <w:rPr>
+                <w:sz w:val="20"/>
+                <w:szCs w:val="20"/>
+              </w:rPr>
+            </w:pPr>
+            <w:r>
+              <w:rPr>
+                <w:sz w:val="20"/>
+                <w:szCs w:val="20"/>
+              </w:rPr>
+              <w:t>Gradient Boosting</w:t>
+            </w:r>
+          </w:p>
+        </w:tc>
+        <w:tc>
+          <w:tcPr>
+            <w:tcW w:w="1015" w:type="dxa"/>
+            <w:tcBorders>
+              <w:top w:val="single" w:sz="4" w:space="0" w:color="AAAAAA"/>
+              <w:left w:val="single" w:sz="4" w:space="0" w:color="AAAAAA"/>
+              <w:bottom w:val="single" w:sz="4" w:space="0" w:color="AAAAAA"/>
+              <w:right w:val="single" w:sz="4" w:space="0" w:color="AAAAAA"/>
+            </w:tcBorders>
+            <w:tcMar>
+              <w:top w:w="80" w:type="dxa"/>
+              <w:left w:w="120" w:type="dxa"/>
+              <w:bottom w:w="80" w:type="dxa"/>
+              <w:right w:w="120" w:type="dxa"/>
+            </w:tcMar>
+          </w:tcPr>
+          <w:p>
+            <w:pPr>
+              <w:spacing w:line="240" w:lineRule="auto"/>
+              <w:ind w:firstLine="0"/>
+              <w:rPr>
+                <w:lang w:val="vi-VN"/>
+              </w:rPr>
+            </w:pPr>
+            <w:r>
+              <w:t>0.</w:t>
+            </w:r>
+            <w:r>
+              <w:t>9178</w:t>
+            </w:r>
+          </w:p>
+        </w:tc>
+        <w:tc>
+          <w:tcPr>
+            <w:tcW w:w="1015" w:type="dxa"/>
+            <w:tcBorders>
+              <w:top w:val="single" w:sz="4" w:space="0" w:color="AAAAAA"/>
+              <w:left w:val="single" w:sz="4" w:space="0" w:color="AAAAAA"/>
+              <w:bottom w:val="single" w:sz="4" w:space="0" w:color="AAAAAA"/>
+              <w:right w:val="single" w:sz="4" w:space="0" w:color="AAAAAA"/>
+            </w:tcBorders>
+            <w:tcMar>
+              <w:top w:w="80" w:type="dxa"/>
+              <w:left w:w="120" w:type="dxa"/>
+              <w:bottom w:w="80" w:type="dxa"/>
+              <w:right w:w="120" w:type="dxa"/>
+            </w:tcMar>
+          </w:tcPr>
+          <w:p>
+            <w:pPr>
+              <w:spacing w:line="240" w:lineRule="auto"/>
+              <w:ind w:firstLine="0"/>
+              <w:rPr>
+                <w:lang w:val="vi-VN"/>
+              </w:rPr>
+            </w:pPr>
+            <w:r>
+              <w:t>0</w:t>
+            </w:r>
+            <w:r>
+              <w:rPr>
+                <w:lang w:val="vi-VN"/>
+              </w:rPr>
+              <w:t>.4231</w:t>
+            </w:r>
+          </w:p>
+        </w:tc>
+        <w:tc>
+          <w:tcPr>
+            <w:tcW w:w="1015" w:type="dxa"/>
+            <w:tcBorders>
+              <w:top w:val="single" w:sz="4" w:space="0" w:color="AAAAAA"/>
+              <w:left w:val="single" w:sz="4" w:space="0" w:color="AAAAAA"/>
+              <w:bottom w:val="single" w:sz="4" w:space="0" w:color="AAAAAA"/>
+              <w:right w:val="single" w:sz="4" w:space="0" w:color="AAAAAA"/>
+            </w:tcBorders>
+            <w:tcMar>
+              <w:top w:w="80" w:type="dxa"/>
+              <w:left w:w="120" w:type="dxa"/>
+              <w:bottom w:w="80" w:type="dxa"/>
+              <w:right w:w="120" w:type="dxa"/>
+            </w:tcMar>
+          </w:tcPr>
+          <w:p>
+            <w:pPr>
+              <w:spacing w:line="240" w:lineRule="auto"/>
+              <w:ind w:firstLine="0"/>
+              <w:rPr>
+                <w:lang w:val="vi-VN"/>
+              </w:rPr>
+            </w:pPr>
+            <w:r>
+              <w:t>0</w:t>
+            </w:r>
+            <w:r>
+              <w:rPr>
+                <w:lang w:val="vi-VN"/>
+              </w:rPr>
+              <w:t>.9994</w:t>
+            </w:r>
+          </w:p>
+        </w:tc>
+        <w:tc>
+          <w:tcPr>
+            <w:tcW w:w="1018" w:type="dxa"/>
+            <w:tcBorders>
+              <w:top w:val="single" w:sz="4" w:space="0" w:color="AAAAAA"/>
+              <w:left w:val="single" w:sz="4" w:space="0" w:color="AAAAAA"/>
+              <w:bottom w:val="single" w:sz="4" w:space="0" w:color="AAAAAA"/>
+              <w:right w:val="single" w:sz="4" w:space="0" w:color="AAAAAA"/>
+            </w:tcBorders>
+            <w:tcMar>
+              <w:top w:w="80" w:type="dxa"/>
+              <w:left w:w="120" w:type="dxa"/>
+              <w:bottom w:w="80" w:type="dxa"/>
+              <w:right w:w="120" w:type="dxa"/>
+            </w:tcMar>
+          </w:tcPr>
+          <w:p>
+            <w:pPr>
+              <w:spacing w:line="240" w:lineRule="auto"/>
+              <w:ind w:firstLine="0"/>
+              <w:rPr>
+                <w:lang w:val="vi-VN"/>
+              </w:rPr>
+            </w:pPr>
+            <w:r>
+              <w:t>0</w:t>
+            </w:r>
+            <w:r>
+              <w:rPr>
+                <w:lang w:val="vi-VN"/>
+              </w:rPr>
+              <w:t>.6612</w:t>
+            </w:r>
+          </w:p>
+        </w:tc>
+        <w:tc>
+          <w:tcPr>
+            <w:tcW w:w="1120" w:type="dxa"/>
+            <w:tcBorders>
+              <w:top w:val="single" w:sz="4" w:space="0" w:color="AAAAAA"/>
+              <w:left w:val="single" w:sz="4" w:space="0" w:color="AAAAAA"/>
+              <w:bottom w:val="single" w:sz="4" w:space="0" w:color="AAAAAA"/>
+              <w:right w:val="single" w:sz="4" w:space="0" w:color="AAAAAA"/>
+            </w:tcBorders>
+            <w:tcMar>
+              <w:top w:w="80" w:type="dxa"/>
+              <w:left w:w="120" w:type="dxa"/>
+              <w:bottom w:w="80" w:type="dxa"/>
+              <w:right w:w="120" w:type="dxa"/>
+            </w:tcMar>
+          </w:tcPr>
+          <w:p>
+            <w:pPr>
+              <w:spacing w:line="240" w:lineRule="auto"/>
+              <w:ind w:firstLine="0"/>
+              <w:rPr>
+                <w:lang w:val="vi-VN"/>
+              </w:rPr>
+            </w:pPr>
+            <w:r>
+              <w:t>0</w:t>
+            </w:r>
+            <w:r>
+              <w:rPr>
+                <w:lang w:val="vi-VN"/>
+              </w:rPr>
+              <w:t>.6541</w:t>
+            </w:r>
+          </w:p>
+        </w:tc>
+        <w:tc>
+          <w:tcPr>
+            <w:tcW w:w="1020" w:type="dxa"/>
+            <w:tcBorders>
+              <w:top w:val="single" w:sz="4" w:space="0" w:color="AAAAAA"/>
+              <w:left w:val="single" w:sz="4" w:space="0" w:color="AAAAAA"/>
+              <w:bottom w:val="single" w:sz="4" w:space="0" w:color="AAAAAA"/>
+              <w:right w:val="single" w:sz="4" w:space="0" w:color="AAAAAA"/>
+            </w:tcBorders>
+            <w:tcMar>
+              <w:top w:w="80" w:type="dxa"/>
+              <w:left w:w="120" w:type="dxa"/>
+              <w:bottom w:w="80" w:type="dxa"/>
+              <w:right w:w="120" w:type="dxa"/>
+            </w:tcMar>
+          </w:tcPr>
+          <w:p>
+            <w:pPr>
+              <w:spacing w:line="240" w:lineRule="auto"/>
+              <w:ind w:firstLine="0"/>
+              <w:rPr>
+                <w:sz w:val="20"/>
+                <w:szCs w:val="20"/>
+                <w:lang w:val="vi-VN"/>
+              </w:rPr>
+            </w:pPr>
+            <w:r>
+              <w:rPr>
+                <w:sz w:val="20"/>
+                <w:szCs w:val="20"/>
+              </w:rPr>
+              <w:t>1</w:t>
+            </w:r>
+            <w:r>
+              <w:rPr>
+                <w:sz w:val="20"/>
+                <w:szCs w:val="20"/>
+                <w:lang w:val="vi-VN"/>
+              </w:rPr>
+              <w:t>.7107</w:t>
+            </w:r>
+          </w:p>
+        </w:tc>
+        <w:tc>
+          <w:tcPr>
+            <w:tcW w:w="1020" w:type="dxa"/>
+            <w:tcBorders>
+              <w:top w:val="single" w:sz="4" w:space="0" w:color="AAAAAA"/>
+              <w:left w:val="single" w:sz="4" w:space="0" w:color="AAAAAA"/>
+              <w:bottom w:val="single" w:sz="4" w:space="0" w:color="AAAAAA"/>
+              <w:right w:val="single" w:sz="4" w:space="0" w:color="AAAAAA"/>
+            </w:tcBorders>
+            <w:tcMar>
+              <w:top w:w="80" w:type="dxa"/>
+              <w:left w:w="120" w:type="dxa"/>
+              <w:bottom w:w="80" w:type="dxa"/>
+              <w:right w:w="120" w:type="dxa"/>
+            </w:tcMar>
+          </w:tcPr>
+          <w:p>
+            <w:pPr>
+              <w:spacing w:line="240" w:lineRule="auto"/>
+              <w:ind w:firstLine="0"/>
+              <w:rPr>
+                <w:sz w:val="20"/>
+                <w:szCs w:val="20"/>
+                <w:lang w:val="vi-VN"/>
+              </w:rPr>
+            </w:pPr>
+            <w:r>
+              <w:rPr>
+                <w:sz w:val="20"/>
+                <w:szCs w:val="20"/>
+              </w:rPr>
+              <w:t>0</w:t>
+            </w:r>
+            <w:r>
+              <w:rPr>
+                <w:sz w:val="20"/>
+                <w:szCs w:val="20"/>
+                <w:lang w:val="vi-VN"/>
+              </w:rPr>
+              <w:t>.9283</w:t>
+            </w:r>
+          </w:p>
+        </w:tc>
+      </w:tr>
+      <w:tr>
+        <w:tc>
+          <w:tcPr>
+            <w:tcW w:w="1916" w:type="dxa"/>
+            <w:tcBorders>
+              <w:top w:val="single" w:sz="4" w:space="0" w:color="AAAAAA"/>
+              <w:left w:val="single" w:sz="4" w:space="0" w:color="AAAAAA"/>
+              <w:bottom w:val="single" w:sz="4" w:space="0" w:color="AAAAAA"/>
+              <w:right w:val="single" w:sz="4" w:space="0" w:color="AAAAAA"/>
+            </w:tcBorders>
+            <w:tcMar>
+              <w:top w:w="80" w:type="dxa"/>
+              <w:left w:w="120" w:type="dxa"/>
+              <w:bottom w:w="80" w:type="dxa"/>
+              <w:right w:w="120" w:type="dxa"/>
+            </w:tcMar>
+          </w:tcPr>
+          <w:p>
+            <w:pPr>
+              <w:spacing w:line="240" w:lineRule="auto"/>
+              <w:ind w:firstLine="0"/>
+              <w:rPr>
+                <w:sz w:val="20"/>
+                <w:szCs w:val="20"/>
+              </w:rPr>
+            </w:pPr>
+            <w:r>
+              <w:rPr>
+                <w:sz w:val="20"/>
+                <w:szCs w:val="20"/>
+              </w:rPr>
+              <w:t>Random Forest</w:t>
+            </w:r>
+          </w:p>
+        </w:tc>
+        <w:tc>
+          <w:tcPr>
+            <w:tcW w:w="1015" w:type="dxa"/>
+            <w:tcBorders>
+              <w:top w:val="single" w:sz="4" w:space="0" w:color="AAAAAA"/>
+              <w:left w:val="single" w:sz="4" w:space="0" w:color="AAAAAA"/>
+              <w:bottom w:val="single" w:sz="4" w:space="0" w:color="AAAAAA"/>
+              <w:right w:val="single" w:sz="4" w:space="0" w:color="AAAAAA"/>
+            </w:tcBorders>
+            <w:tcMar>
+              <w:top w:w="80" w:type="dxa"/>
+              <w:left w:w="120" w:type="dxa"/>
+              <w:bottom w:w="80" w:type="dxa"/>
+              <w:right w:w="120" w:type="dxa"/>
+            </w:tcMar>
+          </w:tcPr>
+          <w:p>
+            <w:pPr>
+              <w:spacing w:line="240" w:lineRule="auto"/>
+              <w:ind w:firstLine="0"/>
+              <w:rPr>
+                <w:lang w:val="vi-VN"/>
+              </w:rPr>
+            </w:pPr>
+            <w:r>
+              <w:rPr>
+                <w:lang w:val="vi-VN"/>
+              </w:rPr>
+              <w:t>0.8138</w:t>
+            </w:r>
+          </w:p>
+        </w:tc>
+        <w:tc>
+          <w:tcPr>
+            <w:tcW w:w="1015" w:type="dxa"/>
+            <w:tcBorders>
+              <w:top w:val="single" w:sz="4" w:space="0" w:color="AAAAAA"/>
+              <w:left w:val="single" w:sz="4" w:space="0" w:color="AAAAAA"/>
+              <w:bottom w:val="single" w:sz="4" w:space="0" w:color="AAAAAA"/>
+              <w:right w:val="single" w:sz="4" w:space="0" w:color="AAAAAA"/>
+            </w:tcBorders>
+            <w:tcMar>
+              <w:top w:w="80" w:type="dxa"/>
+              <w:left w:w="120" w:type="dxa"/>
+              <w:bottom w:w="80" w:type="dxa"/>
+              <w:right w:w="120" w:type="dxa"/>
+            </w:tcMar>
+          </w:tcPr>
+          <w:p>
+            <w:pPr>
+              <w:spacing w:line="240" w:lineRule="auto"/>
+              <w:ind w:firstLine="0"/>
+              <w:rPr>
+                <w:lang w:val="vi-VN"/>
+              </w:rPr>
+            </w:pPr>
+            <w:r>
+              <w:t>0</w:t>
+            </w:r>
+            <w:r>
+              <w:rPr>
+                <w:lang w:val="vi-VN"/>
+              </w:rPr>
+              <w:t>.3177</w:t>
+            </w:r>
+          </w:p>
+        </w:tc>
+        <w:tc>
+          <w:tcPr>
+            <w:tcW w:w="1015" w:type="dxa"/>
+            <w:tcBorders>
+              <w:top w:val="single" w:sz="4" w:space="0" w:color="AAAAAA"/>
+              <w:left w:val="single" w:sz="4" w:space="0" w:color="AAAAAA"/>
+              <w:bottom w:val="single" w:sz="4" w:space="0" w:color="AAAAAA"/>
+              <w:right w:val="single" w:sz="4" w:space="0" w:color="AAAAAA"/>
+            </w:tcBorders>
+            <w:tcMar>
+              <w:top w:w="80" w:type="dxa"/>
+              <w:left w:w="120" w:type="dxa"/>
+              <w:bottom w:w="80" w:type="dxa"/>
+              <w:right w:w="120" w:type="dxa"/>
+            </w:tcMar>
+          </w:tcPr>
+          <w:p>
+            <w:pPr>
+              <w:spacing w:line="240" w:lineRule="auto"/>
+              <w:ind w:firstLine="0"/>
+              <w:rPr>
+                <w:lang w:val="vi-VN"/>
+              </w:rPr>
+            </w:pPr>
+            <w:r>
+              <w:t>1</w:t>
+            </w:r>
+            <w:r>
+              <w:rPr>
+                <w:lang w:val="vi-VN"/>
+              </w:rPr>
+              <w:t>.1377</w:t>
+            </w:r>
+          </w:p>
+        </w:tc>
+        <w:tc>
+          <w:tcPr>
+            <w:tcW w:w="1018" w:type="dxa"/>
+            <w:tcBorders>
+              <w:top w:val="single" w:sz="4" w:space="0" w:color="AAAAAA"/>
+              <w:left w:val="single" w:sz="4" w:space="0" w:color="AAAAAA"/>
+              <w:bottom w:val="single" w:sz="4" w:space="0" w:color="AAAAAA"/>
+              <w:right w:val="single" w:sz="4" w:space="0" w:color="AAAAAA"/>
+            </w:tcBorders>
+            <w:tcMar>
+              <w:top w:w="80" w:type="dxa"/>
+              <w:left w:w="120" w:type="dxa"/>
+              <w:bottom w:w="80" w:type="dxa"/>
+              <w:right w:w="120" w:type="dxa"/>
+            </w:tcMar>
+          </w:tcPr>
+          <w:p>
+            <w:pPr>
+              <w:spacing w:line="240" w:lineRule="auto"/>
+              <w:ind w:firstLine="0"/>
+              <w:rPr>
+                <w:lang w:val="vi-VN"/>
+              </w:rPr>
+            </w:pPr>
+            <w:r>
+              <w:t>0</w:t>
+            </w:r>
+            <w:r>
+              <w:rPr>
+                <w:lang w:val="vi-VN"/>
+              </w:rPr>
+              <w:t>.5882</w:t>
+            </w:r>
+          </w:p>
+        </w:tc>
+        <w:tc>
+          <w:tcPr>
+            <w:tcW w:w="1120" w:type="dxa"/>
+            <w:tcBorders>
+              <w:top w:val="single" w:sz="4" w:space="0" w:color="AAAAAA"/>
+              <w:left w:val="single" w:sz="4" w:space="0" w:color="AAAAAA"/>
+              <w:bottom w:val="single" w:sz="4" w:space="0" w:color="AAAAAA"/>
+              <w:right w:val="single" w:sz="4" w:space="0" w:color="AAAAAA"/>
+            </w:tcBorders>
+            <w:tcMar>
+              <w:top w:w="80" w:type="dxa"/>
+              <w:left w:w="120" w:type="dxa"/>
+              <w:bottom w:w="80" w:type="dxa"/>
+              <w:right w:w="120" w:type="dxa"/>
+            </w:tcMar>
+          </w:tcPr>
+          <w:p>
+            <w:pPr>
+              <w:spacing w:line="240" w:lineRule="auto"/>
+              <w:ind w:firstLine="0"/>
+              <w:rPr>
+                <w:lang w:val="vi-VN"/>
+              </w:rPr>
+            </w:pPr>
+            <w:r>
+              <w:t>0</w:t>
+            </w:r>
+            <w:r>
+              <w:rPr>
+                <w:lang w:val="vi-VN"/>
+              </w:rPr>
+              <w:t>.5965</w:t>
+            </w:r>
+          </w:p>
+        </w:tc>
+        <w:tc>
+          <w:tcPr>
+            <w:tcW w:w="1020" w:type="dxa"/>
+            <w:tcBorders>
+              <w:top w:val="single" w:sz="4" w:space="0" w:color="AAAAAA"/>
+              <w:left w:val="single" w:sz="4" w:space="0" w:color="AAAAAA"/>
+              <w:bottom w:val="single" w:sz="4" w:space="0" w:color="AAAAAA"/>
+              <w:right w:val="single" w:sz="4" w:space="0" w:color="AAAAAA"/>
+            </w:tcBorders>
+            <w:tcMar>
+              <w:top w:w="80" w:type="dxa"/>
+              <w:left w:w="120" w:type="dxa"/>
+              <w:bottom w:w="80" w:type="dxa"/>
+              <w:right w:w="120" w:type="dxa"/>
+            </w:tcMar>
+          </w:tcPr>
+          <w:p>
+            <w:pPr>
+              <w:spacing w:line="240" w:lineRule="auto"/>
+              <w:ind w:firstLine="0"/>
+              <w:rPr>
+                <w:sz w:val="20"/>
+                <w:szCs w:val="20"/>
+                <w:lang w:val="vi-VN"/>
+              </w:rPr>
+            </w:pPr>
+            <w:r>
+              <w:rPr>
+                <w:sz w:val="20"/>
+                <w:szCs w:val="20"/>
+              </w:rPr>
+              <w:t>1</w:t>
+            </w:r>
+            <w:r>
+              <w:rPr>
+                <w:sz w:val="20"/>
+                <w:szCs w:val="20"/>
+                <w:lang w:val="vi-VN"/>
+              </w:rPr>
+              <w:t>.7107</w:t>
+            </w:r>
+          </w:p>
+        </w:tc>
+        <w:tc>
+          <w:tcPr>
+            <w:tcW w:w="1020" w:type="dxa"/>
+            <w:tcBorders>
+              <w:top w:val="single" w:sz="4" w:space="0" w:color="AAAAAA"/>
+              <w:left w:val="single" w:sz="4" w:space="0" w:color="AAAAAA"/>
+              <w:bottom w:val="single" w:sz="4" w:space="0" w:color="AAAAAA"/>
+              <w:right w:val="single" w:sz="4" w:space="0" w:color="AAAAAA"/>
+            </w:tcBorders>
+            <w:tcMar>
+              <w:top w:w="80" w:type="dxa"/>
+              <w:left w:w="120" w:type="dxa"/>
+              <w:bottom w:w="80" w:type="dxa"/>
+              <w:right w:w="120" w:type="dxa"/>
+            </w:tcMar>
+          </w:tcPr>
+          <w:p>
+            <w:pPr>
+              <w:spacing w:line="240" w:lineRule="auto"/>
+              <w:ind w:firstLine="0"/>
+              <w:rPr>
+                <w:sz w:val="20"/>
+                <w:szCs w:val="20"/>
+                <w:lang w:val="vi-VN"/>
+              </w:rPr>
+            </w:pPr>
+            <w:r>
+              <w:rPr>
+                <w:sz w:val="20"/>
+                <w:szCs w:val="20"/>
+              </w:rPr>
+              <w:t>0</w:t>
+            </w:r>
+            <w:r>
+              <w:rPr>
+                <w:sz w:val="20"/>
+                <w:szCs w:val="20"/>
+                <w:lang w:val="vi-VN"/>
+              </w:rPr>
+              <w:t>.7311</w:t>
+            </w:r>
+          </w:p>
+        </w:tc>
+      </w:tr>
+      <w:tr>
+        <w:tc>
+          <w:tcPr>
+            <w:tcW w:w="1916" w:type="dxa"/>
+            <w:tcBorders>
+              <w:top w:val="single" w:sz="4" w:space="0" w:color="AAAAAA"/>
+              <w:left w:val="single" w:sz="4" w:space="0" w:color="AAAAAA"/>
+              <w:bottom w:val="single" w:sz="4" w:space="0" w:color="AAAAAA"/>
+              <w:right w:val="single" w:sz="4" w:space="0" w:color="AAAAAA"/>
+            </w:tcBorders>
+            <w:tcMar>
+              <w:top w:w="80" w:type="dxa"/>
+              <w:left w:w="120" w:type="dxa"/>
+              <w:bottom w:w="80" w:type="dxa"/>
+              <w:right w:w="120" w:type="dxa"/>
+            </w:tcMar>
+          </w:tcPr>
+          <w:p>
+            <w:pPr>
+              <w:spacing w:line="240" w:lineRule="auto"/>
+              <w:ind w:firstLine="0"/>
+              <w:rPr>
+                <w:sz w:val="20"/>
+                <w:szCs w:val="20"/>
+              </w:rPr>
+            </w:pPr>
+            <w:r>
+              <w:rPr>
+                <w:sz w:val="20"/>
+                <w:szCs w:val="20"/>
+              </w:rPr>
+              <w:t>SVR</w:t>
+            </w:r>
+          </w:p>
+        </w:tc>
+        <w:tc>
+          <w:tcPr>
+            <w:tcW w:w="1015" w:type="dxa"/>
+            <w:tcBorders>
+              <w:top w:val="single" w:sz="4" w:space="0" w:color="AAAAAA"/>
+              <w:left w:val="single" w:sz="4" w:space="0" w:color="AAAAAA"/>
+              <w:bottom w:val="single" w:sz="4" w:space="0" w:color="AAAAAA"/>
+              <w:right w:val="single" w:sz="4" w:space="0" w:color="AAAAAA"/>
+            </w:tcBorders>
+            <w:tcMar>
+              <w:top w:w="80" w:type="dxa"/>
+              <w:left w:w="120" w:type="dxa"/>
+              <w:bottom w:w="80" w:type="dxa"/>
+              <w:right w:w="120" w:type="dxa"/>
+            </w:tcMar>
+          </w:tcPr>
+          <w:p>
+            <w:pPr>
+              <w:spacing w:line="240" w:lineRule="auto"/>
+              <w:ind w:firstLine="0"/>
+              <w:rPr>
+                <w:lang w:val="vi-VN"/>
+              </w:rPr>
+            </w:pPr>
+            <w:r>
+              <w:t>0</w:t>
+            </w:r>
+            <w:r>
+              <w:rPr>
+                <w:lang w:val="vi-VN"/>
+              </w:rPr>
+              <w:t>.8263</w:t>
+            </w:r>
+          </w:p>
+        </w:tc>
+        <w:tc>
+          <w:tcPr>
+            <w:tcW w:w="1015" w:type="dxa"/>
+            <w:tcBorders>
+              <w:top w:val="single" w:sz="4" w:space="0" w:color="AAAAAA"/>
+              <w:left w:val="single" w:sz="4" w:space="0" w:color="AAAAAA"/>
+              <w:bottom w:val="single" w:sz="4" w:space="0" w:color="AAAAAA"/>
+              <w:right w:val="single" w:sz="4" w:space="0" w:color="AAAAAA"/>
+            </w:tcBorders>
+            <w:tcMar>
+              <w:top w:w="80" w:type="dxa"/>
+              <w:left w:w="120" w:type="dxa"/>
+              <w:bottom w:w="80" w:type="dxa"/>
+              <w:right w:w="120" w:type="dxa"/>
+            </w:tcMar>
+          </w:tcPr>
+          <w:p>
+            <w:pPr>
+              <w:spacing w:line="240" w:lineRule="auto"/>
+              <w:ind w:firstLine="0"/>
+            </w:pPr>
+            <w:r>
+              <w:t>0.4661</w:t>
+            </w:r>
+          </w:p>
+        </w:tc>
+        <w:tc>
+          <w:tcPr>
+            <w:tcW w:w="1015" w:type="dxa"/>
+            <w:tcBorders>
+              <w:top w:val="single" w:sz="4" w:space="0" w:color="AAAAAA"/>
+              <w:left w:val="single" w:sz="4" w:space="0" w:color="AAAAAA"/>
+              <w:bottom w:val="single" w:sz="4" w:space="0" w:color="AAAAAA"/>
+              <w:right w:val="single" w:sz="4" w:space="0" w:color="AAAAAA"/>
+            </w:tcBorders>
+            <w:tcMar>
+              <w:top w:w="80" w:type="dxa"/>
+              <w:left w:w="120" w:type="dxa"/>
+              <w:bottom w:w="80" w:type="dxa"/>
+              <w:right w:w="120" w:type="dxa"/>
+            </w:tcMar>
+          </w:tcPr>
+          <w:p>
+            <w:pPr>
+              <w:spacing w:line="240" w:lineRule="auto"/>
+              <w:ind w:firstLine="0"/>
+              <w:rPr>
+                <w:lang w:val="vi-VN"/>
+              </w:rPr>
+            </w:pPr>
+            <w:r>
+              <w:t>0</w:t>
+            </w:r>
+            <w:r>
+              <w:rPr>
+                <w:lang w:val="vi-VN"/>
+              </w:rPr>
+              <w:t>.9495</w:t>
+            </w:r>
+          </w:p>
+        </w:tc>
+        <w:tc>
+          <w:tcPr>
+            <w:tcW w:w="1018" w:type="dxa"/>
+            <w:tcBorders>
+              <w:top w:val="single" w:sz="4" w:space="0" w:color="AAAAAA"/>
+              <w:left w:val="single" w:sz="4" w:space="0" w:color="AAAAAA"/>
+              <w:bottom w:val="single" w:sz="4" w:space="0" w:color="AAAAAA"/>
+              <w:right w:val="single" w:sz="4" w:space="0" w:color="AAAAAA"/>
+            </w:tcBorders>
+            <w:tcMar>
+              <w:top w:w="80" w:type="dxa"/>
+              <w:left w:w="120" w:type="dxa"/>
+              <w:bottom w:w="80" w:type="dxa"/>
+              <w:right w:w="120" w:type="dxa"/>
+            </w:tcMar>
+          </w:tcPr>
+          <w:p>
+            <w:pPr>
+              <w:spacing w:line="240" w:lineRule="auto"/>
+              <w:ind w:firstLine="0"/>
+              <w:rPr>
+                <w:lang w:val="vi-VN"/>
+              </w:rPr>
+            </w:pPr>
+            <w:r>
+              <w:t>0</w:t>
+            </w:r>
+            <w:r>
+              <w:rPr>
+                <w:lang w:val="vi-VN"/>
+              </w:rPr>
+              <w:t>.6902</w:t>
+            </w:r>
+          </w:p>
+        </w:tc>
+        <w:tc>
+          <w:tcPr>
+            <w:tcW w:w="1120" w:type="dxa"/>
+            <w:tcBorders>
+              <w:top w:val="single" w:sz="4" w:space="0" w:color="AAAAAA"/>
+              <w:left w:val="single" w:sz="4" w:space="0" w:color="AAAAAA"/>
+              <w:bottom w:val="single" w:sz="4" w:space="0" w:color="AAAAAA"/>
+              <w:right w:val="single" w:sz="4" w:space="0" w:color="AAAAAA"/>
+            </w:tcBorders>
+            <w:tcMar>
+              <w:top w:w="80" w:type="dxa"/>
+              <w:left w:w="120" w:type="dxa"/>
+              <w:bottom w:w="80" w:type="dxa"/>
+              <w:right w:w="120" w:type="dxa"/>
+            </w:tcMar>
+          </w:tcPr>
+          <w:p>
+            <w:pPr>
+              <w:spacing w:line="240" w:lineRule="auto"/>
+              <w:ind w:firstLine="0"/>
+              <w:rPr>
+                <w:lang w:val="vi-VN"/>
+              </w:rPr>
+            </w:pPr>
+            <w:r>
+              <w:t>0.</w:t>
+            </w:r>
+            <w:r>
+              <w:t>6856</w:t>
+            </w:r>
+          </w:p>
+        </w:tc>
+        <w:tc>
+          <w:tcPr>
+            <w:tcW w:w="1020" w:type="dxa"/>
+            <w:tcBorders>
+              <w:top w:val="single" w:sz="4" w:space="0" w:color="AAAAAA"/>
+              <w:left w:val="single" w:sz="4" w:space="0" w:color="AAAAAA"/>
+              <w:bottom w:val="single" w:sz="4" w:space="0" w:color="AAAAAA"/>
+              <w:right w:val="single" w:sz="4" w:space="0" w:color="AAAAAA"/>
+            </w:tcBorders>
+            <w:tcMar>
+              <w:top w:w="80" w:type="dxa"/>
+              <w:left w:w="120" w:type="dxa"/>
+              <w:bottom w:w="80" w:type="dxa"/>
+              <w:right w:w="120" w:type="dxa"/>
+            </w:tcMar>
+          </w:tcPr>
+          <w:p>
+            <w:pPr>
+              <w:spacing w:line="240" w:lineRule="auto"/>
+              <w:ind w:firstLine="0"/>
+              <w:rPr>
+                <w:sz w:val="20"/>
+                <w:szCs w:val="20"/>
+                <w:lang w:val="vi-VN"/>
+              </w:rPr>
+            </w:pPr>
+            <w:r>
+              <w:rPr>
+                <w:sz w:val="20"/>
+                <w:szCs w:val="20"/>
+              </w:rPr>
+              <w:t>1</w:t>
+            </w:r>
+            <w:r>
+              <w:rPr>
+                <w:sz w:val="20"/>
+                <w:szCs w:val="20"/>
+                <w:lang w:val="vi-VN"/>
+              </w:rPr>
+              <w:t>.7107</w:t>
+            </w:r>
+          </w:p>
+        </w:tc>
+        <w:tc>
+          <w:tcPr>
+            <w:tcW w:w="1020" w:type="dxa"/>
+            <w:tcBorders>
+              <w:top w:val="single" w:sz="4" w:space="0" w:color="AAAAAA"/>
+              <w:left w:val="single" w:sz="4" w:space="0" w:color="AAAAAA"/>
+              <w:bottom w:val="single" w:sz="4" w:space="0" w:color="AAAAAA"/>
+              <w:right w:val="single" w:sz="4" w:space="0" w:color="AAAAAA"/>
+            </w:tcBorders>
+            <w:tcMar>
+              <w:top w:w="80" w:type="dxa"/>
+              <w:left w:w="120" w:type="dxa"/>
+              <w:bottom w:w="80" w:type="dxa"/>
+              <w:right w:w="120" w:type="dxa"/>
+            </w:tcMar>
+          </w:tcPr>
+          <w:p>
+            <w:pPr>
+              <w:spacing w:line="240" w:lineRule="auto"/>
+              <w:ind w:firstLine="0"/>
+              <w:rPr>
+                <w:sz w:val="20"/>
+                <w:szCs w:val="20"/>
+                <w:lang w:val="vi-VN"/>
+              </w:rPr>
+            </w:pPr>
+            <w:r>
+              <w:rPr>
+                <w:sz w:val="20"/>
+                <w:szCs w:val="20"/>
+              </w:rPr>
+              <w:t>1</w:t>
+            </w:r>
+            <w:r>
+              <w:rPr>
+                <w:sz w:val="20"/>
+                <w:szCs w:val="20"/>
+                <w:lang w:val="vi-VN"/>
+              </w:rPr>
+              <w:t>.35540</w:t>
+            </w:r>
+          </w:p>
+        </w:tc>
+      </w:tr>
+    </w:tbl>
+    <w:p>
+      <w:pPr>
+        <w:spacing w:before="120" w:line="360" w:lineRule="auto"/>
+        <w:ind w:firstLine="0"/>
+        <w:rPr>
+          <w:sz w:val="26"/>
+          <w:szCs w:val="26"/>
+          <w:lang w:val="vi-VN"/>
+        </w:rPr>
+      </w:pPr>
+    </w:p>
+    <w:p>
+      <w:pPr>
+        <w:pStyle w:val="Heading2"/>
+      </w:pPr>
+      <w:r>
+        <w:t>Bảng PL2.4 — Điểm Tổng Hợp Overall (Ensemble)</w:t>
+      </w:r>
+    </w:p>
+    <w:tbl>
+      <w:tblPr>
+        <w:tblW w:w="9149" w:type="dxa"/>
+        <w:tblBorders>
+          <w:insideH w:val="single" w:sz="4" w:space="0" w:color="AAAAAA"/>
+          <w:insideV w:val="single" w:sz="4" w:space="0" w:color="AAAAAA"/>
+        </w:tblBorders>
+        <w:tblLook w:val="04A0" w:firstRow="1" w:lastRow="0" w:firstColumn="1" w:lastColumn="0" w:noHBand="0" w:noVBand="1"/>
+      </w:tblPr>
+      <w:tblGrid>
+        <w:gridCol w:w="1980"/>
+        <w:gridCol w:w="981"/>
+        <w:gridCol w:w="1004"/>
+        <w:gridCol w:w="1004"/>
+        <w:gridCol w:w="1014"/>
+        <w:gridCol w:w="1118"/>
+        <w:gridCol w:w="1018"/>
+        <w:gridCol w:w="1030"/>
+      </w:tblGrid>
+      <w:tr>
+        <w:tc>
+          <w:tcPr>
+            <w:tcW w:w="1980" w:type="dxa"/>
+            <w:tcBorders>
+              <w:top w:val="single" w:sz="4" w:space="0" w:color="AAAAAA"/>
+              <w:left w:val="single" w:sz="4" w:space="0" w:color="AAAAAA"/>
+              <w:bottom w:val="single" w:sz="4" w:space="0" w:color="AAAAAA"/>
+              <w:right w:val="single" w:sz="4" w:space="0" w:color="AAAAAA"/>
+            </w:tcBorders>
+            <w:shd w:val="clear" w:color="auto" w:fill="D9E1F2"/>
+            <w:tcMar>
+              <w:top w:w="80" w:type="dxa"/>
+              <w:left w:w="120" w:type="dxa"/>
+              <w:bottom w:w="80" w:type="dxa"/>
+              <w:right w:w="120" w:type="dxa"/>
+            </w:tcMar>
+          </w:tcPr>
+          <w:p>
+            <w:pPr>
+              <w:spacing w:line="240" w:lineRule="auto"/>
+              <w:ind w:firstLine="0"/>
+              <w:rPr>
+                <w:b/>
+                <w:bCs/>
+                <w:sz w:val="20"/>
+                <w:szCs w:val="20"/>
+              </w:rPr>
+            </w:pPr>
+            <w:r>
+              <w:rPr>
+                <w:b/>
+                <w:bCs/>
+                <w:sz w:val="20"/>
+                <w:szCs w:val="20"/>
+              </w:rPr>
+              <w:t>Mô</w:t>
+            </w:r>
+            <w:r>
+              <w:rPr>
+                <w:b/>
+                <w:bCs/>
+                <w:sz w:val="20"/>
+                <w:szCs w:val="20"/>
+              </w:rPr>
+              <w:t xml:space="preserve"> hinh</w:t>
+            </w:r>
+          </w:p>
+        </w:tc>
+        <w:tc>
+          <w:tcPr>
+            <w:tcW w:w="981" w:type="dxa"/>
+            <w:tcBorders>
+              <w:top w:val="single" w:sz="4" w:space="0" w:color="AAAAAA"/>
+              <w:left w:val="single" w:sz="4" w:space="0" w:color="AAAAAA"/>
+              <w:bottom w:val="single" w:sz="4" w:space="0" w:color="AAAAAA"/>
+              <w:right w:val="single" w:sz="4" w:space="0" w:color="AAAAAA"/>
+            </w:tcBorders>
+            <w:shd w:val="clear" w:color="auto" w:fill="D9E1F2"/>
+            <w:tcMar>
+              <w:top w:w="80" w:type="dxa"/>
+              <w:left w:w="120" w:type="dxa"/>
+              <w:bottom w:w="80" w:type="dxa"/>
+              <w:right w:w="120" w:type="dxa"/>
+            </w:tcMar>
+          </w:tcPr>
+          <w:p>
+            <w:pPr>
+              <w:spacing w:line="240" w:lineRule="auto"/>
+              <w:ind w:firstLine="0"/>
+              <w:rPr>
+                <w:b/>
+                <w:bCs/>
+                <w:sz w:val="20"/>
+                <w:szCs w:val="20"/>
+              </w:rPr>
+            </w:pPr>
+            <w:r>
+              <w:rPr>
+                <w:b/>
+                <w:bCs/>
+                <w:sz w:val="20"/>
+                <w:szCs w:val="20"/>
+              </w:rPr>
+              <w:t>Train R²</w:t>
+            </w:r>
+          </w:p>
+        </w:tc>
+        <w:tc>
+          <w:tcPr>
+            <w:tcW w:w="1004" w:type="dxa"/>
+            <w:tcBorders>
+              <w:top w:val="single" w:sz="4" w:space="0" w:color="AAAAAA"/>
+              <w:left w:val="single" w:sz="4" w:space="0" w:color="AAAAAA"/>
+              <w:bottom w:val="single" w:sz="4" w:space="0" w:color="AAAAAA"/>
+              <w:right w:val="single" w:sz="4" w:space="0" w:color="AAAAAA"/>
+            </w:tcBorders>
+            <w:shd w:val="clear" w:color="auto" w:fill="D9E1F2"/>
+            <w:tcMar>
+              <w:top w:w="80" w:type="dxa"/>
+              <w:left w:w="120" w:type="dxa"/>
+              <w:bottom w:w="80" w:type="dxa"/>
+              <w:right w:w="120" w:type="dxa"/>
+            </w:tcMar>
+          </w:tcPr>
+          <w:p>
+            <w:pPr>
+              <w:spacing w:line="240" w:lineRule="auto"/>
+              <w:ind w:firstLine="0"/>
+              <w:rPr>
+                <w:b/>
+                <w:bCs/>
+                <w:sz w:val="20"/>
+                <w:szCs w:val="20"/>
+              </w:rPr>
+            </w:pPr>
+            <w:r>
+              <w:rPr>
+                <w:b/>
+                <w:bCs/>
+                <w:sz w:val="20"/>
+                <w:szCs w:val="20"/>
+              </w:rPr>
+              <w:t>Test R²</w:t>
+            </w:r>
+          </w:p>
+        </w:tc>
+        <w:tc>
+          <w:tcPr>
+            <w:tcW w:w="1004" w:type="dxa"/>
+            <w:tcBorders>
+              <w:top w:val="single" w:sz="4" w:space="0" w:color="AAAAAA"/>
+              <w:left w:val="single" w:sz="4" w:space="0" w:color="AAAAAA"/>
+              <w:bottom w:val="single" w:sz="4" w:space="0" w:color="AAAAAA"/>
+              <w:right w:val="single" w:sz="4" w:space="0" w:color="AAAAAA"/>
+            </w:tcBorders>
+            <w:shd w:val="clear" w:color="auto" w:fill="D9E1F2"/>
+            <w:tcMar>
+              <w:top w:w="80" w:type="dxa"/>
+              <w:left w:w="120" w:type="dxa"/>
+              <w:bottom w:w="80" w:type="dxa"/>
+              <w:right w:w="120" w:type="dxa"/>
+            </w:tcMar>
+          </w:tcPr>
+          <w:p>
+            <w:pPr>
+              <w:spacing w:line="240" w:lineRule="auto"/>
+              <w:ind w:firstLine="0"/>
+              <w:rPr>
+                <w:b/>
+                <w:bCs/>
+                <w:sz w:val="20"/>
+                <w:szCs w:val="20"/>
+              </w:rPr>
+            </w:pPr>
+            <w:r>
+              <w:rPr>
+                <w:b/>
+                <w:bCs/>
+                <w:sz w:val="20"/>
+                <w:szCs w:val="20"/>
+              </w:rPr>
+              <w:t>MAE</w:t>
+            </w:r>
+          </w:p>
+        </w:tc>
+        <w:tc>
+          <w:tcPr>
+            <w:tcW w:w="1014" w:type="dxa"/>
+            <w:tcBorders>
+              <w:top w:val="single" w:sz="4" w:space="0" w:color="AAAAAA"/>
+              <w:left w:val="single" w:sz="4" w:space="0" w:color="AAAAAA"/>
+              <w:bottom w:val="single" w:sz="4" w:space="0" w:color="AAAAAA"/>
+              <w:right w:val="single" w:sz="4" w:space="0" w:color="AAAAAA"/>
+            </w:tcBorders>
+            <w:shd w:val="clear" w:color="auto" w:fill="D9E1F2"/>
+            <w:tcMar>
+              <w:top w:w="80" w:type="dxa"/>
+              <w:left w:w="120" w:type="dxa"/>
+              <w:bottom w:w="80" w:type="dxa"/>
+              <w:right w:w="120" w:type="dxa"/>
+            </w:tcMar>
+          </w:tcPr>
+          <w:p>
+            <w:pPr>
+              <w:spacing w:line="240" w:lineRule="auto"/>
+              <w:ind w:firstLine="0"/>
+              <w:rPr>
+                <w:b/>
+                <w:bCs/>
+                <w:sz w:val="20"/>
+                <w:szCs w:val="20"/>
+              </w:rPr>
+            </w:pPr>
+            <w:r>
+              <w:rPr>
+                <w:b/>
+                <w:bCs/>
+                <w:sz w:val="20"/>
+                <w:szCs w:val="20"/>
+              </w:rPr>
+              <w:t>Pearson r</w:t>
+            </w:r>
+          </w:p>
+        </w:tc>
+        <w:tc>
+          <w:tcPr>
+            <w:tcW w:w="1118" w:type="dxa"/>
+            <w:tcBorders>
+              <w:top w:val="single" w:sz="4" w:space="0" w:color="AAAAAA"/>
+              <w:left w:val="single" w:sz="4" w:space="0" w:color="AAAAAA"/>
+              <w:bottom w:val="single" w:sz="4" w:space="0" w:color="AAAAAA"/>
+              <w:right w:val="single" w:sz="4" w:space="0" w:color="AAAAAA"/>
+            </w:tcBorders>
+            <w:shd w:val="clear" w:color="auto" w:fill="D9E1F2"/>
+            <w:tcMar>
+              <w:top w:w="80" w:type="dxa"/>
+              <w:left w:w="120" w:type="dxa"/>
+              <w:bottom w:w="80" w:type="dxa"/>
+              <w:right w:w="120" w:type="dxa"/>
+            </w:tcMar>
+          </w:tcPr>
+          <w:p>
+            <w:pPr>
+              <w:spacing w:line="240" w:lineRule="auto"/>
+              <w:ind w:firstLine="0"/>
+              <w:rPr>
+                <w:b/>
+                <w:bCs/>
+                <w:sz w:val="20"/>
+                <w:szCs w:val="20"/>
+              </w:rPr>
+            </w:pPr>
+            <w:r>
+              <w:rPr>
+                <w:b/>
+                <w:bCs/>
+                <w:sz w:val="20"/>
+                <w:szCs w:val="20"/>
+              </w:rPr>
+              <w:t>Spearman ρ</w:t>
+            </w:r>
+          </w:p>
+        </w:tc>
+        <w:tc>
+          <w:tcPr>
+            <w:tcW w:w="1018" w:type="dxa"/>
+            <w:tcBorders>
+              <w:top w:val="single" w:sz="4" w:space="0" w:color="AAAAAA"/>
+              <w:left w:val="single" w:sz="4" w:space="0" w:color="AAAAAA"/>
+              <w:bottom w:val="single" w:sz="4" w:space="0" w:color="AAAAAA"/>
+              <w:right w:val="single" w:sz="4" w:space="0" w:color="AAAAAA"/>
+            </w:tcBorders>
+            <w:shd w:val="clear" w:color="auto" w:fill="D9E1F2"/>
+            <w:tcMar>
+              <w:top w:w="80" w:type="dxa"/>
+              <w:left w:w="120" w:type="dxa"/>
+              <w:bottom w:w="80" w:type="dxa"/>
+              <w:right w:w="120" w:type="dxa"/>
+            </w:tcMar>
+          </w:tcPr>
+          <w:p>
+            <w:pPr>
+              <w:spacing w:line="240" w:lineRule="auto"/>
+              <w:ind w:firstLine="0"/>
+              <w:rPr>
+                <w:b/>
+                <w:bCs/>
+                <w:sz w:val="20"/>
+                <w:szCs w:val="20"/>
+              </w:rPr>
+            </w:pPr>
+            <w:r>
+              <w:rPr>
+                <w:b/>
+                <w:bCs/>
+                <w:sz w:val="20"/>
+                <w:szCs w:val="20"/>
+              </w:rPr>
+              <w:t>Std_true</w:t>
+            </w:r>
+          </w:p>
+        </w:tc>
+        <w:tc>
+          <w:tcPr>
+            <w:tcW w:w="1030" w:type="dxa"/>
+            <w:tcBorders>
+              <w:top w:val="single" w:sz="4" w:space="0" w:color="AAAAAA"/>
+              <w:left w:val="single" w:sz="4" w:space="0" w:color="AAAAAA"/>
+              <w:bottom w:val="single" w:sz="4" w:space="0" w:color="AAAAAA"/>
+              <w:right w:val="single" w:sz="4" w:space="0" w:color="AAAAAA"/>
+            </w:tcBorders>
+            <w:shd w:val="clear" w:color="auto" w:fill="D9E1F2"/>
+            <w:tcMar>
+              <w:top w:w="80" w:type="dxa"/>
+              <w:left w:w="120" w:type="dxa"/>
+              <w:bottom w:w="80" w:type="dxa"/>
+              <w:right w:w="120" w:type="dxa"/>
+            </w:tcMar>
+          </w:tcPr>
+          <w:p>
+            <w:pPr>
+              <w:spacing w:line="240" w:lineRule="auto"/>
+              <w:ind w:firstLine="0"/>
+              <w:rPr>
+                <w:b/>
+                <w:bCs/>
+                <w:sz w:val="20"/>
+                <w:szCs w:val="20"/>
+              </w:rPr>
+            </w:pPr>
+            <w:r>
+              <w:rPr>
+                <w:b/>
+                <w:bCs/>
+                <w:sz w:val="20"/>
+                <w:szCs w:val="20"/>
+              </w:rPr>
+              <w:t>Std_pred</w:t>
+            </w:r>
+          </w:p>
+        </w:tc>
+      </w:tr>
+      <w:tr>
+        <w:tc>
+          <w:tcPr>
+            <w:tcW w:w="1980" w:type="dxa"/>
+            <w:tcBorders>
+              <w:top w:val="single" w:sz="4" w:space="0" w:color="AAAAAA"/>
+              <w:left w:val="single" w:sz="4" w:space="0" w:color="AAAAAA"/>
+              <w:bottom w:val="single" w:sz="4" w:space="0" w:color="AAAAAA"/>
+              <w:right w:val="single" w:sz="4" w:space="0" w:color="AAAAAA"/>
+            </w:tcBorders>
+            <w:tcMar>
+              <w:top w:w="80" w:type="dxa"/>
+              <w:left w:w="120" w:type="dxa"/>
+              <w:bottom w:w="80" w:type="dxa"/>
+              <w:right w:w="120" w:type="dxa"/>
+            </w:tcMar>
+          </w:tcPr>
+          <w:p>
+            <w:pPr>
+              <w:spacing w:line="240" w:lineRule="auto"/>
+              <w:ind w:firstLine="0"/>
+              <w:rPr>
+                <w:sz w:val="20"/>
+                <w:szCs w:val="20"/>
+              </w:rPr>
+            </w:pPr>
+            <w:r>
+              <w:rPr>
+                <w:sz w:val="20"/>
+                <w:szCs w:val="20"/>
+              </w:rPr>
+              <w:t>Gradient Boosting</w:t>
+            </w:r>
+          </w:p>
+        </w:tc>
+        <w:tc>
+          <w:tcPr>
+            <w:tcW w:w="981" w:type="dxa"/>
+            <w:tcBorders>
+              <w:top w:val="single" w:sz="4" w:space="0" w:color="AAAAAA"/>
+              <w:left w:val="single" w:sz="4" w:space="0" w:color="AAAAAA"/>
+              <w:bottom w:val="single" w:sz="4" w:space="0" w:color="AAAAAA"/>
+              <w:right w:val="single" w:sz="4" w:space="0" w:color="AAAAAA"/>
+            </w:tcBorders>
+            <w:tcMar>
+              <w:top w:w="80" w:type="dxa"/>
+              <w:left w:w="120" w:type="dxa"/>
+              <w:bottom w:w="80" w:type="dxa"/>
+              <w:right w:w="120" w:type="dxa"/>
+            </w:tcMar>
+            <w:vAlign w:val="center"/>
+          </w:tcPr>
+          <w:p>
+            <w:pPr>
+              <w:spacing w:line="240" w:lineRule="auto"/>
+              <w:ind w:firstLine="0"/>
+            </w:pPr>
+            <w:r>
+              <w:rPr>
+                <w:lang w:val="en-US"/>
+              </w:rPr>
+              <w:t>0.9071</w:t>
+            </w:r>
+          </w:p>
+        </w:tc>
+        <w:tc>
+          <w:tcPr>
+            <w:tcW w:w="1004" w:type="dxa"/>
+            <w:tcBorders>
+              <w:top w:val="single" w:sz="4" w:space="0" w:color="AAAAAA"/>
+              <w:left w:val="single" w:sz="4" w:space="0" w:color="AAAAAA"/>
+              <w:bottom w:val="single" w:sz="4" w:space="0" w:color="AAAAAA"/>
+              <w:right w:val="single" w:sz="4" w:space="0" w:color="AAAAAA"/>
+            </w:tcBorders>
+            <w:tcMar>
+              <w:top w:w="80" w:type="dxa"/>
+              <w:left w:w="120" w:type="dxa"/>
+              <w:bottom w:w="80" w:type="dxa"/>
+              <w:right w:w="120" w:type="dxa"/>
+            </w:tcMar>
+            <w:vAlign w:val="center"/>
+          </w:tcPr>
+          <w:p>
+            <w:pPr>
+              <w:spacing w:line="240" w:lineRule="auto"/>
+              <w:ind w:firstLine="0"/>
+            </w:pPr>
+            <w:r>
+              <w:rPr>
+                <w:lang w:val="en-US"/>
+              </w:rPr>
+              <w:t>0.3779</w:t>
+            </w:r>
+          </w:p>
+        </w:tc>
+        <w:tc>
+          <w:tcPr>
+            <w:tcW w:w="1004" w:type="dxa"/>
+            <w:tcBorders>
+              <w:top w:val="single" w:sz="4" w:space="0" w:color="AAAAAA"/>
+              <w:left w:val="single" w:sz="4" w:space="0" w:color="AAAAAA"/>
+              <w:bottom w:val="single" w:sz="4" w:space="0" w:color="AAAAAA"/>
+              <w:right w:val="single" w:sz="4" w:space="0" w:color="AAAAAA"/>
+            </w:tcBorders>
+            <w:tcMar>
+              <w:top w:w="80" w:type="dxa"/>
+              <w:left w:w="120" w:type="dxa"/>
+              <w:bottom w:w="80" w:type="dxa"/>
+              <w:right w:w="120" w:type="dxa"/>
+            </w:tcMar>
+            <w:vAlign w:val="center"/>
+          </w:tcPr>
+          <w:p>
+            <w:pPr>
+              <w:spacing w:line="240" w:lineRule="auto"/>
+              <w:ind w:firstLine="0"/>
+            </w:pPr>
+            <w:r>
+              <w:rPr>
+                <w:lang w:val="en-US"/>
+              </w:rPr>
+              <w:t>0.9006</w:t>
+            </w:r>
+          </w:p>
+        </w:tc>
+        <w:tc>
+          <w:tcPr>
+            <w:tcW w:w="1014" w:type="dxa"/>
+            <w:tcBorders>
+              <w:top w:val="single" w:sz="4" w:space="0" w:color="AAAAAA"/>
+              <w:left w:val="single" w:sz="4" w:space="0" w:color="AAAAAA"/>
+              <w:bottom w:val="single" w:sz="4" w:space="0" w:color="AAAAAA"/>
+              <w:right w:val="single" w:sz="4" w:space="0" w:color="AAAAAA"/>
+            </w:tcBorders>
+            <w:tcMar>
+              <w:top w:w="80" w:type="dxa"/>
+              <w:left w:w="120" w:type="dxa"/>
+              <w:bottom w:w="80" w:type="dxa"/>
+              <w:right w:w="120" w:type="dxa"/>
+            </w:tcMar>
+            <w:vAlign w:val="center"/>
+          </w:tcPr>
+          <w:p>
+            <w:pPr>
+              <w:spacing w:line="240" w:lineRule="auto"/>
+              <w:ind w:firstLine="0"/>
+            </w:pPr>
+            <w:r>
+              <w:rPr>
+                <w:lang w:val="en-US"/>
+              </w:rPr>
+              <w:t>0.6373</w:t>
+            </w:r>
+          </w:p>
+        </w:tc>
+        <w:tc>
+          <w:tcPr>
+            <w:tcW w:w="1118" w:type="dxa"/>
+            <w:tcBorders>
+              <w:top w:val="single" w:sz="4" w:space="0" w:color="AAAAAA"/>
+              <w:left w:val="single" w:sz="4" w:space="0" w:color="AAAAAA"/>
+              <w:bottom w:val="single" w:sz="4" w:space="0" w:color="AAAAAA"/>
+              <w:right w:val="single" w:sz="4" w:space="0" w:color="AAAAAA"/>
+            </w:tcBorders>
+            <w:tcMar>
+              <w:top w:w="80" w:type="dxa"/>
+              <w:left w:w="120" w:type="dxa"/>
+              <w:bottom w:w="80" w:type="dxa"/>
+              <w:right w:w="120" w:type="dxa"/>
+            </w:tcMar>
+            <w:vAlign w:val="center"/>
+          </w:tcPr>
+          <w:p>
+            <w:pPr>
+              <w:spacing w:line="240" w:lineRule="auto"/>
+              <w:ind w:firstLine="0"/>
+            </w:pPr>
+            <w:r>
+              <w:rPr>
+                <w:lang w:val="en-US"/>
+              </w:rPr>
+              <w:t>0.6359</w:t>
+            </w:r>
+          </w:p>
+        </w:tc>
+        <w:tc>
+          <w:tcPr>
+            <w:tcW w:w="1018" w:type="dxa"/>
+            <w:tcBorders>
+              <w:top w:val="single" w:sz="4" w:space="0" w:color="AAAAAA"/>
+              <w:left w:val="single" w:sz="4" w:space="0" w:color="AAAAAA"/>
+              <w:bottom w:val="single" w:sz="4" w:space="0" w:color="AAAAAA"/>
+              <w:right w:val="single" w:sz="4" w:space="0" w:color="AAAAAA"/>
+            </w:tcBorders>
+            <w:tcMar>
+              <w:top w:w="80" w:type="dxa"/>
+              <w:left w:w="120" w:type="dxa"/>
+              <w:bottom w:w="80" w:type="dxa"/>
+              <w:right w:w="120" w:type="dxa"/>
+            </w:tcMar>
+            <w:vAlign w:val="center"/>
+          </w:tcPr>
+          <w:p>
+            <w:pPr>
+              <w:spacing w:line="240" w:lineRule="auto"/>
+              <w:ind w:firstLine="0"/>
+            </w:pPr>
+            <w:r>
+              <w:rPr>
+                <w:lang w:val="en-US"/>
+              </w:rPr>
+              <w:t>1.3076</w:t>
+            </w:r>
+          </w:p>
+        </w:tc>
+        <w:tc>
+          <w:tcPr>
+            <w:tcW w:w="1030" w:type="dxa"/>
+            <w:tcBorders>
+              <w:top w:val="single" w:sz="4" w:space="0" w:color="AAAAAA"/>
+              <w:left w:val="single" w:sz="4" w:space="0" w:color="AAAAAA"/>
+              <w:bottom w:val="single" w:sz="4" w:space="0" w:color="AAAAAA"/>
+              <w:right w:val="single" w:sz="4" w:space="0" w:color="AAAAAA"/>
+            </w:tcBorders>
+            <w:tcMar>
+              <w:top w:w="80" w:type="dxa"/>
+              <w:left w:w="120" w:type="dxa"/>
+              <w:bottom w:w="80" w:type="dxa"/>
+              <w:right w:w="120" w:type="dxa"/>
+            </w:tcMar>
+            <w:vAlign w:val="center"/>
+          </w:tcPr>
+          <w:p>
+            <w:pPr>
+              <w:spacing w:line="240" w:lineRule="auto"/>
+              <w:ind w:firstLine="0"/>
+            </w:pPr>
+            <w:r>
+              <w:rPr>
+                <w:lang w:val="en-US"/>
+              </w:rPr>
+              <w:t>0.8354</w:t>
+            </w:r>
+          </w:p>
+        </w:tc>
+      </w:tr>
+      <w:tr>
+        <w:tc>
+          <w:tcPr>
+            <w:tcW w:w="1980" w:type="dxa"/>
+            <w:tcBorders>
+              <w:top w:val="single" w:sz="4" w:space="0" w:color="AAAAAA"/>
+              <w:left w:val="single" w:sz="4" w:space="0" w:color="AAAAAA"/>
+              <w:bottom w:val="single" w:sz="4" w:space="0" w:color="AAAAAA"/>
+              <w:right w:val="single" w:sz="4" w:space="0" w:color="AAAAAA"/>
+            </w:tcBorders>
+            <w:tcMar>
+              <w:top w:w="80" w:type="dxa"/>
+              <w:left w:w="120" w:type="dxa"/>
+              <w:bottom w:w="80" w:type="dxa"/>
+              <w:right w:w="120" w:type="dxa"/>
+            </w:tcMar>
+          </w:tcPr>
+          <w:p>
+            <w:pPr>
+              <w:spacing w:line="240" w:lineRule="auto"/>
+              <w:ind w:firstLine="0"/>
+              <w:rPr>
+                <w:sz w:val="20"/>
+                <w:szCs w:val="20"/>
+              </w:rPr>
+            </w:pPr>
+            <w:r>
+              <w:rPr>
+                <w:sz w:val="20"/>
+                <w:szCs w:val="20"/>
+              </w:rPr>
+              <w:t>Random Forest</w:t>
+            </w:r>
+          </w:p>
+        </w:tc>
+        <w:tc>
+          <w:tcPr>
+            <w:tcW w:w="981" w:type="dxa"/>
+            <w:tcBorders>
+              <w:top w:val="single" w:sz="4" w:space="0" w:color="AAAAAA"/>
+              <w:left w:val="single" w:sz="4" w:space="0" w:color="AAAAAA"/>
+              <w:bottom w:val="single" w:sz="4" w:space="0" w:color="AAAAAA"/>
+              <w:right w:val="single" w:sz="4" w:space="0" w:color="AAAAAA"/>
+            </w:tcBorders>
+            <w:tcMar>
+              <w:top w:w="80" w:type="dxa"/>
+              <w:left w:w="120" w:type="dxa"/>
+              <w:bottom w:w="80" w:type="dxa"/>
+              <w:right w:w="120" w:type="dxa"/>
+            </w:tcMar>
+            <w:vAlign w:val="center"/>
+          </w:tcPr>
+          <w:p>
+            <w:pPr>
+              <w:spacing w:line="240" w:lineRule="auto"/>
+              <w:ind w:firstLine="0"/>
+            </w:pPr>
+            <w:r>
+              <w:rPr>
+                <w:lang w:val="en-US"/>
+              </w:rPr>
+              <w:t>0.8117</w:t>
+            </w:r>
+          </w:p>
+        </w:tc>
+        <w:tc>
+          <w:tcPr>
+            <w:tcW w:w="1004" w:type="dxa"/>
+            <w:tcBorders>
+              <w:top w:val="single" w:sz="4" w:space="0" w:color="AAAAAA"/>
+              <w:left w:val="single" w:sz="4" w:space="0" w:color="AAAAAA"/>
+              <w:bottom w:val="single" w:sz="4" w:space="0" w:color="AAAAAA"/>
+              <w:right w:val="single" w:sz="4" w:space="0" w:color="AAAAAA"/>
+            </w:tcBorders>
+            <w:tcMar>
+              <w:top w:w="80" w:type="dxa"/>
+              <w:left w:w="120" w:type="dxa"/>
+              <w:bottom w:w="80" w:type="dxa"/>
+              <w:right w:w="120" w:type="dxa"/>
+            </w:tcMar>
+            <w:vAlign w:val="center"/>
+          </w:tcPr>
+          <w:p>
+            <w:pPr>
+              <w:spacing w:line="240" w:lineRule="auto"/>
+              <w:ind w:firstLine="0"/>
+            </w:pPr>
+            <w:r>
+              <w:rPr>
+                <w:lang w:val="en-US"/>
+              </w:rPr>
+              <w:t>0.3134</w:t>
+            </w:r>
+          </w:p>
+        </w:tc>
+        <w:tc>
+          <w:tcPr>
+            <w:tcW w:w="1004" w:type="dxa"/>
+            <w:tcBorders>
+              <w:top w:val="single" w:sz="4" w:space="0" w:color="AAAAAA"/>
+              <w:left w:val="single" w:sz="4" w:space="0" w:color="AAAAAA"/>
+              <w:bottom w:val="single" w:sz="4" w:space="0" w:color="AAAAAA"/>
+              <w:right w:val="single" w:sz="4" w:space="0" w:color="AAAAAA"/>
+            </w:tcBorders>
+            <w:tcMar>
+              <w:top w:w="80" w:type="dxa"/>
+              <w:left w:w="120" w:type="dxa"/>
+              <w:bottom w:w="80" w:type="dxa"/>
+              <w:right w:w="120" w:type="dxa"/>
+            </w:tcMar>
+            <w:vAlign w:val="center"/>
+          </w:tcPr>
+          <w:p>
+            <w:pPr>
+              <w:spacing w:line="240" w:lineRule="auto"/>
+              <w:ind w:firstLine="0"/>
+            </w:pPr>
+            <w:r>
+              <w:rPr>
+                <w:lang w:val="en-US"/>
+              </w:rPr>
+              <w:t>0.9802</w:t>
+            </w:r>
+          </w:p>
+        </w:tc>
+        <w:tc>
+          <w:tcPr>
+            <w:tcW w:w="1014" w:type="dxa"/>
+            <w:tcBorders>
+              <w:top w:val="single" w:sz="4" w:space="0" w:color="AAAAAA"/>
+              <w:left w:val="single" w:sz="4" w:space="0" w:color="AAAAAA"/>
+              <w:bottom w:val="single" w:sz="4" w:space="0" w:color="AAAAAA"/>
+              <w:right w:val="single" w:sz="4" w:space="0" w:color="AAAAAA"/>
+            </w:tcBorders>
+            <w:tcMar>
+              <w:top w:w="80" w:type="dxa"/>
+              <w:left w:w="120" w:type="dxa"/>
+              <w:bottom w:w="80" w:type="dxa"/>
+              <w:right w:w="120" w:type="dxa"/>
+            </w:tcMar>
+            <w:vAlign w:val="center"/>
+          </w:tcPr>
+          <w:p>
+            <w:pPr>
+              <w:spacing w:line="240" w:lineRule="auto"/>
+              <w:ind w:firstLine="0"/>
+            </w:pPr>
+            <w:r>
+              <w:rPr>
+                <w:lang w:val="en-US"/>
+              </w:rPr>
+              <w:t>0.6029</w:t>
+            </w:r>
+          </w:p>
+        </w:tc>
+        <w:tc>
+          <w:tcPr>
+            <w:tcW w:w="1118" w:type="dxa"/>
+            <w:tcBorders>
+              <w:top w:val="single" w:sz="4" w:space="0" w:color="AAAAAA"/>
+              <w:left w:val="single" w:sz="4" w:space="0" w:color="AAAAAA"/>
+              <w:bottom w:val="single" w:sz="4" w:space="0" w:color="AAAAAA"/>
+              <w:right w:val="single" w:sz="4" w:space="0" w:color="AAAAAA"/>
+            </w:tcBorders>
+            <w:tcMar>
+              <w:top w:w="80" w:type="dxa"/>
+              <w:left w:w="120" w:type="dxa"/>
+              <w:bottom w:w="80" w:type="dxa"/>
+              <w:right w:w="120" w:type="dxa"/>
+            </w:tcMar>
+            <w:vAlign w:val="center"/>
+          </w:tcPr>
+          <w:p>
+            <w:pPr>
+              <w:spacing w:line="240" w:lineRule="auto"/>
+              <w:ind w:firstLine="0"/>
+            </w:pPr>
+            <w:r>
+              <w:rPr>
+                <w:lang w:val="en-US"/>
+              </w:rPr>
+              <w:t>0.6114</w:t>
+            </w:r>
+          </w:p>
+        </w:tc>
+        <w:tc>
+          <w:tcPr>
+            <w:tcW w:w="1018" w:type="dxa"/>
+            <w:tcBorders>
+              <w:top w:val="single" w:sz="4" w:space="0" w:color="AAAAAA"/>
+              <w:left w:val="single" w:sz="4" w:space="0" w:color="AAAAAA"/>
+              <w:bottom w:val="single" w:sz="4" w:space="0" w:color="AAAAAA"/>
+              <w:right w:val="single" w:sz="4" w:space="0" w:color="AAAAAA"/>
+            </w:tcBorders>
+            <w:tcMar>
+              <w:top w:w="80" w:type="dxa"/>
+              <w:left w:w="120" w:type="dxa"/>
+              <w:bottom w:w="80" w:type="dxa"/>
+              <w:right w:w="120" w:type="dxa"/>
+            </w:tcMar>
+            <w:vAlign w:val="center"/>
+          </w:tcPr>
+          <w:p>
+            <w:pPr>
+              <w:spacing w:line="240" w:lineRule="auto"/>
+              <w:ind w:firstLine="0"/>
+            </w:pPr>
+            <w:r>
+              <w:rPr>
+                <w:lang w:val="en-US"/>
+              </w:rPr>
+              <w:t>1.3076</w:t>
+            </w:r>
+          </w:p>
+        </w:tc>
+        <w:tc>
+          <w:tcPr>
+            <w:tcW w:w="1030" w:type="dxa"/>
+            <w:tcBorders>
+              <w:top w:val="single" w:sz="4" w:space="0" w:color="AAAAAA"/>
+              <w:left w:val="single" w:sz="4" w:space="0" w:color="AAAAAA"/>
+              <w:bottom w:val="single" w:sz="4" w:space="0" w:color="AAAAAA"/>
+              <w:right w:val="single" w:sz="4" w:space="0" w:color="AAAAAA"/>
+            </w:tcBorders>
+            <w:tcMar>
+              <w:top w:w="80" w:type="dxa"/>
+              <w:left w:w="120" w:type="dxa"/>
+              <w:bottom w:w="80" w:type="dxa"/>
+              <w:right w:w="120" w:type="dxa"/>
+            </w:tcMar>
+            <w:vAlign w:val="center"/>
+          </w:tcPr>
+          <w:p>
+            <w:pPr>
+              <w:spacing w:line="240" w:lineRule="auto"/>
+              <w:ind w:firstLine="0"/>
+            </w:pPr>
+            <w:r>
+              <w:rPr>
+                <w:lang w:val="en-US"/>
+              </w:rPr>
+              <w:t>0.6568</w:t>
+            </w:r>
+          </w:p>
+        </w:tc>
+      </w:tr>
+      <w:tr>
+        <w:tc>
+          <w:tcPr>
+            <w:tcW w:w="1980" w:type="dxa"/>
+            <w:tcBorders>
+              <w:top w:val="single" w:sz="4" w:space="0" w:color="AAAAAA"/>
+              <w:left w:val="single" w:sz="4" w:space="0" w:color="AAAAAA"/>
+              <w:bottom w:val="single" w:sz="4" w:space="0" w:color="AAAAAA"/>
+              <w:right w:val="single" w:sz="4" w:space="0" w:color="AAAAAA"/>
+            </w:tcBorders>
+            <w:tcMar>
+              <w:top w:w="80" w:type="dxa"/>
+              <w:left w:w="120" w:type="dxa"/>
+              <w:bottom w:w="80" w:type="dxa"/>
+              <w:right w:w="120" w:type="dxa"/>
+            </w:tcMar>
+          </w:tcPr>
+          <w:p>
+            <w:pPr>
+              <w:spacing w:line="240" w:lineRule="auto"/>
+              <w:ind w:firstLine="0"/>
+              <w:rPr>
+                <w:sz w:val="20"/>
+                <w:szCs w:val="20"/>
+              </w:rPr>
+            </w:pPr>
+            <w:r>
+              <w:rPr>
+                <w:sz w:val="20"/>
+                <w:szCs w:val="20"/>
+              </w:rPr>
+              <w:t>SVR</w:t>
+            </w:r>
+          </w:p>
+        </w:tc>
+        <w:tc>
+          <w:tcPr>
+            <w:tcW w:w="981" w:type="dxa"/>
+            <w:tcBorders>
+              <w:top w:val="single" w:sz="4" w:space="0" w:color="AAAAAA"/>
+              <w:left w:val="single" w:sz="4" w:space="0" w:color="AAAAAA"/>
+              <w:bottom w:val="single" w:sz="4" w:space="0" w:color="AAAAAA"/>
+              <w:right w:val="single" w:sz="4" w:space="0" w:color="AAAAAA"/>
+            </w:tcBorders>
+            <w:tcMar>
+              <w:top w:w="80" w:type="dxa"/>
+              <w:left w:w="120" w:type="dxa"/>
+              <w:bottom w:w="80" w:type="dxa"/>
+              <w:right w:w="120" w:type="dxa"/>
+            </w:tcMar>
+            <w:vAlign w:val="center"/>
+          </w:tcPr>
+          <w:p>
+            <w:pPr>
+              <w:spacing w:line="240" w:lineRule="auto"/>
+              <w:ind w:firstLine="0"/>
+            </w:pPr>
+            <w:r>
+              <w:rPr>
+                <w:lang w:val="en-US"/>
+              </w:rPr>
+              <w:t>0.8234</w:t>
+            </w:r>
+          </w:p>
+        </w:tc>
+        <w:tc>
+          <w:tcPr>
+            <w:tcW w:w="1004" w:type="dxa"/>
+            <w:tcBorders>
+              <w:top w:val="single" w:sz="4" w:space="0" w:color="AAAAAA"/>
+              <w:left w:val="single" w:sz="4" w:space="0" w:color="AAAAAA"/>
+              <w:bottom w:val="single" w:sz="4" w:space="0" w:color="AAAAAA"/>
+              <w:right w:val="single" w:sz="4" w:space="0" w:color="AAAAAA"/>
+            </w:tcBorders>
+            <w:tcMar>
+              <w:top w:w="80" w:type="dxa"/>
+              <w:left w:w="120" w:type="dxa"/>
+              <w:bottom w:w="80" w:type="dxa"/>
+              <w:right w:w="120" w:type="dxa"/>
+            </w:tcMar>
+            <w:vAlign w:val="center"/>
+          </w:tcPr>
+          <w:p>
+            <w:pPr>
+              <w:spacing w:line="240" w:lineRule="auto"/>
+              <w:ind w:firstLine="0"/>
+            </w:pPr>
+            <w:r>
+              <w:rPr>
+                <w:lang w:val="en-US"/>
+              </w:rPr>
+              <w:t>0.4258</w:t>
+            </w:r>
+          </w:p>
+        </w:tc>
+        <w:tc>
+          <w:tcPr>
+            <w:tcW w:w="1004" w:type="dxa"/>
+            <w:tcBorders>
+              <w:top w:val="single" w:sz="4" w:space="0" w:color="AAAAAA"/>
+              <w:left w:val="single" w:sz="4" w:space="0" w:color="AAAAAA"/>
+              <w:bottom w:val="single" w:sz="4" w:space="0" w:color="AAAAAA"/>
+              <w:right w:val="single" w:sz="4" w:space="0" w:color="AAAAAA"/>
+            </w:tcBorders>
+            <w:tcMar>
+              <w:top w:w="80" w:type="dxa"/>
+              <w:left w:w="120" w:type="dxa"/>
+              <w:bottom w:w="80" w:type="dxa"/>
+              <w:right w:w="120" w:type="dxa"/>
+            </w:tcMar>
+            <w:vAlign w:val="center"/>
+          </w:tcPr>
+          <w:p>
+            <w:pPr>
+              <w:spacing w:line="240" w:lineRule="auto"/>
+              <w:ind w:firstLine="0"/>
+            </w:pPr>
+            <w:r>
+              <w:rPr>
+                <w:lang w:val="en-US"/>
+              </w:rPr>
+              <w:t>0.8253</w:t>
+            </w:r>
+          </w:p>
+        </w:tc>
+        <w:tc>
+          <w:tcPr>
+            <w:tcW w:w="1014" w:type="dxa"/>
+            <w:tcBorders>
+              <w:top w:val="single" w:sz="4" w:space="0" w:color="AAAAAA"/>
+              <w:left w:val="single" w:sz="4" w:space="0" w:color="AAAAAA"/>
+              <w:bottom w:val="single" w:sz="4" w:space="0" w:color="AAAAAA"/>
+              <w:right w:val="single" w:sz="4" w:space="0" w:color="AAAAAA"/>
+            </w:tcBorders>
+            <w:tcMar>
+              <w:top w:w="80" w:type="dxa"/>
+              <w:left w:w="120" w:type="dxa"/>
+              <w:bottom w:w="80" w:type="dxa"/>
+              <w:right w:w="120" w:type="dxa"/>
+            </w:tcMar>
+            <w:vAlign w:val="center"/>
+          </w:tcPr>
+          <w:p>
+            <w:pPr>
+              <w:spacing w:line="240" w:lineRule="auto"/>
+              <w:ind w:firstLine="0"/>
+            </w:pPr>
+            <w:r>
+              <w:rPr>
+                <w:lang w:val="en-US"/>
+              </w:rPr>
+              <w:t>0.6716</w:t>
+            </w:r>
+          </w:p>
+        </w:tc>
+        <w:tc>
+          <w:tcPr>
+            <w:tcW w:w="1118" w:type="dxa"/>
+            <w:tcBorders>
+              <w:top w:val="single" w:sz="4" w:space="0" w:color="AAAAAA"/>
+              <w:left w:val="single" w:sz="4" w:space="0" w:color="AAAAAA"/>
+              <w:bottom w:val="single" w:sz="4" w:space="0" w:color="AAAAAA"/>
+              <w:right w:val="single" w:sz="4" w:space="0" w:color="AAAAAA"/>
+            </w:tcBorders>
+            <w:tcMar>
+              <w:top w:w="80" w:type="dxa"/>
+              <w:left w:w="120" w:type="dxa"/>
+              <w:bottom w:w="80" w:type="dxa"/>
+              <w:right w:w="120" w:type="dxa"/>
+            </w:tcMar>
+            <w:vAlign w:val="center"/>
+          </w:tcPr>
+          <w:p>
+            <w:pPr>
+              <w:spacing w:line="240" w:lineRule="auto"/>
+              <w:ind w:firstLine="0"/>
+            </w:pPr>
+            <w:r>
+              <w:rPr>
+                <w:lang w:val="en-US"/>
+              </w:rPr>
+              <w:t>0.6782</w:t>
+            </w:r>
+          </w:p>
+        </w:tc>
+        <w:tc>
+          <w:tcPr>
+            <w:tcW w:w="1018" w:type="dxa"/>
+            <w:tcBorders>
+              <w:top w:val="single" w:sz="4" w:space="0" w:color="AAAAAA"/>
+              <w:left w:val="single" w:sz="4" w:space="0" w:color="AAAAAA"/>
+              <w:bottom w:val="single" w:sz="4" w:space="0" w:color="AAAAAA"/>
+              <w:right w:val="single" w:sz="4" w:space="0" w:color="AAAAAA"/>
+            </w:tcBorders>
+            <w:tcMar>
+              <w:top w:w="80" w:type="dxa"/>
+              <w:left w:w="120" w:type="dxa"/>
+              <w:bottom w:w="80" w:type="dxa"/>
+              <w:right w:w="120" w:type="dxa"/>
+            </w:tcMar>
+            <w:vAlign w:val="center"/>
+          </w:tcPr>
+          <w:p>
+            <w:pPr>
+              <w:spacing w:line="240" w:lineRule="auto"/>
+              <w:ind w:firstLine="0"/>
+            </w:pPr>
+            <w:r>
+              <w:rPr>
+                <w:lang w:val="en-US"/>
+              </w:rPr>
+              <w:t>1.3076</w:t>
+            </w:r>
+          </w:p>
+        </w:tc>
+        <w:tc>
+          <w:tcPr>
+            <w:tcW w:w="1030" w:type="dxa"/>
+            <w:tcBorders>
+              <w:top w:val="single" w:sz="4" w:space="0" w:color="AAAAAA"/>
+              <w:left w:val="single" w:sz="4" w:space="0" w:color="AAAAAA"/>
+              <w:bottom w:val="single" w:sz="4" w:space="0" w:color="AAAAAA"/>
+              <w:right w:val="single" w:sz="4" w:space="0" w:color="AAAAAA"/>
+            </w:tcBorders>
+            <w:tcMar>
+              <w:top w:w="80" w:type="dxa"/>
+              <w:left w:w="120" w:type="dxa"/>
+              <w:bottom w:w="80" w:type="dxa"/>
+              <w:right w:w="120" w:type="dxa"/>
+            </w:tcMar>
+            <w:vAlign w:val="center"/>
+          </w:tcPr>
+          <w:p>
+            <w:pPr>
+              <w:spacing w:line="240" w:lineRule="auto"/>
+              <w:ind w:firstLine="0"/>
+            </w:pPr>
+            <w:r>
+              <w:rPr>
+                <w:lang w:val="en-US"/>
+              </w:rPr>
+              <w:t>1.1481</w:t>
+            </w:r>
+          </w:p>
+        </w:tc>
+      </w:tr>
+    </w:tbl>
+    <w:p>
+      <w:pPr>
+        <w:spacing w:before="120" w:line="360" w:lineRule="auto"/>
+        <w:ind w:firstLine="0"/>
+        <w:rPr>
+          <w:sz w:val="26"/>
+          <w:szCs w:val="26"/>
+          <w:lang w:val="vi-VN"/>
+        </w:rPr>
+      </w:pPr>
+      <w:r>
+        <w:rPr>
+          <w:sz w:val="26"/>
+          <w:szCs w:val="26"/>
+          <w:lang w:val="vi-VN"/>
+        </w:rPr>
+        <w:t>Ghi chú: Cột Train R² ghi — cho Overall vì điểm này được tính bằng trung bình có trọng số từ 3 mô hình riêng lẻ, không huấn luyện trực tiếp trên nhãn Overall.</w:t>
+      </w:r>
+    </w:p>
+    <w:p>
+      <w:pPr>
+        <w:tabs>
+          <w:tab w:val="left" w:pos="567"/>
+        </w:tabs>
+        <w:spacing w:before="120" w:line="360" w:lineRule="auto"/>
+        <w:ind w:firstLine="720"/>
+        <w:rPr>
+          <w:b/>
+          <w:bCs/>
+          <w:sz w:val="26"/>
+          <w:szCs w:val="26"/>
+          <w:lang w:val="vi-VN"/>
+        </w:rPr>
+      </w:pPr>
+      <w:r>
+        <w:rPr>
+          <w:b/>
+          <w:bCs/>
+          <w:sz w:val="26"/>
+          <w:szCs w:val="26"/>
+          <w:lang w:val="en-US"/>
+        </w:rPr>
+        <w:t xml:space="preserve">Phụ lục </w:t>
+      </w:r>
+      <w:r>
+        <w:rPr>
+          <w:b/>
+          <w:bCs/>
+          <w:sz w:val="26"/>
+          <w:szCs w:val="26"/>
+          <w:lang w:val="en-US"/>
+        </w:rPr>
+        <w:t>3</w:t>
+      </w:r>
+      <w:r>
+        <w:rPr>
+          <w:b/>
+          <w:bCs/>
+          <w:sz w:val="26"/>
+          <w:szCs w:val="26"/>
+          <w:lang w:val="vi-VN"/>
+        </w:rPr>
+        <w:t xml:space="preserve"> </w:t>
+      </w:r>
+      <w:r>
+        <w:rPr>
+          <w:b/>
+          <w:bCs/>
+          <w:sz w:val="26"/>
+          <w:szCs w:val="26"/>
+          <w:lang w:val="vi-VN"/>
+        </w:rPr>
+        <w:t>— Hàm Chấm Điểm score_design()</w:t>
+      </w:r>
+    </w:p>
+    <w:p>
+      <w:pPr>
+        <w:spacing w:before="120" w:line="360" w:lineRule="auto"/>
+        <w:ind w:firstLine="0"/>
+        <w:rPr>
+          <w:sz w:val="26"/>
+          <w:szCs w:val="26"/>
+          <w:lang w:val="vi-VN"/>
+        </w:rPr>
+      </w:pPr>
+      <w:r>
+        <w:rPr>
+          <w:sz w:val="26"/>
+          <w:szCs w:val="26"/>
+          <w:lang w:val="vi-VN"/>
+        </w:rPr>
+        <w:t>Xem file đính kèm: 24022956_Nguyen_Hong_Dang.ipynb, mục 10.</w:t>
+      </w:r>
     </w:p>
     <w:p>
       <w:pPr>
@@ -35989,73 +41164,6 @@
           <w:lang w:val="en-US"/>
         </w:rPr>
       </w:pPr>
-      <w:r>
-        <w:rPr>
-          <w:b/>
-          <w:bCs/>
-          <w:sz w:val="26"/>
-          <w:szCs w:val="26"/>
-          <w:lang w:val="en-US"/>
-        </w:rPr>
-        <w:t xml:space="preserve">Phụ lục </w:t>
-      </w:r>
-      <w:r>
-        <w:rPr>
-          <w:b/>
-          <w:bCs/>
-          <w:sz w:val="26"/>
-          <w:szCs w:val="26"/>
-          <w:lang w:val="en-US"/>
-        </w:rPr>
-        <w:t>2</w:t>
-      </w:r>
-    </w:p>
-    <w:p>
-      <w:pPr>
-        <w:spacing w:line="360" w:lineRule="auto"/>
-        <w:ind w:firstLine="720"/>
-        <w:rPr>
-          <w:sz w:val="26"/>
-          <w:szCs w:val="26"/>
-          <w:lang w:val="en-US"/>
-        </w:rPr>
-      </w:pPr>
-    </w:p>
-    <w:p>
-      <w:pPr>
-        <w:tabs>
-          <w:tab w:val="left" w:pos="567"/>
-        </w:tabs>
-        <w:spacing w:line="360" w:lineRule="auto"/>
-        <w:ind w:firstLine="720"/>
-        <w:rPr>
-          <w:b/>
-          <w:bCs/>
-          <w:sz w:val="26"/>
-          <w:szCs w:val="26"/>
-          <w:lang w:val="en-US"/>
-        </w:rPr>
-      </w:pPr>
-      <w:r>
-        <w:rPr>
-          <w:b/>
-          <w:bCs/>
-          <w:sz w:val="26"/>
-          <w:szCs w:val="26"/>
-          <w:lang w:val="en-US"/>
-        </w:rPr>
-        <w:t xml:space="preserve">Phụ lục </w:t>
-      </w:r>
-      <w:r>
-        <w:rPr>
-          <w:b/>
-          <w:bCs/>
-          <w:sz w:val="26"/>
-          <w:szCs w:val="26"/>
-          <w:lang w:val="en-US"/>
-        </w:rPr>
-        <w:t>3</w:t>
-      </w:r>
     </w:p>
     <w:p>
       <w:pPr>

--- a/24022956_NguyenHongDang_ReportMachineLearningforDesign.docx
+++ b/24022956_NguyenHongDang_ReportMachineLearningforDesign.docx
@@ -171,7 +171,7 @@
           <w:noProof/>
         </w:rPr>
         <w:drawing>
-          <wp:inline distT="0" distB="0" distL="0" distR="0" wp14:anchorId="39423D23" wp14:editId="7186E924">
+          <wp:inline distT="0" distB="0" distL="0" distR="0" wp14:anchorId="39423D23" wp14:editId="66C99E3A">
             <wp:extent cx="1201615" cy="1201615"/>
             <wp:effectExtent l="0" t="0" r="0" b="5715"/>
             <wp:docPr id="41098514" name="Picture 1"/>
@@ -22556,7 +22556,7 @@
                 <w:lang w:val="vi-VN"/>
               </w:rPr>
               <w:drawing>
-                <wp:inline distT="0" distB="0" distL="0" distR="0" wp14:anchorId="28301E4C" wp14:editId="055D90C1">
+                <wp:inline distT="0" distB="0" distL="0" distR="0" wp14:anchorId="28301E4C" wp14:editId="0336C253">
                   <wp:extent cx="5645179" cy="1981200"/>
                   <wp:effectExtent l="0" t="0" r="0" b="0"/>
                   <wp:docPr id="4" name="Picture 4"/>
@@ -23530,7 +23530,7 @@
                 <w:lang w:val="en-US"/>
               </w:rPr>
               <w:drawing>
-                <wp:inline distT="0" distB="0" distL="0" distR="0" wp14:anchorId="5F0CF378" wp14:editId="63B3D775">
+                <wp:inline distT="0" distB="0" distL="0" distR="0" wp14:anchorId="5F0CF378" wp14:editId="2513C9F0">
                   <wp:extent cx="5756910" cy="1579880"/>
                   <wp:effectExtent l="0" t="0" r="0" b="1270"/>
                   <wp:docPr id="16" name="Picture 16"/>
@@ -26314,7 +26314,7 @@
               </w:rPr>
               <w:lastRenderedPageBreak/>
               <w:drawing>
-                <wp:inline distT="0" distB="0" distL="0" distR="0" wp14:anchorId="68C71CC9" wp14:editId="5EEA75BE">
+                <wp:inline distT="0" distB="0" distL="0" distR="0" wp14:anchorId="68C71CC9" wp14:editId="0FA76D2B">
                   <wp:extent cx="2771145" cy="6946084"/>
                   <wp:effectExtent l="0" t="0" r="0" b="7620"/>
                   <wp:docPr id="20" name="Picture 20"/>
@@ -34023,7 +34023,7 @@
                 <w:lang w:val="en-US"/>
               </w:rPr>
               <w:drawing>
-                <wp:inline distT="0" distB="0" distL="0" distR="0" wp14:anchorId="06D7EAB3" wp14:editId="78187FC4">
+                <wp:inline distT="0" distB="0" distL="0" distR="0" wp14:anchorId="06D7EAB3" wp14:editId="77A4FDBF">
                   <wp:extent cx="5632397" cy="2563909"/>
                   <wp:effectExtent l="0" t="0" r="6985" b="8255"/>
                   <wp:docPr id="25" name="Picture 25"/>
@@ -34420,7 +34420,7 @@
                 <w:lang w:val="en-US"/>
               </w:rPr>
               <w:drawing>
-                <wp:inline distT="0" distB="0" distL="0" distR="0" wp14:anchorId="0C86B265" wp14:editId="5CBDCAC3">
+                <wp:inline distT="0" distB="0" distL="0" distR="0" wp14:anchorId="0C86B265" wp14:editId="4248A314">
                   <wp:extent cx="5761355" cy="2129790"/>
                   <wp:effectExtent l="0" t="0" r="0" b="3810"/>
                   <wp:docPr id="27" name="Picture 27"/>
@@ -34604,7 +34604,7 @@
               </w:rPr>
               <w:lastRenderedPageBreak/>
               <w:drawing>
-                <wp:inline distT="0" distB="0" distL="0" distR="0" wp14:anchorId="48D5DD7D" wp14:editId="2ED92DC6">
+                <wp:inline distT="0" distB="0" distL="0" distR="0" wp14:anchorId="48D5DD7D" wp14:editId="2046416D">
                   <wp:extent cx="5756275" cy="3716020"/>
                   <wp:effectExtent l="0" t="0" r="0" b="0"/>
                   <wp:docPr id="28" name="Picture 28"/>
@@ -35033,7 +35033,7 @@
                 <w:lang w:val="en-US"/>
               </w:rPr>
               <w:drawing>
-                <wp:inline distT="0" distB="0" distL="0" distR="0" wp14:anchorId="051A996C" wp14:editId="652DF33C">
+                <wp:inline distT="0" distB="0" distL="0" distR="0" wp14:anchorId="051A996C" wp14:editId="619EB302">
                   <wp:extent cx="2445006" cy="3058246"/>
                   <wp:effectExtent l="0" t="0" r="0" b="8890"/>
                   <wp:docPr id="23" name="Picture 23"/>
@@ -35105,7 +35105,7 @@
                 <w:lang w:val="en-US"/>
               </w:rPr>
               <w:drawing>
-                <wp:inline distT="0" distB="0" distL="0" distR="0" wp14:anchorId="46943466" wp14:editId="4D5230FB">
+                <wp:inline distT="0" distB="0" distL="0" distR="0" wp14:anchorId="46943466" wp14:editId="211FF24A">
                   <wp:extent cx="3152649" cy="1784668"/>
                   <wp:effectExtent l="0" t="0" r="0" b="6350"/>
                   <wp:docPr id="24" name="Picture 24"/>
@@ -35970,17 +35970,7 @@
           <w:szCs w:val="26"/>
           <w:lang w:val="vi-VN"/>
         </w:rPr>
-        <w:t xml:space="preserve"> </w:t>
-      </w:r>
-      <w:r>
-        <w:rPr>
-          <w:b/>
-          <w:bCs/>
-          <w:sz w:val="26"/>
-          <w:szCs w:val="26"/>
-          <w:lang w:val="vi-VN"/>
-        </w:rPr>
-        <w:t>— Mã nguồn Notebook</w:t>
+        <w:t xml:space="preserve"> — Mã nguồn Notebook</w:t>
       </w:r>
     </w:p>
     <w:p>
@@ -41117,7 +41107,7 @@
           <w:szCs w:val="26"/>
           <w:lang w:val="vi-VN"/>
         </w:rPr>
-        <w:t xml:space="preserve"> </w:t>
+        <w:t xml:space="preserve"> — </w:t>
       </w:r>
       <w:r>
         <w:rPr>
@@ -41127,13 +41117,16 @@
           <w:szCs w:val="26"/>
           <w:lang w:val="vi-VN"/>
         </w:rPr>
-        <w:t>— Hàm Chấm Điểm score_design()</w:t>
-      </w:r>
-    </w:p>
-    <w:p>
-      <w:pPr>
+        <w:t>Demo Website hệ thống đánh giá thiết kế theo thời gian thực</w:t>
+      </w:r>
+    </w:p>
+    <w:p>
+      <w:pPr>
+        <w:tabs>
+          <w:tab w:val="left" w:pos="567"/>
+        </w:tabs>
         <w:spacing w:before="120" w:line="360" w:lineRule="auto"/>
-        <w:ind w:firstLine="0"/>
+        <w:ind w:firstLine="720"/>
         <w:rPr>
           <w:sz w:val="26"/>
           <w:szCs w:val="26"/>
@@ -41146,7 +41139,7 @@
           <w:szCs w:val="26"/>
           <w:lang w:val="vi-VN"/>
         </w:rPr>
-        <w:t>Xem file đính kèm: 24022956_Nguyen_Hong_Dang.ipynb, mục 10.</w:t>
+        <w:t>Link Website:</w:t>
       </w:r>
     </w:p>
     <w:p>
@@ -41157,6 +41150,34 @@
         <w:spacing w:line="360" w:lineRule="auto"/>
         <w:ind w:firstLine="720"/>
         <w:rPr>
+          <w:sz w:val="26"/>
+          <w:szCs w:val="26"/>
+          <w:lang w:val="vi-VN"/>
+        </w:rPr>
+      </w:pPr>
+    </w:p>
+    <w:p>
+      <w:pPr>
+        <w:tabs>
+          <w:tab w:val="left" w:pos="567"/>
+        </w:tabs>
+        <w:spacing w:line="360" w:lineRule="auto"/>
+        <w:ind w:firstLine="720"/>
+        <w:rPr>
+          <w:sz w:val="26"/>
+          <w:szCs w:val="26"/>
+          <w:lang w:val="vi-VN"/>
+        </w:rPr>
+      </w:pPr>
+    </w:p>
+    <w:p>
+      <w:pPr>
+        <w:tabs>
+          <w:tab w:val="left" w:pos="567"/>
+        </w:tabs>
+        <w:spacing w:line="360" w:lineRule="auto"/>
+        <w:ind w:firstLine="720"/>
+        <w:rPr>
           <w:b/>
           <w:bCs/>
           <w:sz w:val="26"/>
@@ -41164,6 +41185,15 @@
           <w:lang w:val="en-US"/>
         </w:rPr>
       </w:pPr>
+      <w:r>
+        <w:rPr>
+          <w:sz w:val="26"/>
+          <w:szCs w:val="26"/>
+          <w:lang w:val="vi-VN"/>
+        </w:rPr>
+        <w:lastRenderedPageBreak/>
+        <w:t>Demo:</w:t>
+      </w:r>
     </w:p>
     <w:p>
       <w:pPr>
@@ -46662,6 +46692,7 @@
   <w:style w:type="character" w:default="1" w:styleId="DefaultParagraphFont">
     <w:name w:val="Default Paragraph Font"/>
     <w:uiPriority w:val="1"/>
+    <w:semiHidden/>
     <w:unhideWhenUsed/>
   </w:style>
   <w:style w:type="table" w:default="1" w:styleId="TableNormal">
